--- a/대본/3부/06화_Approval_Day.docx
+++ b/대본/3부/06화_Approval_Day.docx
@@ -2,7 +2,7 @@
 <file path=word/document.xml><?xml version="1.0" encoding="utf-8"?>
 <w:document xmlns:w="http://schemas.openxmlformats.org/wordprocessingml/2006/main" xmlns:m="http://schemas.openxmlformats.org/officeDocument/2006/math" xmlns:r="http://schemas.openxmlformats.org/officeDocument/2006/relationships" xmlns:o="urn:schemas-microsoft-com:office:office" xmlns:v="urn:schemas-microsoft-com:vml" xmlns:w10="urn:schemas-microsoft-com:office:word" xmlns:a="http://schemas.openxmlformats.org/drawingml/2006/main" xmlns:pic="http://schemas.openxmlformats.org/drawingml/2006/picture" xmlns:wp="http://schemas.openxmlformats.org/drawingml/2006/wordprocessingDrawing">
   <w:body>
-    <w:bookmarkStart w:id="31" w:name="ship-it-3부-6화"/>
+    <w:bookmarkStart w:id="32" w:name="ship-it-3부-6화"/>
     <w:p>
       <w:pPr>
         <w:pStyle w:val="Heading1"/>
@@ -65,7 +65,7 @@
         <w:t xml:space="preserve"> </w:t>
       </w:r>
       <w:r>
-        <w:t xml:space="preserve">- 규칙: 지문 없음. 전 화 100% 「화자명: 대사」. 1턴 15단어 이내. (FDA 서한·라벨 문구 낭독 2회 예외)</w:t>
+        <w:t xml:space="preserve">- 규칙: 지문 없음. 전 화 100% 「화자명: 대사」. 1턴 15단어 이내 + 긴 턴 10~15회(25~35단어). (FDA 서한·라벨 문구 낭독 2회 예외)</w:t>
       </w:r>
       <w:r>
         <w:t xml:space="preserve"> </w:t>
@@ -352,13 +352,13 @@
         </w:numPr>
       </w:pPr>
       <w:r>
-        <w:t xml:space="preserve">ELENA: Close. Not finished. Every word on the label matters for years.</w:t>
-      </w:r>
-      <w:r>
-        <w:t xml:space="preserve"> </w:t>
-      </w:r>
-      <w:r>
-        <w:t xml:space="preserve">엘레나: 가까워요. 끝난 건 아니고요. 라벨의 모든 단어가 몇 년 동안 중요해요.</w:t>
+        <w:t xml:space="preserve">ELENA: Close. Not finished. Every word on the label matters for years, because once it’s printed, doctors read it, lawyers quote it, and we can only promote what it says.</w:t>
+      </w:r>
+      <w:r>
+        <w:t xml:space="preserve"> </w:t>
+      </w:r>
+      <w:r>
+        <w:t xml:space="preserve">엘레나: 가까워요. 끝난 건 아니고요. 라벨의 모든 단어가 몇 년 동안 중요해요. 한번 인쇄되면 의사들이 읽고, 변호사들이 인용하고, 우리는 거기 쓰인 것만 홍보할 수 있거든요.</w:t>
       </w:r>
     </w:p>
     <w:p>
@@ -488,13 +488,13 @@
         </w:numPr>
       </w:pPr>
       <w:r>
-        <w:t xml:space="preserve">LEO: Eighteen months. Room temperature. I checked it four times.</w:t>
-      </w:r>
-      <w:r>
-        <w:t xml:space="preserve"> </w:t>
-      </w:r>
-      <w:r>
-        <w:t xml:space="preserve">레오: 18개월. 상온. 네 번 확인했어요.</w:t>
+        <w:t xml:space="preserve">LEO: Eighteen months at room temperature. I checked the stability data four times, because if that number is wrong on the label, every clinic storing our syringes is relying on a mistake.</w:t>
+      </w:r>
+      <w:r>
+        <w:t xml:space="preserve"> </w:t>
+      </w:r>
+      <w:r>
+        <w:t xml:space="preserve">레오: 18개월, 상온. 안정성 데이터를 네 번 확인했어요. 라벨의 그 숫자가 틀리면, 우리 주사기를 보관하는 모든 클리닉이 실수에 기대고 있는 거니까요.</w:t>
       </w:r>
     </w:p>
     <w:p>
@@ -705,13 +705,13 @@
         </w:numPr>
       </w:pPr>
       <w:r>
-        <w:t xml:space="preserve">PARK: No. Two point eight is the measured number. Rounding up is a claim.</w:t>
-      </w:r>
-      <w:r>
-        <w:t xml:space="preserve"> </w:t>
-      </w:r>
-      <w:r>
-        <w:t xml:space="preserve">파크: 안 됩니다. 2.8이 측정된 숫자예요. 반올림하는 건 주장이에요.</w:t>
+        <w:t xml:space="preserve">PARK: No. Two point eight is the measured number, and that’s what your study showed. If we round it up to three, that’s no longer a measurement. Rounding up is a claim.</w:t>
+      </w:r>
+      <w:r>
+        <w:t xml:space="preserve"> </w:t>
+      </w:r>
+      <w:r>
+        <w:t xml:space="preserve">파크: 안 됩니다. 2.8이 측정된 숫자이고, 그게 여러분 연구가 보여 준 겁니다. 3으로 반올림하면 더 이상 측정값이 아니에요. 반올림하는 건 주장입니다.</w:t>
       </w:r>
     </w:p>
     <w:p>
@@ -925,13 +925,31 @@
         </w:numPr>
       </w:pPr>
       <w:r>
-        <w:t xml:space="preserve">NOAH: Sorry. Dr. Park, could you clarify the reason for that sentence?</w:t>
-      </w:r>
-      <w:r>
-        <w:t xml:space="preserve"> </w:t>
-      </w:r>
-      <w:r>
-        <w:t xml:space="preserve">노아: 죄송합니다. 파크 박사님, 그 문장의 이유를 설명해 주시겠습니까?</w:t>
+        <w:t xml:space="preserve">NOAH: Sorry. Dr. Park, could you clarify the reason for that sentence? I’m asking because doctors may read it as</w:t>
+      </w:r>
+      <w:r>
+        <w:t xml:space="preserve"> </w:t>
+      </w:r>
+      <w:r>
+        <w:t xml:space="preserve">‘</w:t>
+      </w:r>
+      <w:r>
+        <w:t xml:space="preserve">faster doesn’t matter,</w:t>
+      </w:r>
+      <w:r>
+        <w:t xml:space="preserve">’</w:t>
+      </w:r>
+      <w:r>
+        <w:t xml:space="preserve"> </w:t>
+      </w:r>
+      <w:r>
+        <w:t xml:space="preserve">and I want to understand what you’re concerned about.</w:t>
+      </w:r>
+      <w:r>
+        <w:t xml:space="preserve"> </w:t>
+      </w:r>
+      <w:r>
+        <w:t xml:space="preserve">노아: 죄송합니다. 파크 박사님, 그 문장의 이유를 설명해 주시겠습니까? 의사들이 그걸 ’빠른 건 중요하지 않다’로 읽을 수 있어서 여쭙는 겁니다. 어떤 점을 우려하시는지 이해하고 싶습니다.</w:t>
       </w:r>
     </w:p>
     <w:p>
@@ -1102,13 +1120,13 @@
         </w:numPr>
       </w:pPr>
       <w:r>
-        <w:t xml:space="preserve">ELENA: It might help. Doctors trust labels that admit limits. Rachel said so.</w:t>
-      </w:r>
-      <w:r>
-        <w:t xml:space="preserve"> </w:t>
-      </w:r>
-      <w:r>
-        <w:t xml:space="preserve">엘레나: 도움이 될지도 몰라요. 의사들은 한계를 인정하는 라벨을 믿어요. 레이첼이 그랬어요.</w:t>
+        <w:t xml:space="preserve">ELENA: It might help, actually. Doctors trust labels that admit limits, because it tells them we aren’t hiding anything. Rachel said so. An honest limitation makes our real number more believable.</w:t>
+      </w:r>
+      <w:r>
+        <w:t xml:space="preserve"> </w:t>
+      </w:r>
+      <w:r>
+        <w:t xml:space="preserve">엘레나: 오히려 도움이 될지도 몰라요. 의사들은 한계를 인정하는 라벨을 믿어요. 우리가 아무것도 숨기지 않는다는 뜻이니까요. 레이첼이 그랬어요. 정직한 한계 문구가 우리의 진짜 숫자를 더 믿을 만하게 만들어 줘요.</w:t>
       </w:r>
     </w:p>
     <w:p>
@@ -1432,13 +1450,13 @@
         </w:numPr>
       </w:pPr>
       <w:r>
-        <w:t xml:space="preserve">GRACE: Approval usually comes with conditions. Studies after launch. Five years, probably.</w:t>
-      </w:r>
-      <w:r>
-        <w:t xml:space="preserve"> </w:t>
-      </w:r>
-      <w:r>
-        <w:t xml:space="preserve">그레이스: 승인엔 보통 조건이 붙어요. 출시 후 연구. 아마 5년.</w:t>
+        <w:t xml:space="preserve">GRACE: Approval usually comes with conditions. The most common one is a study after launch, probably for five years, so the FDA can keep watching how the product performs once it’s widely used.</w:t>
+      </w:r>
+      <w:r>
+        <w:t xml:space="preserve"> </w:t>
+      </w:r>
+      <w:r>
+        <w:t xml:space="preserve">그레이스: 승인엔 보통 조건이 붙어요. 가장 흔한 게 출시 후 연구예요. 아마 5년쯤. 제품이 널리 쓰이기 시작한 뒤 어떻게 작동하는지 FDA가 계속 지켜볼 수 있도록요.</w:t>
       </w:r>
     </w:p>
     <w:p>
@@ -1924,13 +1942,13 @@
         </w:numPr>
       </w:pPr>
       <w:r>
-        <w:t xml:space="preserve">ELENA: Indications for use. If it’s not on the label, we can’t promote it.</w:t>
-      </w:r>
-      <w:r>
-        <w:t xml:space="preserve"> </w:t>
-      </w:r>
-      <w:r>
-        <w:t xml:space="preserve">엘레나: 사용 적응증이요. 라벨에 없으면 홍보할 수 없어요.</w:t>
+        <w:t xml:space="preserve">ELENA: Those are the indications for use. If it’s not on the label, we can’t promote it, even if doctors ask us. That would be off-label promotion, and the penalties are serious.</w:t>
+      </w:r>
+      <w:r>
+        <w:t xml:space="preserve"> </w:t>
+      </w:r>
+      <w:r>
+        <w:t xml:space="preserve">엘레나: 그게 사용 적응증이에요. 라벨에 없으면 홍보할 수 없어요. 의사들이 물어봐도요. 그건 적응증 외 홍보가 되고, 처벌이 아주 무거워요.</w:t>
       </w:r>
     </w:p>
     <w:p>
@@ -2140,13 +2158,13 @@
         </w:numPr>
       </w:pPr>
       <w:r>
-        <w:t xml:space="preserve">NOAH: You built the bridge you could finish, Dad. We did too.</w:t>
-      </w:r>
-      <w:r>
-        <w:t xml:space="preserve"> </w:t>
-      </w:r>
-      <w:r>
-        <w:t xml:space="preserve">노아: 아빠가 끝낼 수 있는 다리를 지었던 것처럼, 우리도 지었어요.</w:t>
+        <w:t xml:space="preserve">NOAH: You built the bridge you could finish, Dad. That’s what I kept thinking about. We didn’t promise everything. We built something smaller and honest, and we finished it too.</w:t>
+      </w:r>
+      <w:r>
+        <w:t xml:space="preserve"> </w:t>
+      </w:r>
+      <w:r>
+        <w:t xml:space="preserve">노아: 아빠는 끝낼 수 있는 다리를 지었죠. 계속 그 생각을 했어요. 우린 전부를 약속하지 않았어요. 더 작고 정직한 걸 지었고, 우리도 끝까지 해냈어요.</w:t>
       </w:r>
     </w:p>
     <w:p>
@@ -2293,13 +2311,13 @@
         </w:numPr>
       </w:pPr>
       <w:r>
-        <w:t xml:space="preserve">HANNAH: I noticed. The covenant is satisfied. No penalty. Well done.</w:t>
-      </w:r>
-      <w:r>
-        <w:t xml:space="preserve"> </w:t>
-      </w:r>
-      <w:r>
-        <w:t xml:space="preserve">해나: 알아요. 약정 충족. 벌칙 없음. 잘했어요.</w:t>
+        <w:t xml:space="preserve">HANNAH: I noticed. The approval came well before the March deadline, so the covenant is satisfied and there’s no penalty. Honestly, very few companies beat these deadlines. Well done.</w:t>
+      </w:r>
+      <w:r>
+        <w:t xml:space="preserve"> </w:t>
+      </w:r>
+      <w:r>
+        <w:t xml:space="preserve">해나: 알아요. 승인이 3월 기한보다 훨씬 일찍 나와서 약정은 충족됐고 벌칙도 없어요. 솔직히 이런 기한을 앞당기는 회사는 거의 없어요. 잘했어요.</w:t>
       </w:r>
     </w:p>
     <w:p>
@@ -2344,13 +2362,13 @@
         </w:numPr>
       </w:pPr>
       <w:r>
-        <w:t xml:space="preserve">DIANE: Clean meaning no surprises. In my world, that’s the best possible word.</w:t>
-      </w:r>
-      <w:r>
-        <w:t xml:space="preserve"> </w:t>
-      </w:r>
-      <w:r>
-        <w:t xml:space="preserve">다이앤: 깔끔하다는 건 놀랄 게 없다는 뜻이에요. 내 세계에선 최고의 단어죠.</w:t>
+        <w:t xml:space="preserve">DIANE: Clean meaning no surprises. Every condition is written clearly, the training language matches our policy, and there’s nothing hidden that could hurt us later. In my world, that’s the best possible word.</w:t>
+      </w:r>
+      <w:r>
+        <w:t xml:space="preserve"> </w:t>
+      </w:r>
+      <w:r>
+        <w:t xml:space="preserve">다이앤: 깔끔하다는 건 놀랄 게 없다는 뜻이에요. 모든 조건이 명확하게 쓰여 있고, 교육 문구가 우리 정책과 일치하고, 나중에 우리를 해칠 만한 숨은 내용이 없어요. 내 세계에선 그게 최고의 단어죠.</w:t>
       </w:r>
     </w:p>
     <w:p>
@@ -2587,13 +2605,13 @@
         </w:numPr>
       </w:pPr>
       <w:r>
-        <w:t xml:space="preserve">NOAH: Okay. Short. Four years ago, a napkin. Today, a label. Boring and true.</w:t>
-      </w:r>
-      <w:r>
-        <w:t xml:space="preserve"> </w:t>
-      </w:r>
-      <w:r>
-        <w:t xml:space="preserve">노아: 좋아요. 짧게. 4년 전엔 냅킨. 오늘은 라벨. 지루하고 진실한.</w:t>
+        <w:t xml:space="preserve">NOAH: Okay. Short. Four years ago, a napkin in an emergency room. Today, a label with every word checked. Boring and true. Here’s the thing. Boring and true is exactly what we wanted.</w:t>
+      </w:r>
+      <w:r>
+        <w:t xml:space="preserve"> </w:t>
+      </w:r>
+      <w:r>
+        <w:t xml:space="preserve">노아: 좋아요. 짧게. 4년 전엔 응급실의 냅킨 한 장. 오늘은 단어 하나하나 확인된 라벨. 지루하고 진실한. 중요한 건 이거예요. 지루하고 진실한 것, 그게 바로 우리가 원했던 거예요.</w:t>
       </w:r>
     </w:p>
     <w:p>
@@ -2757,13 +2775,13 @@
         </w:numPr>
       </w:pPr>
       <w:r>
-        <w:t xml:space="preserve">ZOE: It’s beautifully boring. Honest. Precise. Every sentence protected.</w:t>
-      </w:r>
-      <w:r>
-        <w:t xml:space="preserve"> </w:t>
-      </w:r>
-      <w:r>
-        <w:t xml:space="preserve">조이: 아름답게 지루해요. 정직하고, 정확하고, 문장마다 보호돼 있어요.</w:t>
+        <w:t xml:space="preserve">ZOE: It’s beautifully boring. Honest. Precise. Every sentence protected. I’ve worked with labels that were full of promises, and they all caused trouble later. Yours gives me something real to build on.</w:t>
+      </w:r>
+      <w:r>
+        <w:t xml:space="preserve"> </w:t>
+      </w:r>
+      <w:r>
+        <w:t xml:space="preserve">조이: 아름답게 지루해요. 정직하고, 정확하고, 문장마다 보호돼 있어요. 약속으로 가득한 라벨들을 다뤄 봤는데, 다 나중에 문제가 됐어요. 이 라벨은 제가 쌓아 올릴 진짜 토대를 줘요.</w:t>
       </w:r>
     </w:p>
     <w:p>
@@ -2809,7 +2827,7 @@
     </w:p>
     <w:bookmarkEnd w:id="25"/>
     <w:bookmarkEnd w:id="26"/>
-    <w:bookmarkStart w:id="30" w:name="학습-부록"/>
+    <w:bookmarkStart w:id="31" w:name="학습-부록"/>
     <w:p>
       <w:pPr>
         <w:pStyle w:val="Heading2"/>
@@ -3708,8 +3726,331 @@
       </w:r>
     </w:p>
     <w:bookmarkEnd w:id="29"/>
+    <w:bookmarkStart w:id="30" w:name="긴-발화-분석"/>
+    <w:p>
+      <w:pPr>
+        <w:pStyle w:val="Heading3"/>
+      </w:pPr>
+      <w:r>
+        <w:t xml:space="preserve">④ 긴 발화 분석</w:t>
+      </w:r>
+    </w:p>
+    <w:p>
+      <w:pPr>
+        <w:pStyle w:val="BlockText"/>
+      </w:pPr>
+      <w:r>
+        <w:rPr>
+          <w:bCs/>
+          <w:b/>
+        </w:rPr>
+        <w:t xml:space="preserve">22턴 PARK:</w:t>
+      </w:r>
+      <w:r>
+        <w:t xml:space="preserve"> </w:t>
+      </w:r>
+      <w:r>
+        <w:t xml:space="preserve">“</w:t>
+      </w:r>
+      <w:r>
+        <w:t xml:space="preserve">No. Two point eight is the measured number, and that’s what your study showed. If we round it up to three, that’s no longer a measurement. Rounding up is a claim.</w:t>
+      </w:r>
+      <w:r>
+        <w:t xml:space="preserve">”</w:t>
+      </w:r>
+    </w:p>
+    <w:tbl>
+      <w:tblPr>
+        <w:tblStyle w:val="Table"/>
+        <w:tblW w:type="pct" w:w="5000"/>
+        <w:tblLook w:firstRow="1" w:lastRow="0" w:firstColumn="0" w:lastColumn="0" w:noHBand="0" w:noVBand="0" w:val="0020"/>
+        <w:jc w:val="start"/>
+      </w:tblPr>
+      <w:tblGrid>
+        <w:gridCol w:w="2640"/>
+        <w:gridCol w:w="2640"/>
+        <w:gridCol w:w="2640"/>
+      </w:tblGrid>
+      <w:tr>
+        <w:trPr>
+          <w:tblHeader w:val="true"/>
+        </w:trPr>
+        <w:tc>
+          <w:tcPr/>
+          <w:p>
+            <w:pPr>
+              <w:pStyle w:val="Compact"/>
+              <w:jc w:val="left"/>
+            </w:pPr>
+            <w:r>
+              <w:t xml:space="preserve">구조</w:t>
+            </w:r>
+          </w:p>
+        </w:tc>
+        <w:tc>
+          <w:tcPr/>
+          <w:p>
+            <w:pPr>
+              <w:pStyle w:val="Compact"/>
+              <w:jc w:val="left"/>
+            </w:pPr>
+            <w:r>
+              <w:t xml:space="preserve">영어</w:t>
+            </w:r>
+          </w:p>
+        </w:tc>
+        <w:tc>
+          <w:tcPr/>
+          <w:p>
+            <w:pPr>
+              <w:pStyle w:val="Compact"/>
+              <w:jc w:val="left"/>
+            </w:pPr>
+            <w:r>
+              <w:t xml:space="preserve">기능</w:t>
+            </w:r>
+          </w:p>
+        </w:tc>
+      </w:tr>
+      <w:tr>
+        <w:tc>
+          <w:tcPr/>
+          <w:p>
+            <w:pPr>
+              <w:pStyle w:val="Compact"/>
+              <w:jc w:val="left"/>
+            </w:pPr>
+            <w:r>
+              <w:t xml:space="preserve">① 결론(거절)</w:t>
+            </w:r>
+          </w:p>
+        </w:tc>
+        <w:tc>
+          <w:tcPr/>
+          <w:p>
+            <w:pPr>
+              <w:pStyle w:val="Compact"/>
+              <w:jc w:val="left"/>
+            </w:pPr>
+            <w:r>
+              <w:t xml:space="preserve">No.</w:t>
+            </w:r>
+          </w:p>
+        </w:tc>
+        <w:tc>
+          <w:tcPr/>
+          <w:p>
+            <w:pPr>
+              <w:pStyle w:val="Compact"/>
+              <w:jc w:val="left"/>
+            </w:pPr>
+            <w:r>
+              <w:t xml:space="preserve">협상에서 받아들일 수 없는 요청에 먼저 분명하게 답</w:t>
+            </w:r>
+          </w:p>
+        </w:tc>
+      </w:tr>
+      <w:tr>
+        <w:tc>
+          <w:tcPr/>
+          <w:p>
+            <w:pPr>
+              <w:pStyle w:val="Compact"/>
+              <w:jc w:val="left"/>
+            </w:pPr>
+            <w:r>
+              <w:t xml:space="preserve">② 근거(사실)</w:t>
+            </w:r>
+          </w:p>
+        </w:tc>
+        <w:tc>
+          <w:tcPr/>
+          <w:p>
+            <w:pPr>
+              <w:pStyle w:val="Compact"/>
+              <w:jc w:val="left"/>
+            </w:pPr>
+            <w:r>
+              <w:t xml:space="preserve">Two point eight is the measured number, and that’s what your study showed.</w:t>
+            </w:r>
+          </w:p>
+        </w:tc>
+        <w:tc>
+          <w:tcPr/>
+          <w:p>
+            <w:pPr>
+              <w:pStyle w:val="Compact"/>
+              <w:jc w:val="left"/>
+            </w:pPr>
+            <w:r>
+              <w:t xml:space="preserve">상대의 데이터를 근거로 들어 반박의 여지를 줄임</w:t>
+            </w:r>
+          </w:p>
+        </w:tc>
+      </w:tr>
+      <w:tr>
+        <w:tc>
+          <w:tcPr/>
+          <w:p>
+            <w:pPr>
+              <w:pStyle w:val="Compact"/>
+              <w:jc w:val="left"/>
+            </w:pPr>
+            <w:r>
+              <w:t xml:space="preserve">③ 결과(조건)</w:t>
+            </w:r>
+          </w:p>
+        </w:tc>
+        <w:tc>
+          <w:tcPr/>
+          <w:p>
+            <w:pPr>
+              <w:pStyle w:val="Compact"/>
+              <w:jc w:val="left"/>
+            </w:pPr>
+            <w:r>
+              <w:t xml:space="preserve">If we round it up to three, that’s no longer a measurement.</w:t>
+            </w:r>
+          </w:p>
+        </w:tc>
+        <w:tc>
+          <w:tcPr/>
+          <w:p>
+            <w:pPr>
+              <w:pStyle w:val="Compact"/>
+              <w:jc w:val="left"/>
+            </w:pPr>
+            <w:r>
+              <w:t xml:space="preserve">if절로 요청을 받아들였을 때 생기는 문제를 보여 줌</w:t>
+            </w:r>
+          </w:p>
+        </w:tc>
+      </w:tr>
+      <w:tr>
+        <w:tc>
+          <w:tcPr/>
+          <w:p>
+            <w:pPr>
+              <w:pStyle w:val="Compact"/>
+              <w:jc w:val="left"/>
+            </w:pPr>
+            <w:r>
+              <w:t xml:space="preserve">④ 원칙(한 줄 요약)</w:t>
+            </w:r>
+          </w:p>
+        </w:tc>
+        <w:tc>
+          <w:tcPr/>
+          <w:p>
+            <w:pPr>
+              <w:pStyle w:val="Compact"/>
+              <w:jc w:val="left"/>
+            </w:pPr>
+            <w:r>
+              <w:t xml:space="preserve">Rounding up is a claim.</w:t>
+            </w:r>
+          </w:p>
+        </w:tc>
+        <w:tc>
+          <w:tcPr/>
+          <w:p>
+            <w:pPr>
+              <w:pStyle w:val="Compact"/>
+              <w:jc w:val="left"/>
+            </w:pPr>
+            <w:r>
+              <w:t xml:space="preserve">판단 기준을 짧은 문장으로 남김</w:t>
+            </w:r>
+          </w:p>
+        </w:tc>
+      </w:tr>
+    </w:tbl>
+    <w:p>
+      <w:pPr>
+        <w:pStyle w:val="BodyText"/>
+      </w:pPr>
+      <w:r>
+        <w:rPr>
+          <w:bCs/>
+          <w:b/>
+        </w:rPr>
+        <w:t xml:space="preserve">활용 패턴:</w:t>
+      </w:r>
+      <w:r>
+        <w:t xml:space="preserve"> </w:t>
+      </w:r>
+      <w:r>
+        <w:t xml:space="preserve">짧은 거절 → 사실 근거 →</w:t>
+      </w:r>
+      <w:r>
+        <w:t xml:space="preserve"> </w:t>
+      </w:r>
+      <w:r>
+        <w:t xml:space="preserve">“</w:t>
+      </w:r>
+      <w:r>
+        <w:t xml:space="preserve">If we…, that’s no longer…</w:t>
+      </w:r>
+      <w:r>
+        <w:t xml:space="preserve">”</w:t>
+      </w:r>
+      <w:r>
+        <w:t xml:space="preserve"> </w:t>
+      </w:r>
+      <w:r>
+        <w:t xml:space="preserve">→ 원칙 한 줄</w:t>
+      </w:r>
+      <w:r>
+        <w:t xml:space="preserve"> </w:t>
+      </w:r>
+      <w:r>
+        <w:rPr>
+          <w:bCs/>
+          <w:b/>
+        </w:rPr>
+        <w:t xml:space="preserve">연결 표현:</w:t>
+      </w:r>
+      <w:r>
+        <w:t xml:space="preserve"> </w:t>
+      </w:r>
+      <w:r>
+        <w:t xml:space="preserve">and that’s what…(그게 바로 ~한 것) · If we…(만약 우리가 ~하면) · no longer(더 이상 ~가 아닌)</w:t>
+      </w:r>
+      <w:r>
+        <w:t xml:space="preserve"> </w:t>
+      </w:r>
+      <w:r>
+        <w:rPr>
+          <w:bCs/>
+          <w:b/>
+        </w:rPr>
+        <w:t xml:space="preserve">연습:</w:t>
+      </w:r>
+      <w:r>
+        <w:t xml:space="preserve"> </w:t>
+      </w:r>
+      <w:r>
+        <w:t xml:space="preserve">보고서 수치를</w:t>
+      </w:r>
+      <w:r>
+        <w:t xml:space="preserve"> </w:t>
+      </w:r>
+      <w:r>
+        <w:t xml:space="preserve">“</w:t>
+      </w:r>
+      <w:r>
+        <w:t xml:space="preserve">약 30%</w:t>
+      </w:r>
+      <w:r>
+        <w:t xml:space="preserve">”</w:t>
+      </w:r>
+      <w:r>
+        <w:t xml:space="preserve">로 바꾸자는 동료에게 같은 구조로 30단어 안팎으로 거절해 보기.</w:t>
+      </w:r>
+    </w:p>
     <w:bookmarkEnd w:id="30"/>
     <w:bookmarkEnd w:id="31"/>
+    <w:bookmarkEnd w:id="32"/>
     <w:sectPr/>
   </w:body>
 </w:document>

--- a/대본/3부/06화_Approval_Day.docx
+++ b/대본/3부/06화_Approval_Day.docx
@@ -2,7 +2,7 @@
 <file path=word/document.xml><?xml version="1.0" encoding="utf-8"?>
 <w:document xmlns:w="http://schemas.openxmlformats.org/wordprocessingml/2006/main" xmlns:m="http://schemas.openxmlformats.org/officeDocument/2006/math" xmlns:r="http://schemas.openxmlformats.org/officeDocument/2006/relationships" xmlns:o="urn:schemas-microsoft-com:office:office" xmlns:v="urn:schemas-microsoft-com:vml" xmlns:w10="urn:schemas-microsoft-com:office:word" xmlns:a="http://schemas.openxmlformats.org/drawingml/2006/main" xmlns:pic="http://schemas.openxmlformats.org/drawingml/2006/picture" xmlns:wp="http://schemas.openxmlformats.org/drawingml/2006/wordprocessingDrawing">
   <w:body>
-    <w:bookmarkStart w:id="32" w:name="ship-it-3부-6화"/>
+    <w:bookmarkStart w:id="38" w:name="ship-it-3부-6화"/>
     <w:p>
       <w:pPr>
         <w:pStyle w:val="Heading1"/>
@@ -278,257 +278,122 @@
     </w:p>
     <w:p>
       <w:pPr>
-        <w:numPr>
-          <w:ilvl w:val="0"/>
-          <w:numId w:val="1001"/>
-        </w:numPr>
+        <w:pStyle w:val="FirstParagraph"/>
       </w:pPr>
       <w:r>
         <w:t xml:space="preserve">GRACE: Dr. Park is joining in two minutes. Final labeling discussion.</w:t>
       </w:r>
-      <w:r>
-        <w:t xml:space="preserve"> </w:t>
-      </w:r>
-      <w:r>
-        <w:t xml:space="preserve">그레이스: 파크 박사가 2분 뒤에 들어와요. 최종 라벨링 논의.</w:t>
-      </w:r>
-    </w:p>
-    <w:p>
-      <w:pPr>
-        <w:numPr>
-          <w:ilvl w:val="0"/>
-          <w:numId w:val="1001"/>
-        </w:numPr>
+    </w:p>
+    <w:p>
+      <w:pPr>
+        <w:pStyle w:val="BodyText"/>
       </w:pPr>
       <w:r>
         <w:t xml:space="preserve">NOAH: Is this good news? A labeling call?</w:t>
       </w:r>
-      <w:r>
-        <w:t xml:space="preserve"> </w:t>
-      </w:r>
-      <w:r>
-        <w:t xml:space="preserve">노아: 이거 좋은 소식이에요? 라벨링 통화가?</w:t>
-      </w:r>
-    </w:p>
-    <w:p>
-      <w:pPr>
-        <w:numPr>
-          <w:ilvl w:val="0"/>
-          <w:numId w:val="1001"/>
-        </w:numPr>
+    </w:p>
+    <w:p>
+      <w:pPr>
+        <w:pStyle w:val="BodyText"/>
       </w:pPr>
       <w:r>
         <w:t xml:space="preserve">ELENA: It’s very good news. They only negotiate labels when approval is close.</w:t>
       </w:r>
-      <w:r>
-        <w:t xml:space="preserve"> </w:t>
-      </w:r>
-      <w:r>
-        <w:t xml:space="preserve">엘레나: 아주 좋은 소식이에요. 승인이 가까울 때만 라벨을 협상하거든요.</w:t>
-      </w:r>
-    </w:p>
-    <w:p>
-      <w:pPr>
-        <w:numPr>
-          <w:ilvl w:val="0"/>
-          <w:numId w:val="1001"/>
-        </w:numPr>
+    </w:p>
+    <w:p>
+      <w:pPr>
+        <w:pStyle w:val="BodyText"/>
       </w:pPr>
       <w:r>
         <w:t xml:space="preserve">MARCUS: So we’re close.</w:t>
       </w:r>
-      <w:r>
-        <w:t xml:space="preserve"> </w:t>
-      </w:r>
-      <w:r>
-        <w:t xml:space="preserve">마커스: 그러니까 가까워졌다는 거네.</w:t>
-      </w:r>
-    </w:p>
-    <w:p>
-      <w:pPr>
-        <w:numPr>
-          <w:ilvl w:val="0"/>
-          <w:numId w:val="1001"/>
-        </w:numPr>
+    </w:p>
+    <w:p>
+      <w:pPr>
+        <w:pStyle w:val="BodyText"/>
       </w:pPr>
       <w:r>
         <w:t xml:space="preserve">ELENA: Close. Not finished. Every word on the label matters for years, because once it’s printed, doctors read it, lawyers quote it, and we can only promote what it says.</w:t>
       </w:r>
-      <w:r>
-        <w:t xml:space="preserve"> </w:t>
-      </w:r>
-      <w:r>
-        <w:t xml:space="preserve">엘레나: 가까워요. 끝난 건 아니고요. 라벨의 모든 단어가 몇 년 동안 중요해요. 한번 인쇄되면 의사들이 읽고, 변호사들이 인용하고, 우리는 거기 쓰인 것만 홍보할 수 있거든요.</w:t>
-      </w:r>
-    </w:p>
-    <w:p>
-      <w:pPr>
-        <w:numPr>
-          <w:ilvl w:val="0"/>
-          <w:numId w:val="1001"/>
-        </w:numPr>
+    </w:p>
+    <w:p>
+      <w:pPr>
+        <w:pStyle w:val="BodyText"/>
       </w:pPr>
       <w:r>
         <w:t xml:space="preserve">PRIYA: What do they want to change?</w:t>
       </w:r>
-      <w:r>
-        <w:t xml:space="preserve"> </w:t>
-      </w:r>
-      <w:r>
-        <w:t xml:space="preserve">프리야: 뭘 바꾸고 싶어 해요?</w:t>
-      </w:r>
-    </w:p>
-    <w:p>
-      <w:pPr>
-        <w:numPr>
-          <w:ilvl w:val="0"/>
-          <w:numId w:val="1001"/>
-        </w:numPr>
+    </w:p>
+    <w:p>
+      <w:pPr>
+        <w:pStyle w:val="BodyText"/>
       </w:pPr>
       <w:r>
         <w:t xml:space="preserve">GRACE: The dissolution sentence. And one new sentence they want to add.</w:t>
       </w:r>
-      <w:r>
-        <w:t xml:space="preserve"> </w:t>
-      </w:r>
-      <w:r>
-        <w:t xml:space="preserve">그레이스: 용해 문장이요. 그리고 추가하고 싶은 새 문장 하나.</w:t>
-      </w:r>
-    </w:p>
-    <w:p>
-      <w:pPr>
-        <w:numPr>
-          <w:ilvl w:val="0"/>
-          <w:numId w:val="1001"/>
-        </w:numPr>
+    </w:p>
+    <w:p>
+      <w:pPr>
+        <w:pStyle w:val="BodyText"/>
       </w:pPr>
       <w:r>
         <w:t xml:space="preserve">NOAH: Add? What sentence?</w:t>
       </w:r>
-      <w:r>
-        <w:t xml:space="preserve"> </w:t>
-      </w:r>
-      <w:r>
-        <w:t xml:space="preserve">노아: 추가요? 무슨 문장이요?</w:t>
-      </w:r>
-    </w:p>
-    <w:p>
-      <w:pPr>
-        <w:numPr>
-          <w:ilvl w:val="0"/>
-          <w:numId w:val="1001"/>
-        </w:numPr>
+    </w:p>
+    <w:p>
+      <w:pPr>
+        <w:pStyle w:val="BodyText"/>
       </w:pPr>
       <w:r>
         <w:t xml:space="preserve">GRACE: We’ll find out. Remember, Noah. You’re allowed to talk today. Carefully.</w:t>
       </w:r>
-      <w:r>
-        <w:t xml:space="preserve"> </w:t>
-      </w:r>
-      <w:r>
-        <w:t xml:space="preserve">그레이스: 곧 알게 돼요. 기억해요, 노아. 오늘은 말해도 돼요. 조심스럽게.</w:t>
-      </w:r>
-    </w:p>
-    <w:p>
-      <w:pPr>
-        <w:numPr>
-          <w:ilvl w:val="0"/>
-          <w:numId w:val="1001"/>
-        </w:numPr>
+    </w:p>
+    <w:p>
+      <w:pPr>
+        <w:pStyle w:val="BodyText"/>
       </w:pPr>
       <w:r>
         <w:t xml:space="preserve">NOAH: The statue retires. The careful CEO begins.</w:t>
       </w:r>
-      <w:r>
-        <w:t xml:space="preserve"> </w:t>
-      </w:r>
-      <w:r>
-        <w:t xml:space="preserve">노아: 동상은 은퇴. 신중한 CEO가 시작합니다.</w:t>
-      </w:r>
-    </w:p>
-    <w:p>
-      <w:pPr>
-        <w:numPr>
-          <w:ilvl w:val="0"/>
-          <w:numId w:val="1001"/>
-        </w:numPr>
+    </w:p>
+    <w:p>
+      <w:pPr>
+        <w:pStyle w:val="BodyText"/>
       </w:pPr>
       <w:r>
         <w:t xml:space="preserve">LEO: Should I be here? I’m the quality guy.</w:t>
       </w:r>
-      <w:r>
-        <w:t xml:space="preserve"> </w:t>
-      </w:r>
-      <w:r>
-        <w:t xml:space="preserve">레오: 저 여기 있어도 돼요? 전 품질 담당인데.</w:t>
-      </w:r>
-    </w:p>
-    <w:p>
-      <w:pPr>
-        <w:numPr>
-          <w:ilvl w:val="0"/>
-          <w:numId w:val="1001"/>
-        </w:numPr>
+    </w:p>
+    <w:p>
+      <w:pPr>
+        <w:pStyle w:val="BodyText"/>
       </w:pPr>
       <w:r>
         <w:t xml:space="preserve">ELENA: Yes. The label includes storage and shelf life. Your numbers.</w:t>
       </w:r>
-      <w:r>
-        <w:t xml:space="preserve"> </w:t>
-      </w:r>
-      <w:r>
-        <w:t xml:space="preserve">엘레나: 네. 라벨엔 보관과 유통기한이 들어가요. 당신 숫자예요.</w:t>
-      </w:r>
-    </w:p>
-    <w:p>
-      <w:pPr>
-        <w:numPr>
-          <w:ilvl w:val="0"/>
-          <w:numId w:val="1001"/>
-        </w:numPr>
+    </w:p>
+    <w:p>
+      <w:pPr>
+        <w:pStyle w:val="BodyText"/>
       </w:pPr>
       <w:r>
         <w:t xml:space="preserve">LEO: Eighteen months at room temperature. I checked the stability data four times, because if that number is wrong on the label, every clinic storing our syringes is relying on a mistake.</w:t>
       </w:r>
-      <w:r>
-        <w:t xml:space="preserve"> </w:t>
-      </w:r>
-      <w:r>
-        <w:t xml:space="preserve">레오: 18개월, 상온. 안정성 데이터를 네 번 확인했어요. 라벨의 그 숫자가 틀리면, 우리 주사기를 보관하는 모든 클리닉이 실수에 기대고 있는 거니까요.</w:t>
-      </w:r>
-    </w:p>
-    <w:p>
-      <w:pPr>
-        <w:numPr>
-          <w:ilvl w:val="0"/>
-          <w:numId w:val="1001"/>
-        </w:numPr>
+    </w:p>
+    <w:p>
+      <w:pPr>
+        <w:pStyle w:val="BodyText"/>
       </w:pPr>
       <w:r>
         <w:t xml:space="preserve">MARCUS: Only four?</w:t>
       </w:r>
-      <w:r>
-        <w:t xml:space="preserve"> </w:t>
-      </w:r>
-      <w:r>
-        <w:t xml:space="preserve">마커스: 겨우 네 번?</w:t>
-      </w:r>
-    </w:p>
-    <w:p>
-      <w:pPr>
-        <w:numPr>
-          <w:ilvl w:val="0"/>
-          <w:numId w:val="1001"/>
-        </w:numPr>
+    </w:p>
+    <w:p>
+      <w:pPr>
+        <w:pStyle w:val="BodyText"/>
       </w:pPr>
       <w:r>
         <w:t xml:space="preserve">LEO: Five, if you count last night. In my dreams.</w:t>
-      </w:r>
-      <w:r>
-        <w:t xml:space="preserve"> </w:t>
-      </w:r>
-      <w:r>
-        <w:t xml:space="preserve">레오: 어젯밤 꿈까지 치면 다섯 번이요.</w:t>
       </w:r>
     </w:p>
     <w:bookmarkEnd w:id="21"/>
@@ -543,61 +408,31 @@
     </w:p>
     <w:p>
       <w:pPr>
-        <w:numPr>
-          <w:ilvl w:val="0"/>
-          <w:numId w:val="1002"/>
-        </w:numPr>
+        <w:pStyle w:val="FirstParagraph"/>
       </w:pPr>
       <w:r>
         <w:t xml:space="preserve">PARK: Good morning, Veyra. We’re close to a decision. Labeling first.</w:t>
       </w:r>
-      <w:r>
-        <w:t xml:space="preserve"> </w:t>
-      </w:r>
-      <w:r>
-        <w:t xml:space="preserve">파크: 안녕하세요, Veyra. 결정이 가까워졌습니다. 라벨링부터 하죠.</w:t>
-      </w:r>
-    </w:p>
-    <w:p>
-      <w:pPr>
-        <w:numPr>
-          <w:ilvl w:val="0"/>
-          <w:numId w:val="1002"/>
-        </w:numPr>
+    </w:p>
+    <w:p>
+      <w:pPr>
+        <w:pStyle w:val="BodyText"/>
       </w:pPr>
       <w:r>
         <w:t xml:space="preserve">ELENA: Thank you, Dr. Park. We received your proposed changes.</w:t>
       </w:r>
-      <w:r>
-        <w:t xml:space="preserve"> </w:t>
-      </w:r>
-      <w:r>
-        <w:t xml:space="preserve">엘레나: 감사합니다, 파크 박사님. 제안하신 수정안 받았습니다.</w:t>
-      </w:r>
-    </w:p>
-    <w:p>
-      <w:pPr>
-        <w:numPr>
-          <w:ilvl w:val="0"/>
-          <w:numId w:val="1002"/>
-        </w:numPr>
+    </w:p>
+    <w:p>
+      <w:pPr>
+        <w:pStyle w:val="BodyText"/>
       </w:pPr>
       <w:r>
         <w:t xml:space="preserve">PARK: The dissolution claim. We propose this wording.</w:t>
       </w:r>
-      <w:r>
-        <w:t xml:space="preserve"> </w:t>
-      </w:r>
-      <w:r>
-        <w:t xml:space="preserve">파크: 용해 주장입니다. 이 문구를 제안합니다.</w:t>
-      </w:r>
-    </w:p>
-    <w:p>
-      <w:pPr>
-        <w:numPr>
-          <w:ilvl w:val="0"/>
-          <w:numId w:val="1002"/>
-        </w:numPr>
+    </w:p>
+    <w:p>
+      <w:pPr>
+        <w:pStyle w:val="BodyText"/>
       </w:pPr>
       <w:r>
         <w:t xml:space="preserve">PARK:</w:t>
@@ -614,11 +449,21 @@
       <w:r>
         <w:t xml:space="preserve">”</w:t>
       </w:r>
-      <w:r>
-        <w:t xml:space="preserve"> </w:t>
-      </w:r>
-      <w:r>
-        <w:t xml:space="preserve">파크:</w:t>
+    </w:p>
+    <w:p>
+      <w:pPr>
+        <w:pStyle w:val="BodyText"/>
+      </w:pPr>
+      <w:r>
+        <w:t xml:space="preserve">PRIYA: That’s accurate. Every part of it.</w:t>
+      </w:r>
+    </w:p>
+    <w:p>
+      <w:pPr>
+        <w:pStyle w:val="BodyText"/>
+      </w:pPr>
+      <w:r>
+        <w:t xml:space="preserve">NOAH: Could we say</w:t>
       </w:r>
       <w:r>
         <w:t xml:space="preserve"> </w:t>
@@ -627,38 +472,37 @@
         <w:t xml:space="preserve">“</w:t>
       </w:r>
       <w:r>
-        <w:t xml:space="preserve">40명 대상 임상 연구에서 Veyra 필은 눈가림 사진 평가 기준으로 히알루로니다아제에 의해 비교 제품보다 2.8배 빨리 용해되었다.</w:t>
+        <w:t xml:space="preserve">approximately three times faster</w:t>
       </w:r>
       <w:r>
         <w:t xml:space="preserve">”</w:t>
       </w:r>
-    </w:p>
-    <w:p>
-      <w:pPr>
-        <w:numPr>
-          <w:ilvl w:val="0"/>
-          <w:numId w:val="1002"/>
-        </w:numPr>
-      </w:pPr>
-      <w:r>
-        <w:t xml:space="preserve">PRIYA: That’s accurate. Every part of it.</w:t>
-      </w:r>
-      <w:r>
-        <w:t xml:space="preserve"> </w:t>
-      </w:r>
-      <w:r>
-        <w:t xml:space="preserve">프리야: 정확해요. 모든 부분이요.</w:t>
-      </w:r>
-    </w:p>
-    <w:p>
-      <w:pPr>
-        <w:numPr>
-          <w:ilvl w:val="0"/>
-          <w:numId w:val="1002"/>
-        </w:numPr>
-      </w:pPr>
-      <w:r>
-        <w:t xml:space="preserve">NOAH: Could we say</w:t>
+      <w:r>
+        <w:t xml:space="preserve">? It’s easier for doctors to remember.</w:t>
+      </w:r>
+    </w:p>
+    <w:p>
+      <w:pPr>
+        <w:pStyle w:val="BodyText"/>
+      </w:pPr>
+      <w:r>
+        <w:t xml:space="preserve">PARK: No. Two point eight is the measured number, and that’s what your study showed. If we round it up to three, that’s no longer a measurement. Rounding up is a claim.</w:t>
+      </w:r>
+    </w:p>
+    <w:p>
+      <w:pPr>
+        <w:pStyle w:val="BodyText"/>
+      </w:pPr>
+      <w:r>
+        <w:t xml:space="preserve">NOAH: Understood. Two point eight it is.</w:t>
+      </w:r>
+    </w:p>
+    <w:p>
+      <w:pPr>
+        <w:pStyle w:val="BodyText"/>
+      </w:pPr>
+      <w:r>
+        <w:t xml:space="preserve">ELENA: We accept the wording. Including</w:t>
       </w:r>
       <w:r>
         <w:t xml:space="preserve"> </w:t>
@@ -667,19 +511,16 @@
         <w:t xml:space="preserve">“</w:t>
       </w:r>
       <w:r>
-        <w:t xml:space="preserve">approximately three times faster</w:t>
+        <w:t xml:space="preserve">forty subjects</w:t>
       </w:r>
       <w:r>
         <w:t xml:space="preserve">”</w:t>
       </w:r>
       <w:r>
-        <w:t xml:space="preserve">? It’s easier for doctors to remember.</w:t>
-      </w:r>
-      <w:r>
-        <w:t xml:space="preserve"> </w:t>
-      </w:r>
-      <w:r>
-        <w:t xml:space="preserve">노아:</w:t>
+        <w:t xml:space="preserve"> </w:t>
+      </w:r>
+      <w:r>
+        <w:t xml:space="preserve">and</w:t>
       </w:r>
       <w:r>
         <w:t xml:space="preserve"> </w:t>
@@ -688,58 +529,34 @@
         <w:t xml:space="preserve">“</w:t>
       </w:r>
       <w:r>
-        <w:t xml:space="preserve">약 세 배 빠르게</w:t>
+        <w:t xml:space="preserve">blinded.</w:t>
       </w:r>
       <w:r>
         <w:t xml:space="preserve">”</w:t>
       </w:r>
-      <w:r>
-        <w:t xml:space="preserve">라고 할 수 있을까요? 의사들이 기억하기 쉬워서요.</w:t>
-      </w:r>
-    </w:p>
-    <w:p>
-      <w:pPr>
-        <w:numPr>
-          <w:ilvl w:val="0"/>
-          <w:numId w:val="1002"/>
-        </w:numPr>
-      </w:pPr>
-      <w:r>
-        <w:t xml:space="preserve">PARK: No. Two point eight is the measured number, and that’s what your study showed. If we round it up to three, that’s no longer a measurement. Rounding up is a claim.</w:t>
-      </w:r>
-      <w:r>
-        <w:t xml:space="preserve"> </w:t>
-      </w:r>
-      <w:r>
-        <w:t xml:space="preserve">파크: 안 됩니다. 2.8이 측정된 숫자이고, 그게 여러분 연구가 보여 준 겁니다. 3으로 반올림하면 더 이상 측정값이 아니에요. 반올림하는 건 주장입니다.</w:t>
-      </w:r>
-    </w:p>
-    <w:p>
-      <w:pPr>
-        <w:numPr>
-          <w:ilvl w:val="0"/>
-          <w:numId w:val="1002"/>
-        </w:numPr>
-      </w:pPr>
-      <w:r>
-        <w:t xml:space="preserve">NOAH: Understood. Two point eight it is.</w:t>
-      </w:r>
-      <w:r>
-        <w:t xml:space="preserve"> </w:t>
-      </w:r>
-      <w:r>
-        <w:t xml:space="preserve">노아: 이해했습니다. 2.8로 하죠.</w:t>
-      </w:r>
-    </w:p>
-    <w:p>
-      <w:pPr>
-        <w:numPr>
-          <w:ilvl w:val="0"/>
-          <w:numId w:val="1002"/>
-        </w:numPr>
-      </w:pPr>
-      <w:r>
-        <w:t xml:space="preserve">ELENA: We accept the wording. Including</w:t>
+    </w:p>
+    <w:p>
+      <w:pPr>
+        <w:pStyle w:val="BodyText"/>
+      </w:pPr>
+      <w:r>
+        <w:t xml:space="preserve">PARK: Thank you. Now the new sentence. We’d like to add a limitation.</w:t>
+      </w:r>
+    </w:p>
+    <w:p>
+      <w:pPr>
+        <w:pStyle w:val="BodyText"/>
+      </w:pPr>
+      <w:r>
+        <w:t xml:space="preserve">MARCUS: A limitation?</w:t>
+      </w:r>
+    </w:p>
+    <w:p>
+      <w:pPr>
+        <w:pStyle w:val="BodyText"/>
+      </w:pPr>
+      <w:r>
+        <w:t xml:space="preserve">PARK:</w:t>
       </w:r>
       <w:r>
         <w:t xml:space="preserve"> </w:t>
@@ -748,16 +565,84 @@
         <w:t xml:space="preserve">“</w:t>
       </w:r>
       <w:r>
-        <w:t xml:space="preserve">forty subjects</w:t>
+        <w:t xml:space="preserve">The clinical benefit of faster dissolution has not been established.</w:t>
       </w:r>
       <w:r>
         <w:t xml:space="preserve">”</w:t>
       </w:r>
-      <w:r>
-        <w:t xml:space="preserve"> </w:t>
-      </w:r>
-      <w:r>
-        <w:t xml:space="preserve">and</w:t>
+    </w:p>
+    <w:p>
+      <w:pPr>
+        <w:pStyle w:val="BodyText"/>
+      </w:pPr>
+      <w:r>
+        <w:t xml:space="preserve">NOAH: That sentence… cancels our message.</w:t>
+      </w:r>
+    </w:p>
+    <w:p>
+      <w:pPr>
+        <w:pStyle w:val="BodyText"/>
+      </w:pPr>
+      <w:r>
+        <w:t xml:space="preserve">ELENA: Noah. Careful.</w:t>
+      </w:r>
+    </w:p>
+    <w:p>
+      <w:pPr>
+        <w:pStyle w:val="BodyText"/>
+      </w:pPr>
+      <w:r>
+        <w:t xml:space="preserve">NOAH: Sorry. Dr. Park, could you clarify the reason for that sentence? I’m asking because doctors may read it as</w:t>
+      </w:r>
+      <w:r>
+        <w:t xml:space="preserve"> </w:t>
+      </w:r>
+      <w:r>
+        <w:t xml:space="preserve">‘</w:t>
+      </w:r>
+      <w:r>
+        <w:t xml:space="preserve">faster doesn’t matter,</w:t>
+      </w:r>
+      <w:r>
+        <w:t xml:space="preserve">’</w:t>
+      </w:r>
+      <w:r>
+        <w:t xml:space="preserve"> </w:t>
+      </w:r>
+      <w:r>
+        <w:t xml:space="preserve">and I want to understand what you’re concerned about.</w:t>
+      </w:r>
+    </w:p>
+    <w:p>
+      <w:pPr>
+        <w:pStyle w:val="BodyText"/>
+      </w:pPr>
+      <w:r>
+        <w:t xml:space="preserve">PARK: Your own team said it at the panel. You measured speed, not outcomes.</w:t>
+      </w:r>
+    </w:p>
+    <w:p>
+      <w:pPr>
+        <w:pStyle w:val="BodyText"/>
+      </w:pPr>
+      <w:r>
+        <w:t xml:space="preserve">PRIYA: She’s right. We said it. Many times.</w:t>
+      </w:r>
+    </w:p>
+    <w:p>
+      <w:pPr>
+        <w:pStyle w:val="BodyText"/>
+      </w:pPr>
+      <w:r>
+        <w:t xml:space="preserve">PARK: The label should say what your team said. Nothing more. Nothing less.</w:t>
+      </w:r>
+    </w:p>
+    <w:p>
+      <w:pPr>
+        <w:pStyle w:val="BodyText"/>
+      </w:pPr>
+      <w:r>
+        <w:t xml:space="preserve">ELENA: May we propose one change?</w:t>
       </w:r>
       <w:r>
         <w:t xml:space="preserve"> </w:t>
@@ -766,16 +651,74 @@
         <w:t xml:space="preserve">“</w:t>
       </w:r>
       <w:r>
-        <w:t xml:space="preserve">blinded.</w:t>
+        <w:t xml:space="preserve">Has not been established in clinical studies.</w:t>
       </w:r>
       <w:r>
         <w:t xml:space="preserve">”</w:t>
       </w:r>
-      <w:r>
-        <w:t xml:space="preserve"> </w:t>
-      </w:r>
-      <w:r>
-        <w:t xml:space="preserve">엘레나: 그 문구를 받아들이겠습니다.</w:t>
+    </w:p>
+    <w:p>
+      <w:pPr>
+        <w:pStyle w:val="BodyText"/>
+      </w:pPr>
+      <w:r>
+        <w:t xml:space="preserve">PARK: What’s the difference?</w:t>
+      </w:r>
+    </w:p>
+    <w:p>
+      <w:pPr>
+        <w:pStyle w:val="BodyText"/>
+      </w:pPr>
+      <w:r>
+        <w:t xml:space="preserve">ELENA: It says what was studied. It leaves room for future research.</w:t>
+      </w:r>
+    </w:p>
+    <w:p>
+      <w:pPr>
+        <w:pStyle w:val="BodyText"/>
+      </w:pPr>
+      <w:r>
+        <w:t xml:space="preserve">PARK: Let me discuss it with my team. One moment.</w:t>
+      </w:r>
+    </w:p>
+    <w:p>
+      <w:pPr>
+        <w:pStyle w:val="BodyText"/>
+      </w:pPr>
+      <w:r>
+        <w:t xml:space="preserve">NOAH: Elena, is that sentence going to hurt sales?</w:t>
+      </w:r>
+    </w:p>
+    <w:p>
+      <w:pPr>
+        <w:pStyle w:val="BodyText"/>
+      </w:pPr>
+      <w:r>
+        <w:t xml:space="preserve">ELENA: It might help, actually. Doctors trust labels that admit limits, because it tells them we aren’t hiding anything. Rachel said so. An honest limitation makes our real number more believable.</w:t>
+      </w:r>
+    </w:p>
+    <w:p>
+      <w:pPr>
+        <w:pStyle w:val="BodyText"/>
+      </w:pPr>
+      <w:r>
+        <w:t xml:space="preserve">GRACE: And it protects us. Nobody can say we overclaimed.</w:t>
+      </w:r>
+    </w:p>
+    <w:p>
+      <w:pPr>
+        <w:pStyle w:val="BodyText"/>
+      </w:pPr>
+      <w:r>
+        <w:t xml:space="preserve">MARCUS: Like the MAC clause. A clear rule beats a vague danger.</w:t>
+      </w:r>
+    </w:p>
+    <w:p>
+      <w:pPr>
+        <w:pStyle w:val="BodyText"/>
+      </w:pPr>
+      <w:r>
+        <w:t xml:space="preserve">PARK: We accept your edit.</w:t>
       </w:r>
       <w:r>
         <w:t xml:space="preserve"> </w:t>
@@ -784,13 +727,42 @@
         <w:t xml:space="preserve">“</w:t>
       </w:r>
       <w:r>
-        <w:t xml:space="preserve">40명</w:t>
+        <w:t xml:space="preserve">Has not been established in clinical studies.</w:t>
       </w:r>
       <w:r>
         <w:t xml:space="preserve">”</w:t>
       </w:r>
-      <w:r>
-        <w:t xml:space="preserve">과</w:t>
+    </w:p>
+    <w:p>
+      <w:pPr>
+        <w:pStyle w:val="BodyText"/>
+      </w:pPr>
+      <w:r>
+        <w:t xml:space="preserve">ELENA: Thank you.</w:t>
+      </w:r>
+    </w:p>
+    <w:p>
+      <w:pPr>
+        <w:pStyle w:val="BodyText"/>
+      </w:pPr>
+      <w:r>
+        <w:t xml:space="preserve">PARK: One more item. The panel recommended training. We’d like it in the label.</w:t>
+      </w:r>
+    </w:p>
+    <w:p>
+      <w:pPr>
+        <w:pStyle w:val="BodyText"/>
+      </w:pPr>
+      <w:r>
+        <w:t xml:space="preserve">ELENA: We’d welcome that. Our policy is to sell only to trained injectors.</w:t>
+      </w:r>
+    </w:p>
+    <w:p>
+      <w:pPr>
+        <w:pStyle w:val="BodyText"/>
+      </w:pPr>
+      <w:r>
+        <w:t xml:space="preserve">PARK: Then we’ll add:</w:t>
       </w:r>
       <w:r>
         <w:t xml:space="preserve"> </w:t>
@@ -799,569 +771,42 @@
         <w:t xml:space="preserve">“</w:t>
       </w:r>
       <w:r>
-        <w:t xml:space="preserve">눈가림</w:t>
+        <w:t xml:space="preserve">Injectors should complete the manufacturer’s training before use.</w:t>
       </w:r>
       <w:r>
         <w:t xml:space="preserve">”</w:t>
       </w:r>
-      <w:r>
-        <w:t xml:space="preserve">까지 포함해서요.</w:t>
-      </w:r>
-    </w:p>
-    <w:p>
-      <w:pPr>
-        <w:numPr>
-          <w:ilvl w:val="0"/>
-          <w:numId w:val="1002"/>
-        </w:numPr>
-      </w:pPr>
-      <w:r>
-        <w:t xml:space="preserve">PARK: Thank you. Now the new sentence. We’d like to add a limitation.</w:t>
-      </w:r>
-      <w:r>
-        <w:t xml:space="preserve"> </w:t>
-      </w:r>
-      <w:r>
-        <w:t xml:space="preserve">파크: 감사합니다. 이제 새 문장입니다. 한계 문구를 추가하고 싶습니다.</w:t>
-      </w:r>
-    </w:p>
-    <w:p>
-      <w:pPr>
-        <w:numPr>
-          <w:ilvl w:val="0"/>
-          <w:numId w:val="1002"/>
-        </w:numPr>
-      </w:pPr>
-      <w:r>
-        <w:t xml:space="preserve">MARCUS: A limitation?</w:t>
-      </w:r>
-      <w:r>
-        <w:t xml:space="preserve"> </w:t>
-      </w:r>
-      <w:r>
-        <w:t xml:space="preserve">마커스: 한계 문구요?</w:t>
-      </w:r>
-    </w:p>
-    <w:p>
-      <w:pPr>
-        <w:numPr>
-          <w:ilvl w:val="0"/>
-          <w:numId w:val="1002"/>
-        </w:numPr>
-      </w:pPr>
-      <w:r>
-        <w:t xml:space="preserve">PARK:</w:t>
-      </w:r>
-      <w:r>
-        <w:t xml:space="preserve"> </w:t>
-      </w:r>
-      <w:r>
-        <w:t xml:space="preserve">“</w:t>
-      </w:r>
-      <w:r>
-        <w:t xml:space="preserve">The clinical benefit of faster dissolution has not been established.</w:t>
-      </w:r>
-      <w:r>
-        <w:t xml:space="preserve">”</w:t>
-      </w:r>
-      <w:r>
-        <w:t xml:space="preserve"> </w:t>
-      </w:r>
-      <w:r>
-        <w:t xml:space="preserve">파크:</w:t>
-      </w:r>
-      <w:r>
-        <w:t xml:space="preserve"> </w:t>
-      </w:r>
-      <w:r>
-        <w:t xml:space="preserve">“</w:t>
-      </w:r>
-      <w:r>
-        <w:t xml:space="preserve">더 빠른 용해의 임상적 이익은 확립되지 않았다.</w:t>
-      </w:r>
-      <w:r>
-        <w:t xml:space="preserve">”</w:t>
-      </w:r>
-    </w:p>
-    <w:p>
-      <w:pPr>
-        <w:numPr>
-          <w:ilvl w:val="0"/>
-          <w:numId w:val="1002"/>
-        </w:numPr>
-      </w:pPr>
-      <w:r>
-        <w:t xml:space="preserve">NOAH: That sentence… cancels our message.</w:t>
-      </w:r>
-      <w:r>
-        <w:t xml:space="preserve"> </w:t>
-      </w:r>
-      <w:r>
-        <w:t xml:space="preserve">노아: 그 문장은… 우리 메시지를 지워 버리는데요.</w:t>
-      </w:r>
-    </w:p>
-    <w:p>
-      <w:pPr>
-        <w:numPr>
-          <w:ilvl w:val="0"/>
-          <w:numId w:val="1002"/>
-        </w:numPr>
-      </w:pPr>
-      <w:r>
-        <w:t xml:space="preserve">ELENA: Noah. Careful.</w:t>
-      </w:r>
-      <w:r>
-        <w:t xml:space="preserve"> </w:t>
-      </w:r>
-      <w:r>
-        <w:t xml:space="preserve">엘레나: 노아. 조심해요.</w:t>
-      </w:r>
-    </w:p>
-    <w:p>
-      <w:pPr>
-        <w:numPr>
-          <w:ilvl w:val="0"/>
-          <w:numId w:val="1002"/>
-        </w:numPr>
-      </w:pPr>
-      <w:r>
-        <w:t xml:space="preserve">NOAH: Sorry. Dr. Park, could you clarify the reason for that sentence? I’m asking because doctors may read it as</w:t>
-      </w:r>
-      <w:r>
-        <w:t xml:space="preserve"> </w:t>
-      </w:r>
-      <w:r>
-        <w:t xml:space="preserve">‘</w:t>
-      </w:r>
-      <w:r>
-        <w:t xml:space="preserve">faster doesn’t matter,</w:t>
-      </w:r>
-      <w:r>
-        <w:t xml:space="preserve">’</w:t>
-      </w:r>
-      <w:r>
-        <w:t xml:space="preserve"> </w:t>
-      </w:r>
-      <w:r>
-        <w:t xml:space="preserve">and I want to understand what you’re concerned about.</w:t>
-      </w:r>
-      <w:r>
-        <w:t xml:space="preserve"> </w:t>
-      </w:r>
-      <w:r>
-        <w:t xml:space="preserve">노아: 죄송합니다. 파크 박사님, 그 문장의 이유를 설명해 주시겠습니까? 의사들이 그걸 ’빠른 건 중요하지 않다’로 읽을 수 있어서 여쭙는 겁니다. 어떤 점을 우려하시는지 이해하고 싶습니다.</w:t>
-      </w:r>
-    </w:p>
-    <w:p>
-      <w:pPr>
-        <w:numPr>
-          <w:ilvl w:val="0"/>
-          <w:numId w:val="1002"/>
-        </w:numPr>
-      </w:pPr>
-      <w:r>
-        <w:t xml:space="preserve">PARK: Your own team said it at the panel. You measured speed, not outcomes.</w:t>
-      </w:r>
-      <w:r>
-        <w:t xml:space="preserve"> </w:t>
-      </w:r>
-      <w:r>
-        <w:t xml:space="preserve">파크: 여러분 팀이 패널에서 직접 말했어요. 속도를 측정했지, 결과를 측정한 건 아니라고요.</w:t>
-      </w:r>
-    </w:p>
-    <w:p>
-      <w:pPr>
-        <w:numPr>
-          <w:ilvl w:val="0"/>
-          <w:numId w:val="1002"/>
-        </w:numPr>
-      </w:pPr>
-      <w:r>
-        <w:t xml:space="preserve">PRIYA: She’s right. We said it. Many times.</w:t>
-      </w:r>
-      <w:r>
-        <w:t xml:space="preserve"> </w:t>
-      </w:r>
-      <w:r>
-        <w:t xml:space="preserve">프리야: 맞는 말씀이에요. 우리가 말했어요. 여러 번.</w:t>
-      </w:r>
-    </w:p>
-    <w:p>
-      <w:pPr>
-        <w:numPr>
-          <w:ilvl w:val="0"/>
-          <w:numId w:val="1002"/>
-        </w:numPr>
-      </w:pPr>
-      <w:r>
-        <w:t xml:space="preserve">PARK: The label should say what your team said. Nothing more. Nothing less.</w:t>
-      </w:r>
-      <w:r>
-        <w:t xml:space="preserve"> </w:t>
-      </w:r>
-      <w:r>
-        <w:t xml:space="preserve">파크: 라벨은 여러분 팀이 말한 걸 말해야 합니다. 그 이상도 이하도 아니고요.</w:t>
-      </w:r>
-    </w:p>
-    <w:p>
-      <w:pPr>
-        <w:numPr>
-          <w:ilvl w:val="0"/>
-          <w:numId w:val="1002"/>
-        </w:numPr>
-      </w:pPr>
-      <w:r>
-        <w:t xml:space="preserve">ELENA: May we propose one change?</w:t>
-      </w:r>
-      <w:r>
-        <w:t xml:space="preserve"> </w:t>
-      </w:r>
-      <w:r>
-        <w:t xml:space="preserve">“</w:t>
-      </w:r>
-      <w:r>
-        <w:t xml:space="preserve">Has not been established in clinical studies.</w:t>
-      </w:r>
-      <w:r>
-        <w:t xml:space="preserve">”</w:t>
-      </w:r>
-      <w:r>
-        <w:t xml:space="preserve"> </w:t>
-      </w:r>
-      <w:r>
-        <w:t xml:space="preserve">엘레나: 하나 수정을 제안해도 될까요?</w:t>
-      </w:r>
-      <w:r>
-        <w:t xml:space="preserve"> </w:t>
-      </w:r>
-      <w:r>
-        <w:t xml:space="preserve">“</w:t>
-      </w:r>
-      <w:r>
-        <w:t xml:space="preserve">임상 연구에서 확립되지 않았다.</w:t>
-      </w:r>
-      <w:r>
-        <w:t xml:space="preserve">”</w:t>
-      </w:r>
-    </w:p>
-    <w:p>
-      <w:pPr>
-        <w:numPr>
-          <w:ilvl w:val="0"/>
-          <w:numId w:val="1002"/>
-        </w:numPr>
-      </w:pPr>
-      <w:r>
-        <w:t xml:space="preserve">PARK: What’s the difference?</w:t>
-      </w:r>
-      <w:r>
-        <w:t xml:space="preserve"> </w:t>
-      </w:r>
-      <w:r>
-        <w:t xml:space="preserve">파크: 차이가 뭡니까?</w:t>
-      </w:r>
-    </w:p>
-    <w:p>
-      <w:pPr>
-        <w:numPr>
-          <w:ilvl w:val="0"/>
-          <w:numId w:val="1002"/>
-        </w:numPr>
-      </w:pPr>
-      <w:r>
-        <w:t xml:space="preserve">ELENA: It says what was studied. It leaves room for future research.</w:t>
-      </w:r>
-      <w:r>
-        <w:t xml:space="preserve"> </w:t>
-      </w:r>
-      <w:r>
-        <w:t xml:space="preserve">엘레나: 무엇을 연구했는지를 말해 주고, 향후 연구의 여지를 남겨 둡니다.</w:t>
-      </w:r>
-    </w:p>
-    <w:p>
-      <w:pPr>
-        <w:numPr>
-          <w:ilvl w:val="0"/>
-          <w:numId w:val="1002"/>
-        </w:numPr>
-      </w:pPr>
-      <w:r>
-        <w:t xml:space="preserve">PARK: Let me discuss it with my team. One moment.</w:t>
-      </w:r>
-      <w:r>
-        <w:t xml:space="preserve"> </w:t>
-      </w:r>
-      <w:r>
-        <w:t xml:space="preserve">파크: 팀과 상의해 보겠습니다. 잠시만요.</w:t>
-      </w:r>
-    </w:p>
-    <w:p>
-      <w:pPr>
-        <w:numPr>
-          <w:ilvl w:val="0"/>
-          <w:numId w:val="1002"/>
-        </w:numPr>
-      </w:pPr>
-      <w:r>
-        <w:t xml:space="preserve">NOAH: Elena, is that sentence going to hurt sales?</w:t>
-      </w:r>
-      <w:r>
-        <w:t xml:space="preserve"> </w:t>
-      </w:r>
-      <w:r>
-        <w:t xml:space="preserve">노아: 엘레나, 그 문장이 매출에 타격을 줄까요?</w:t>
-      </w:r>
-    </w:p>
-    <w:p>
-      <w:pPr>
-        <w:numPr>
-          <w:ilvl w:val="0"/>
-          <w:numId w:val="1002"/>
-        </w:numPr>
-      </w:pPr>
-      <w:r>
-        <w:t xml:space="preserve">ELENA: It might help, actually. Doctors trust labels that admit limits, because it tells them we aren’t hiding anything. Rachel said so. An honest limitation makes our real number more believable.</w:t>
-      </w:r>
-      <w:r>
-        <w:t xml:space="preserve"> </w:t>
-      </w:r>
-      <w:r>
-        <w:t xml:space="preserve">엘레나: 오히려 도움이 될지도 몰라요. 의사들은 한계를 인정하는 라벨을 믿어요. 우리가 아무것도 숨기지 않는다는 뜻이니까요. 레이첼이 그랬어요. 정직한 한계 문구가 우리의 진짜 숫자를 더 믿을 만하게 만들어 줘요.</w:t>
-      </w:r>
-    </w:p>
-    <w:p>
-      <w:pPr>
-        <w:numPr>
-          <w:ilvl w:val="0"/>
-          <w:numId w:val="1002"/>
-        </w:numPr>
-      </w:pPr>
-      <w:r>
-        <w:t xml:space="preserve">GRACE: And it protects us. Nobody can say we overclaimed.</w:t>
-      </w:r>
-      <w:r>
-        <w:t xml:space="preserve"> </w:t>
-      </w:r>
-      <w:r>
-        <w:t xml:space="preserve">그레이스: 그리고 우리를 보호해 줘요. 아무도 우리가 과장했다고 못 하죠.</w:t>
-      </w:r>
-    </w:p>
-    <w:p>
-      <w:pPr>
-        <w:numPr>
-          <w:ilvl w:val="0"/>
-          <w:numId w:val="1002"/>
-        </w:numPr>
-      </w:pPr>
-      <w:r>
-        <w:t xml:space="preserve">MARCUS: Like the MAC clause. A clear rule beats a vague danger.</w:t>
-      </w:r>
-      <w:r>
-        <w:t xml:space="preserve"> </w:t>
-      </w:r>
-      <w:r>
-        <w:t xml:space="preserve">마커스: MAC 조항처럼. 명확한 규칙이 모호한 위험보다 낫지.</w:t>
-      </w:r>
-    </w:p>
-    <w:p>
-      <w:pPr>
-        <w:numPr>
-          <w:ilvl w:val="0"/>
-          <w:numId w:val="1002"/>
-        </w:numPr>
-      </w:pPr>
-      <w:r>
-        <w:t xml:space="preserve">PARK: We accept your edit.</w:t>
-      </w:r>
-      <w:r>
-        <w:t xml:space="preserve"> </w:t>
-      </w:r>
-      <w:r>
-        <w:t xml:space="preserve">“</w:t>
-      </w:r>
-      <w:r>
-        <w:t xml:space="preserve">Has not been established in clinical studies.</w:t>
-      </w:r>
-      <w:r>
-        <w:t xml:space="preserve">”</w:t>
-      </w:r>
-      <w:r>
-        <w:t xml:space="preserve"> </w:t>
-      </w:r>
-      <w:r>
-        <w:t xml:space="preserve">파크: 수정안을 받아들이겠습니다.</w:t>
-      </w:r>
-      <w:r>
-        <w:t xml:space="preserve"> </w:t>
-      </w:r>
-      <w:r>
-        <w:t xml:space="preserve">“</w:t>
-      </w:r>
-      <w:r>
-        <w:t xml:space="preserve">임상 연구에서 확립되지 않았다.</w:t>
-      </w:r>
-      <w:r>
-        <w:t xml:space="preserve">”</w:t>
-      </w:r>
-    </w:p>
-    <w:p>
-      <w:pPr>
-        <w:numPr>
-          <w:ilvl w:val="0"/>
-          <w:numId w:val="1002"/>
-        </w:numPr>
-      </w:pPr>
-      <w:r>
-        <w:t xml:space="preserve">ELENA: Thank you.</w:t>
-      </w:r>
-      <w:r>
-        <w:t xml:space="preserve"> </w:t>
-      </w:r>
-      <w:r>
-        <w:t xml:space="preserve">엘레나: 감사합니다.</w:t>
-      </w:r>
-    </w:p>
-    <w:p>
-      <w:pPr>
-        <w:numPr>
-          <w:ilvl w:val="0"/>
-          <w:numId w:val="1002"/>
-        </w:numPr>
-      </w:pPr>
-      <w:r>
-        <w:t xml:space="preserve">PARK: One more item. The panel recommended training. We’d like it in the label.</w:t>
-      </w:r>
-      <w:r>
-        <w:t xml:space="preserve"> </w:t>
-      </w:r>
-      <w:r>
-        <w:t xml:space="preserve">파크: 하나 더요. 패널이 교육을 권고했습니다. 라벨에 넣고 싶습니다.</w:t>
-      </w:r>
-    </w:p>
-    <w:p>
-      <w:pPr>
-        <w:numPr>
-          <w:ilvl w:val="0"/>
-          <w:numId w:val="1002"/>
-        </w:numPr>
-      </w:pPr>
-      <w:r>
-        <w:t xml:space="preserve">ELENA: We’d welcome that. Our policy is to sell only to trained injectors.</w:t>
-      </w:r>
-      <w:r>
-        <w:t xml:space="preserve"> </w:t>
-      </w:r>
-      <w:r>
-        <w:t xml:space="preserve">엘레나: 환영합니다. 저희 정책은 교육받은 시술자에게만 판매하는 겁니다.</w:t>
-      </w:r>
-    </w:p>
-    <w:p>
-      <w:pPr>
-        <w:numPr>
-          <w:ilvl w:val="0"/>
-          <w:numId w:val="1002"/>
-        </w:numPr>
-      </w:pPr>
-      <w:r>
-        <w:t xml:space="preserve">PARK: Then we’ll add:</w:t>
-      </w:r>
-      <w:r>
-        <w:t xml:space="preserve"> </w:t>
-      </w:r>
-      <w:r>
-        <w:t xml:space="preserve">“</w:t>
-      </w:r>
-      <w:r>
-        <w:t xml:space="preserve">Injectors should complete the manufacturer’s training before use.</w:t>
-      </w:r>
-      <w:r>
-        <w:t xml:space="preserve">”</w:t>
-      </w:r>
-      <w:r>
-        <w:t xml:space="preserve"> </w:t>
-      </w:r>
-      <w:r>
-        <w:t xml:space="preserve">파크: 그럼 이렇게 추가하겠습니다.</w:t>
-      </w:r>
-      <w:r>
-        <w:t xml:space="preserve"> </w:t>
-      </w:r>
-      <w:r>
-        <w:t xml:space="preserve">“</w:t>
-      </w:r>
-      <w:r>
-        <w:t xml:space="preserve">시술자는 사용 전 제조사의 교육을 이수해야 한다.</w:t>
-      </w:r>
-      <w:r>
-        <w:t xml:space="preserve">”</w:t>
-      </w:r>
-    </w:p>
-    <w:p>
-      <w:pPr>
-        <w:numPr>
-          <w:ilvl w:val="0"/>
-          <w:numId w:val="1002"/>
-        </w:numPr>
+    </w:p>
+    <w:p>
+      <w:pPr>
+        <w:pStyle w:val="BodyText"/>
       </w:pPr>
       <w:r>
         <w:t xml:space="preserve">NOAH: That’s actually… good for us. It makes training official.</w:t>
       </w:r>
-      <w:r>
-        <w:t xml:space="preserve"> </w:t>
-      </w:r>
-      <w:r>
-        <w:t xml:space="preserve">노아: 그건 사실… 우리한테 좋네요. 교육을 공식화해 주니까요.</w:t>
-      </w:r>
-    </w:p>
-    <w:p>
-      <w:pPr>
-        <w:numPr>
-          <w:ilvl w:val="0"/>
-          <w:numId w:val="1002"/>
-        </w:numPr>
+    </w:p>
+    <w:p>
+      <w:pPr>
+        <w:pStyle w:val="BodyText"/>
       </w:pPr>
       <w:r>
         <w:t xml:space="preserve">PARK: It’s good for patients. That’s why it’s there.</w:t>
       </w:r>
-      <w:r>
-        <w:t xml:space="preserve"> </w:t>
-      </w:r>
-      <w:r>
-        <w:t xml:space="preserve">파크: 환자에게 좋은 겁니다. 그래서 들어가는 거고요.</w:t>
-      </w:r>
-    </w:p>
-    <w:p>
-      <w:pPr>
-        <w:numPr>
-          <w:ilvl w:val="0"/>
-          <w:numId w:val="1002"/>
-        </w:numPr>
+    </w:p>
+    <w:p>
+      <w:pPr>
+        <w:pStyle w:val="BodyText"/>
       </w:pPr>
       <w:r>
         <w:t xml:space="preserve">NOAH: Of course. Thank you, Dr. Park.</w:t>
       </w:r>
-      <w:r>
-        <w:t xml:space="preserve"> </w:t>
-      </w:r>
-      <w:r>
-        <w:t xml:space="preserve">노아: 물론이죠. 감사합니다, 파크 박사님.</w:t>
-      </w:r>
-    </w:p>
-    <w:p>
-      <w:pPr>
-        <w:numPr>
-          <w:ilvl w:val="0"/>
-          <w:numId w:val="1002"/>
-        </w:numPr>
+    </w:p>
+    <w:p>
+      <w:pPr>
+        <w:pStyle w:val="BodyText"/>
       </w:pPr>
       <w:r>
         <w:t xml:space="preserve">PARK: Expect our decision letter within two weeks. Good morning.</w:t>
-      </w:r>
-      <w:r>
-        <w:t xml:space="preserve"> </w:t>
-      </w:r>
-      <w:r>
-        <w:t xml:space="preserve">파크: 2주 안에 결정 서한을 기다리십시오. 좋은 하루 보내세요.</w:t>
       </w:r>
     </w:p>
     <w:bookmarkEnd w:id="22"/>
@@ -1376,180 +821,87 @@
     </w:p>
     <w:p>
       <w:pPr>
-        <w:numPr>
-          <w:ilvl w:val="0"/>
-          <w:numId w:val="1003"/>
-        </w:numPr>
+        <w:pStyle w:val="FirstParagraph"/>
       </w:pPr>
       <w:r>
         <w:t xml:space="preserve">MARCUS: Two weeks. I’m going to clean the warehouse. Twice.</w:t>
       </w:r>
-      <w:r>
-        <w:t xml:space="preserve"> </w:t>
-      </w:r>
-      <w:r>
-        <w:t xml:space="preserve">마커스: 2주. 창고 청소나 해야겠어. 두 번.</w:t>
-      </w:r>
-    </w:p>
-    <w:p>
-      <w:pPr>
-        <w:numPr>
-          <w:ilvl w:val="0"/>
-          <w:numId w:val="1003"/>
-        </w:numPr>
+    </w:p>
+    <w:p>
+      <w:pPr>
+        <w:pStyle w:val="BodyText"/>
       </w:pPr>
       <w:r>
         <w:t xml:space="preserve">PRIYA: I’m going to start the lips formula. Quietly. In the parking lot of my brain.</w:t>
       </w:r>
-      <w:r>
-        <w:t xml:space="preserve"> </w:t>
-      </w:r>
-      <w:r>
-        <w:t xml:space="preserve">프리야: 난 입술 배합을 시작할 거야. 조용히. 내 머릿속 보류 목록에서.</w:t>
-      </w:r>
-    </w:p>
-    <w:p>
-      <w:pPr>
-        <w:numPr>
-          <w:ilvl w:val="0"/>
-          <w:numId w:val="1003"/>
-        </w:numPr>
+    </w:p>
+    <w:p>
+      <w:pPr>
+        <w:pStyle w:val="BodyText"/>
       </w:pPr>
       <w:r>
         <w:t xml:space="preserve">GRACE: I’m going to plan the post-approval study. They’ll require one.</w:t>
       </w:r>
-      <w:r>
-        <w:t xml:space="preserve"> </w:t>
-      </w:r>
-      <w:r>
-        <w:t xml:space="preserve">그레이스: 전 시판 후 연구를 계획할게요. 반드시 요구할 거예요.</w:t>
-      </w:r>
-    </w:p>
-    <w:p>
-      <w:pPr>
-        <w:numPr>
-          <w:ilvl w:val="0"/>
-          <w:numId w:val="1003"/>
-        </w:numPr>
+    </w:p>
+    <w:p>
+      <w:pPr>
+        <w:pStyle w:val="BodyText"/>
       </w:pPr>
       <w:r>
         <w:t xml:space="preserve">NOAH: Post-approval study? We’re not even approved.</w:t>
       </w:r>
-      <w:r>
-        <w:t xml:space="preserve"> </w:t>
-      </w:r>
-      <w:r>
-        <w:t xml:space="preserve">노아: 시판 후 연구요? 아직 승인도 안 났는데요.</w:t>
-      </w:r>
-    </w:p>
-    <w:p>
-      <w:pPr>
-        <w:numPr>
-          <w:ilvl w:val="0"/>
-          <w:numId w:val="1003"/>
-        </w:numPr>
+    </w:p>
+    <w:p>
+      <w:pPr>
+        <w:pStyle w:val="BodyText"/>
       </w:pPr>
       <w:r>
         <w:t xml:space="preserve">GRACE: Approval usually comes with conditions. The most common one is a study after launch, probably for five years, so the FDA can keep watching how the product performs once it’s widely used.</w:t>
       </w:r>
-      <w:r>
-        <w:t xml:space="preserve"> </w:t>
-      </w:r>
-      <w:r>
-        <w:t xml:space="preserve">그레이스: 승인엔 보통 조건이 붙어요. 가장 흔한 게 출시 후 연구예요. 아마 5년쯤. 제품이 널리 쓰이기 시작한 뒤 어떻게 작동하는지 FDA가 계속 지켜볼 수 있도록요.</w:t>
-      </w:r>
-    </w:p>
-    <w:p>
-      <w:pPr>
-        <w:numPr>
-          <w:ilvl w:val="0"/>
-          <w:numId w:val="1003"/>
-        </w:numPr>
+    </w:p>
+    <w:p>
+      <w:pPr>
+        <w:pStyle w:val="BodyText"/>
       </w:pPr>
       <w:r>
         <w:t xml:space="preserve">ELENA: Following real patients. Real complications. Real injectors. Outside a perfect trial.</w:t>
       </w:r>
-      <w:r>
-        <w:t xml:space="preserve"> </w:t>
-      </w:r>
-      <w:r>
-        <w:t xml:space="preserve">엘레나: 실제 환자를 추적하는 거예요. 실제 부작용, 실제 시술자. 완벽한 임상 밖에서.</w:t>
-      </w:r>
-    </w:p>
-    <w:p>
-      <w:pPr>
-        <w:numPr>
-          <w:ilvl w:val="0"/>
-          <w:numId w:val="1003"/>
-        </w:numPr>
+    </w:p>
+    <w:p>
+      <w:pPr>
+        <w:pStyle w:val="BodyText"/>
       </w:pPr>
       <w:r>
         <w:t xml:space="preserve">LEO: Real world. Where the messy things happen.</w:t>
       </w:r>
-      <w:r>
-        <w:t xml:space="preserve"> </w:t>
-      </w:r>
-      <w:r>
-        <w:t xml:space="preserve">레오: 현실 세계. 지저분한 일들이 일어나는 곳.</w:t>
-      </w:r>
-    </w:p>
-    <w:p>
-      <w:pPr>
-        <w:numPr>
-          <w:ilvl w:val="0"/>
-          <w:numId w:val="1003"/>
-        </w:numPr>
+    </w:p>
+    <w:p>
+      <w:pPr>
+        <w:pStyle w:val="BodyText"/>
       </w:pPr>
       <w:r>
         <w:t xml:space="preserve">NOAH: Okay. Grace, plan it. Everyone else, try to breathe for two weeks.</w:t>
       </w:r>
-      <w:r>
-        <w:t xml:space="preserve"> </w:t>
-      </w:r>
-      <w:r>
-        <w:t xml:space="preserve">노아: 좋아요. 그레이스, 계획해 줘요. 나머진 2주 동안 숨 쉬려고 노력해 봐요.</w:t>
-      </w:r>
-    </w:p>
-    <w:p>
-      <w:pPr>
-        <w:numPr>
-          <w:ilvl w:val="0"/>
-          <w:numId w:val="1003"/>
-        </w:numPr>
+    </w:p>
+    <w:p>
+      <w:pPr>
+        <w:pStyle w:val="BodyText"/>
       </w:pPr>
       <w:r>
         <w:t xml:space="preserve">GRACE: Noah. It’s Tuesday. Three p.m. Check your email. Now.</w:t>
       </w:r>
-      <w:r>
-        <w:t xml:space="preserve"> </w:t>
-      </w:r>
-      <w:r>
-        <w:t xml:space="preserve">그레이스: 노아. 화요일이에요. 오후 3시. 이메일 확인해요. 지금.</w:t>
-      </w:r>
-    </w:p>
-    <w:p>
-      <w:pPr>
-        <w:numPr>
-          <w:ilvl w:val="0"/>
-          <w:numId w:val="1003"/>
-        </w:numPr>
+    </w:p>
+    <w:p>
+      <w:pPr>
+        <w:pStyle w:val="BodyText"/>
       </w:pPr>
       <w:r>
         <w:t xml:space="preserve">NOAH: What? It’s only been five days.</w:t>
       </w:r>
-      <w:r>
-        <w:t xml:space="preserve"> </w:t>
-      </w:r>
-      <w:r>
-        <w:t xml:space="preserve">노아: 뭐요? 겨우 5일 지났는데요.</w:t>
-      </w:r>
-    </w:p>
-    <w:p>
-      <w:pPr>
-        <w:numPr>
-          <w:ilvl w:val="0"/>
-          <w:numId w:val="1003"/>
-        </w:numPr>
+    </w:p>
+    <w:p>
+      <w:pPr>
+        <w:pStyle w:val="BodyText"/>
       </w:pPr>
       <w:r>
         <w:t xml:space="preserve">GRACE:</w:t>
@@ -1572,11 +924,21 @@
       <w:r>
         <w:t xml:space="preserve">includes five days. Open it.</w:t>
       </w:r>
-      <w:r>
-        <w:t xml:space="preserve"> </w:t>
-      </w:r>
-      <w:r>
-        <w:t xml:space="preserve">그레이스:</w:t>
+    </w:p>
+    <w:p>
+      <w:pPr>
+        <w:pStyle w:val="BodyText"/>
+      </w:pPr>
+      <w:r>
+        <w:t xml:space="preserve">NOAH: Elena. You read it. My hands are shaking.</w:t>
+      </w:r>
+    </w:p>
+    <w:p>
+      <w:pPr>
+        <w:pStyle w:val="BodyText"/>
+      </w:pPr>
+      <w:r>
+        <w:t xml:space="preserve">ELENA:</w:t>
       </w:r>
       <w:r>
         <w:t xml:space="preserve"> </w:t>
@@ -1585,41 +947,130 @@
         <w:t xml:space="preserve">“</w:t>
       </w:r>
       <w:r>
-        <w:t xml:space="preserve">2주 안에</w:t>
+        <w:t xml:space="preserve">We have completed our review of your premarket approval application. The application is approved.</w:t>
       </w:r>
       <w:r>
         <w:t xml:space="preserve">”</w:t>
       </w:r>
-      <w:r>
-        <w:t xml:space="preserve">엔 5일도 포함돼요. 열어 봐요.</w:t>
-      </w:r>
-    </w:p>
-    <w:p>
-      <w:pPr>
-        <w:numPr>
-          <w:ilvl w:val="0"/>
-          <w:numId w:val="1003"/>
-        </w:numPr>
-      </w:pPr>
-      <w:r>
-        <w:t xml:space="preserve">NOAH: Elena. You read it. My hands are shaking.</w:t>
-      </w:r>
-      <w:r>
-        <w:t xml:space="preserve"> </w:t>
-      </w:r>
-      <w:r>
-        <w:t xml:space="preserve">노아: 엘레나. 읽어 줘요. 손이 떨려요.</w:t>
-      </w:r>
-    </w:p>
-    <w:p>
-      <w:pPr>
-        <w:numPr>
-          <w:ilvl w:val="0"/>
-          <w:numId w:val="1003"/>
-        </w:numPr>
-      </w:pPr>
-      <w:r>
-        <w:t xml:space="preserve">ELENA:</w:t>
+    </w:p>
+    <w:p>
+      <w:pPr>
+        <w:pStyle w:val="BodyText"/>
+      </w:pPr>
+      <w:r>
+        <w:t xml:space="preserve">PRIYA: Approved.</w:t>
+      </w:r>
+    </w:p>
+    <w:p>
+      <w:pPr>
+        <w:pStyle w:val="BodyText"/>
+      </w:pPr>
+      <w:r>
+        <w:t xml:space="preserve">MARCUS: Approved?</w:t>
+      </w:r>
+    </w:p>
+    <w:p>
+      <w:pPr>
+        <w:pStyle w:val="BodyText"/>
+      </w:pPr>
+      <w:r>
+        <w:t xml:space="preserve">LEO: It’s official?</w:t>
+      </w:r>
+    </w:p>
+    <w:p>
+      <w:pPr>
+        <w:pStyle w:val="BodyText"/>
+      </w:pPr>
+      <w:r>
+        <w:t xml:space="preserve">ELENA: It’s official. Veyra Fill is FDA-approved.</w:t>
+      </w:r>
+    </w:p>
+    <w:p>
+      <w:pPr>
+        <w:pStyle w:val="BodyText"/>
+      </w:pPr>
+      <w:r>
+        <w:t xml:space="preserve">GRACE: With conditions. A five-year post-approval study. And the training language.</w:t>
+      </w:r>
+    </w:p>
+    <w:p>
+      <w:pPr>
+        <w:pStyle w:val="BodyText"/>
+      </w:pPr>
+      <w:r>
+        <w:t xml:space="preserve">NOAH: Approved. With conditions. I’ll take it. I’ll take it forever.</w:t>
+      </w:r>
+    </w:p>
+    <w:p>
+      <w:pPr>
+        <w:pStyle w:val="BodyText"/>
+      </w:pPr>
+      <w:r>
+        <w:t xml:space="preserve">MARCUS: Everybody! Conference room! Now!</w:t>
+      </w:r>
+    </w:p>
+    <w:p>
+      <w:pPr>
+        <w:pStyle w:val="BodyText"/>
+      </w:pPr>
+      <w:r>
+        <w:t xml:space="preserve">PRIYA: Noah. Do you have a napkin?</w:t>
+      </w:r>
+    </w:p>
+    <w:p>
+      <w:pPr>
+        <w:pStyle w:val="BodyText"/>
+      </w:pPr>
+      <w:r>
+        <w:t xml:space="preserve">NOAH: Always. Why?</w:t>
+      </w:r>
+    </w:p>
+    <w:p>
+      <w:pPr>
+        <w:pStyle w:val="BodyText"/>
+      </w:pPr>
+      <w:r>
+        <w:t xml:space="preserve">PRIYA: Write the date. Today. On a napkin. For Elaine’s frame.</w:t>
+      </w:r>
+    </w:p>
+    <w:p>
+      <w:pPr>
+        <w:pStyle w:val="BodyText"/>
+      </w:pPr>
+      <w:r>
+        <w:t xml:space="preserve">NOAH: October twenty-eighth. Approved. Four years after the ER.</w:t>
+      </w:r>
+    </w:p>
+    <w:p>
+      <w:pPr>
+        <w:pStyle w:val="BodyText"/>
+      </w:pPr>
+      <w:r>
+        <w:t xml:space="preserve">ELENA: Four years. I said seven, that night. I was wrong. Happily.</w:t>
+      </w:r>
+    </w:p>
+    <w:p>
+      <w:pPr>
+        <w:pStyle w:val="BodyText"/>
+      </w:pPr>
+      <w:r>
+        <w:t xml:space="preserve">LEO: And the indications? What exactly can we sell it for?</w:t>
+      </w:r>
+    </w:p>
+    <w:p>
+      <w:pPr>
+        <w:pStyle w:val="BodyText"/>
+      </w:pPr>
+      <w:r>
+        <w:t xml:space="preserve">ELENA: Moderate to severe smile lines. In adults over twenty-two. That’s it.</w:t>
+      </w:r>
+    </w:p>
+    <w:p>
+      <w:pPr>
+        <w:pStyle w:val="BodyText"/>
+      </w:pPr>
+      <w:r>
+        <w:t xml:space="preserve">NOAH: Only smile lines. Not lips. Not cheeks. Not</w:t>
       </w:r>
       <w:r>
         <w:t xml:space="preserve"> </w:t>
@@ -1628,344 +1079,26 @@
         <w:t xml:space="preserve">“</w:t>
       </w:r>
       <w:r>
-        <w:t xml:space="preserve">We have completed our review of your premarket approval application. The application is approved.</w:t>
+        <w:t xml:space="preserve">everything.</w:t>
       </w:r>
       <w:r>
         <w:t xml:space="preserve">”</w:t>
       </w:r>
-      <w:r>
-        <w:t xml:space="preserve"> </w:t>
-      </w:r>
-      <w:r>
-        <w:t xml:space="preserve">엘레나:</w:t>
-      </w:r>
-      <w:r>
-        <w:t xml:space="preserve"> </w:t>
-      </w:r>
-      <w:r>
-        <w:t xml:space="preserve">“</w:t>
-      </w:r>
-      <w:r>
-        <w:t xml:space="preserve">귀사의 시판 전 승인 신청에 대한 심사를 완료했습니다. 신청은 승인되었습니다.</w:t>
-      </w:r>
-      <w:r>
-        <w:t xml:space="preserve">”</w:t>
-      </w:r>
-    </w:p>
-    <w:p>
-      <w:pPr>
-        <w:numPr>
-          <w:ilvl w:val="0"/>
-          <w:numId w:val="1003"/>
-        </w:numPr>
-      </w:pPr>
-      <w:r>
-        <w:t xml:space="preserve">PRIYA: Approved.</w:t>
-      </w:r>
-      <w:r>
-        <w:t xml:space="preserve"> </w:t>
-      </w:r>
-      <w:r>
-        <w:t xml:space="preserve">프리야: 승인.</w:t>
-      </w:r>
-    </w:p>
-    <w:p>
-      <w:pPr>
-        <w:numPr>
-          <w:ilvl w:val="0"/>
-          <w:numId w:val="1003"/>
-        </w:numPr>
-      </w:pPr>
-      <w:r>
-        <w:t xml:space="preserve">MARCUS: Approved?</w:t>
-      </w:r>
-      <w:r>
-        <w:t xml:space="preserve"> </w:t>
-      </w:r>
-      <w:r>
-        <w:t xml:space="preserve">마커스: 승인이라고?</w:t>
-      </w:r>
-    </w:p>
-    <w:p>
-      <w:pPr>
-        <w:numPr>
-          <w:ilvl w:val="0"/>
-          <w:numId w:val="1003"/>
-        </w:numPr>
-      </w:pPr>
-      <w:r>
-        <w:t xml:space="preserve">LEO: It’s official?</w:t>
-      </w:r>
-      <w:r>
-        <w:t xml:space="preserve"> </w:t>
-      </w:r>
-      <w:r>
-        <w:t xml:space="preserve">레오: 공식적인 거예요?</w:t>
-      </w:r>
-    </w:p>
-    <w:p>
-      <w:pPr>
-        <w:numPr>
-          <w:ilvl w:val="0"/>
-          <w:numId w:val="1003"/>
-        </w:numPr>
-      </w:pPr>
-      <w:r>
-        <w:t xml:space="preserve">ELENA: It’s official. Veyra Fill is FDA-approved.</w:t>
-      </w:r>
-      <w:r>
-        <w:t xml:space="preserve"> </w:t>
-      </w:r>
-      <w:r>
-        <w:t xml:space="preserve">엘레나: 공식이에요. Veyra 필은 FDA 승인 제품이에요.</w:t>
-      </w:r>
-    </w:p>
-    <w:p>
-      <w:pPr>
-        <w:numPr>
-          <w:ilvl w:val="0"/>
-          <w:numId w:val="1003"/>
-        </w:numPr>
-      </w:pPr>
-      <w:r>
-        <w:t xml:space="preserve">GRACE: With conditions. A five-year post-approval study. And the training language.</w:t>
-      </w:r>
-      <w:r>
-        <w:t xml:space="preserve"> </w:t>
-      </w:r>
-      <w:r>
-        <w:t xml:space="preserve">그레이스: 조건부로요. 5년 시판 후 연구. 그리고 교육 문구.</w:t>
-      </w:r>
-    </w:p>
-    <w:p>
-      <w:pPr>
-        <w:numPr>
-          <w:ilvl w:val="0"/>
-          <w:numId w:val="1003"/>
-        </w:numPr>
-      </w:pPr>
-      <w:r>
-        <w:t xml:space="preserve">NOAH: Approved. With conditions. I’ll take it. I’ll take it forever.</w:t>
-      </w:r>
-      <w:r>
-        <w:t xml:space="preserve"> </w:t>
-      </w:r>
-      <w:r>
-        <w:t xml:space="preserve">노아: 승인. 조건부. 받아들일게요. 영원히 받아들일게요.</w:t>
-      </w:r>
-    </w:p>
-    <w:p>
-      <w:pPr>
-        <w:numPr>
-          <w:ilvl w:val="0"/>
-          <w:numId w:val="1003"/>
-        </w:numPr>
-      </w:pPr>
-      <w:r>
-        <w:t xml:space="preserve">MARCUS: Everybody! Conference room! Now!</w:t>
-      </w:r>
-      <w:r>
-        <w:t xml:space="preserve"> </w:t>
-      </w:r>
-      <w:r>
-        <w:t xml:space="preserve">마커스: 모두! 회의실로! 지금!</w:t>
-      </w:r>
-    </w:p>
-    <w:p>
-      <w:pPr>
-        <w:numPr>
-          <w:ilvl w:val="0"/>
-          <w:numId w:val="1003"/>
-        </w:numPr>
-      </w:pPr>
-      <w:r>
-        <w:t xml:space="preserve">PRIYA: Noah. Do you have a napkin?</w:t>
-      </w:r>
-      <w:r>
-        <w:t xml:space="preserve"> </w:t>
-      </w:r>
-      <w:r>
-        <w:t xml:space="preserve">프리야: 노아. 냅킨 있어?</w:t>
-      </w:r>
-    </w:p>
-    <w:p>
-      <w:pPr>
-        <w:numPr>
-          <w:ilvl w:val="0"/>
-          <w:numId w:val="1003"/>
-        </w:numPr>
-      </w:pPr>
-      <w:r>
-        <w:t xml:space="preserve">NOAH: Always. Why?</w:t>
-      </w:r>
-      <w:r>
-        <w:t xml:space="preserve"> </w:t>
-      </w:r>
-      <w:r>
-        <w:t xml:space="preserve">노아: 항상. 왜?</w:t>
-      </w:r>
-    </w:p>
-    <w:p>
-      <w:pPr>
-        <w:numPr>
-          <w:ilvl w:val="0"/>
-          <w:numId w:val="1003"/>
-        </w:numPr>
-      </w:pPr>
-      <w:r>
-        <w:t xml:space="preserve">PRIYA: Write the date. Today. On a napkin. For Elaine’s frame.</w:t>
-      </w:r>
-      <w:r>
-        <w:t xml:space="preserve"> </w:t>
-      </w:r>
-      <w:r>
-        <w:t xml:space="preserve">프리야: 날짜를 써. 오늘. 냅킨에. 일레인 액자용으로.</w:t>
-      </w:r>
-    </w:p>
-    <w:p>
-      <w:pPr>
-        <w:numPr>
-          <w:ilvl w:val="0"/>
-          <w:numId w:val="1003"/>
-        </w:numPr>
-      </w:pPr>
-      <w:r>
-        <w:t xml:space="preserve">NOAH: October twenty-eighth. Approved. Four years after the ER.</w:t>
-      </w:r>
-      <w:r>
-        <w:t xml:space="preserve"> </w:t>
-      </w:r>
-      <w:r>
-        <w:t xml:space="preserve">노아: 10월 28일. 승인. 응급실 이후 4년.</w:t>
-      </w:r>
-    </w:p>
-    <w:p>
-      <w:pPr>
-        <w:numPr>
-          <w:ilvl w:val="0"/>
-          <w:numId w:val="1003"/>
-        </w:numPr>
-      </w:pPr>
-      <w:r>
-        <w:t xml:space="preserve">ELENA: Four years. I said seven, that night. I was wrong. Happily.</w:t>
-      </w:r>
-      <w:r>
-        <w:t xml:space="preserve"> </w:t>
-      </w:r>
-      <w:r>
-        <w:t xml:space="preserve">엘레나: 4년. 그날 밤 난 7년이라고 했죠. 내가 틀렸어요. 기쁘게도.</w:t>
-      </w:r>
-    </w:p>
-    <w:p>
-      <w:pPr>
-        <w:numPr>
-          <w:ilvl w:val="0"/>
-          <w:numId w:val="1003"/>
-        </w:numPr>
-      </w:pPr>
-      <w:r>
-        <w:t xml:space="preserve">LEO: And the indications? What exactly can we sell it for?</w:t>
-      </w:r>
-      <w:r>
-        <w:t xml:space="preserve"> </w:t>
-      </w:r>
-      <w:r>
-        <w:t xml:space="preserve">레오: 그리고 적응증은요? 정확히 뭐에 쓰라고 팔 수 있어요?</w:t>
-      </w:r>
-    </w:p>
-    <w:p>
-      <w:pPr>
-        <w:numPr>
-          <w:ilvl w:val="0"/>
-          <w:numId w:val="1003"/>
-        </w:numPr>
-      </w:pPr>
-      <w:r>
-        <w:t xml:space="preserve">ELENA: Moderate to severe smile lines. In adults over twenty-two. That’s it.</w:t>
-      </w:r>
-      <w:r>
-        <w:t xml:space="preserve"> </w:t>
-      </w:r>
-      <w:r>
-        <w:t xml:space="preserve">엘레나: 중등도에서 중증의 팔자주름. 22세 이상 성인. 그게 다예요.</w:t>
-      </w:r>
-    </w:p>
-    <w:p>
-      <w:pPr>
-        <w:numPr>
-          <w:ilvl w:val="0"/>
-          <w:numId w:val="1003"/>
-        </w:numPr>
-      </w:pPr>
-      <w:r>
-        <w:t xml:space="preserve">NOAH: Only smile lines. Not lips. Not cheeks. Not</w:t>
-      </w:r>
-      <w:r>
-        <w:t xml:space="preserve"> </w:t>
-      </w:r>
-      <w:r>
-        <w:t xml:space="preserve">“</w:t>
-      </w:r>
-      <w:r>
-        <w:t xml:space="preserve">everything.</w:t>
-      </w:r>
-      <w:r>
-        <w:t xml:space="preserve">”</w:t>
-      </w:r>
-      <w:r>
-        <w:t xml:space="preserve"> </w:t>
-      </w:r>
-      <w:r>
-        <w:t xml:space="preserve">노아: 팔자주름만. 입술도, 볼도 아니고.</w:t>
-      </w:r>
-      <w:r>
-        <w:t xml:space="preserve"> </w:t>
-      </w:r>
-      <w:r>
-        <w:t xml:space="preserve">“</w:t>
-      </w:r>
-      <w:r>
-        <w:t xml:space="preserve">전부</w:t>
-      </w:r>
-      <w:r>
-        <w:t xml:space="preserve">”</w:t>
-      </w:r>
-      <w:r>
-        <w:t xml:space="preserve">가 아니라.</w:t>
-      </w:r>
-    </w:p>
-    <w:p>
-      <w:pPr>
-        <w:numPr>
-          <w:ilvl w:val="0"/>
-          <w:numId w:val="1003"/>
-        </w:numPr>
+    </w:p>
+    <w:p>
+      <w:pPr>
+        <w:pStyle w:val="BodyText"/>
       </w:pPr>
       <w:r>
         <w:t xml:space="preserve">ELENA: Those are the indications for use. If it’s not on the label, we can’t promote it, even if doctors ask us. That would be off-label promotion, and the penalties are serious.</w:t>
       </w:r>
-      <w:r>
-        <w:t xml:space="preserve"> </w:t>
-      </w:r>
-      <w:r>
-        <w:t xml:space="preserve">엘레나: 그게 사용 적응증이에요. 라벨에 없으면 홍보할 수 없어요. 의사들이 물어봐도요. 그건 적응증 외 홍보가 되고, 처벌이 아주 무거워요.</w:t>
-      </w:r>
-    </w:p>
-    <w:p>
-      <w:pPr>
-        <w:numPr>
-          <w:ilvl w:val="0"/>
-          <w:numId w:val="1003"/>
-        </w:numPr>
+    </w:p>
+    <w:p>
+      <w:pPr>
+        <w:pStyle w:val="BodyText"/>
       </w:pPr>
       <w:r>
         <w:t xml:space="preserve">MARCUS: Then the label is our map. We stay inside the map.</w:t>
-      </w:r>
-      <w:r>
-        <w:t xml:space="preserve"> </w:t>
-      </w:r>
-      <w:r>
-        <w:t xml:space="preserve">마커스: 그럼 라벨이 우리 지도네. 지도 안에서만 움직이는 거야.</w:t>
       </w:r>
     </w:p>
     <w:bookmarkEnd w:id="23"/>
@@ -1980,10 +1113,7 @@
     </w:p>
     <w:p>
       <w:pPr>
-        <w:numPr>
-          <w:ilvl w:val="0"/>
-          <w:numId w:val="1004"/>
-        </w:numPr>
+        <w:pStyle w:val="FirstParagraph"/>
       </w:pPr>
       <w:r>
         <w:t xml:space="preserve">LILY: Noah? Grace texted me one word.</w:t>
@@ -2006,11 +1136,173 @@
       <w:r>
         <w:t xml:space="preserve">Is it true?</w:t>
       </w:r>
-      <w:r>
-        <w:t xml:space="preserve"> </w:t>
-      </w:r>
-      <w:r>
-        <w:t xml:space="preserve">릴리: 오빠? 그레이스가 한 단어 보냈어.</w:t>
+    </w:p>
+    <w:p>
+      <w:pPr>
+        <w:pStyle w:val="BodyText"/>
+      </w:pPr>
+      <w:r>
+        <w:t xml:space="preserve">NOAH: It’s true, Lil. Approved. Today.</w:t>
+      </w:r>
+    </w:p>
+    <w:p>
+      <w:pPr>
+        <w:pStyle w:val="BodyText"/>
+      </w:pPr>
+      <w:r>
+        <w:t xml:space="preserve">LILY: Then I’m buying the tacos. For once.</w:t>
+      </w:r>
+    </w:p>
+    <w:p>
+      <w:pPr>
+        <w:pStyle w:val="BodyText"/>
+      </w:pPr>
+      <w:r>
+        <w:t xml:space="preserve">NOAH: Twenty-six dollars. From the first episode of this company.</w:t>
+      </w:r>
+    </w:p>
+    <w:p>
+      <w:pPr>
+        <w:pStyle w:val="BodyText"/>
+      </w:pPr>
+      <w:r>
+        <w:t xml:space="preserve">LILY: Fine. With interest. Like Hannah’s bank.</w:t>
+      </w:r>
+    </w:p>
+    <w:p>
+      <w:pPr>
+        <w:pStyle w:val="BodyText"/>
+      </w:pPr>
+      <w:r>
+        <w:t xml:space="preserve">CAROL: Noah? Lily told me. Is it real? On paper?</w:t>
+      </w:r>
+    </w:p>
+    <w:p>
+      <w:pPr>
+        <w:pStyle w:val="BodyText"/>
+      </w:pPr>
+      <w:r>
+        <w:t xml:space="preserve">NOAH: On paper, Mom. An official letter. From the government.</w:t>
+      </w:r>
+    </w:p>
+    <w:p>
+      <w:pPr>
+        <w:pStyle w:val="BodyText"/>
+      </w:pPr>
+      <w:r>
+        <w:t xml:space="preserve">CAROL: Your father would have framed this. Next to his bridge photos.</w:t>
+      </w:r>
+    </w:p>
+    <w:p>
+      <w:pPr>
+        <w:pStyle w:val="BodyText"/>
+      </w:pPr>
+      <w:r>
+        <w:t xml:space="preserve">NOAH: You built the bridge you could finish, Dad. That’s what I kept thinking about. We didn’t promise everything. We built something smaller and honest, and we finished it too.</w:t>
+      </w:r>
+    </w:p>
+    <w:p>
+      <w:pPr>
+        <w:pStyle w:val="BodyText"/>
+      </w:pPr>
+      <w:r>
+        <w:t xml:space="preserve">CAROL: Don’t make me cry at work. I’m at the library.</w:t>
+      </w:r>
+    </w:p>
+    <w:p>
+      <w:pPr>
+        <w:pStyle w:val="BodyText"/>
+      </w:pPr>
+      <w:r>
+        <w:t xml:space="preserve">MARCUS: Kevin? Sandra? You’re both on. We got it. Approved.</w:t>
+      </w:r>
+    </w:p>
+    <w:p>
+      <w:pPr>
+        <w:pStyle w:val="BodyText"/>
+      </w:pPr>
+      <w:r>
+        <w:t xml:space="preserve">KEVIN: Congratulations! When do you need the first commercial batch?</w:t>
+      </w:r>
+    </w:p>
+    <w:p>
+      <w:pPr>
+        <w:pStyle w:val="BodyText"/>
+      </w:pPr>
+      <w:r>
+        <w:t xml:space="preserve">MARCUS: Kevin. Can I enjoy this for five minutes first?</w:t>
+      </w:r>
+    </w:p>
+    <w:p>
+      <w:pPr>
+        <w:pStyle w:val="BodyText"/>
+      </w:pPr>
+      <w:r>
+        <w:t xml:space="preserve">SANDRA: Marcus. You owe me a dinner. In Florence.</w:t>
+      </w:r>
+    </w:p>
+    <w:p>
+      <w:pPr>
+        <w:pStyle w:val="BodyText"/>
+      </w:pPr>
+      <w:r>
+        <w:t xml:space="preserve">MARCUS: I remember. I keep my promises. In writing.</w:t>
+      </w:r>
+    </w:p>
+    <w:p>
+      <w:pPr>
+        <w:pStyle w:val="BodyText"/>
+      </w:pPr>
+      <w:r>
+        <w:t xml:space="preserve">HANNAH: Noah, Hannah Greer. I heard the news. Congratulations.</w:t>
+      </w:r>
+    </w:p>
+    <w:p>
+      <w:pPr>
+        <w:pStyle w:val="BodyText"/>
+      </w:pPr>
+      <w:r>
+        <w:t xml:space="preserve">NOAH: Thank you. Five months before your March deadline.</w:t>
+      </w:r>
+    </w:p>
+    <w:p>
+      <w:pPr>
+        <w:pStyle w:val="BodyText"/>
+      </w:pPr>
+      <w:r>
+        <w:t xml:space="preserve">HANNAH: I noticed. The approval came well before the March deadline, so the covenant is satisfied and there’s no penalty. Honestly, very few companies beat these deadlines. Well done.</w:t>
+      </w:r>
+    </w:p>
+    <w:p>
+      <w:pPr>
+        <w:pStyle w:val="BodyText"/>
+      </w:pPr>
+      <w:r>
+        <w:t xml:space="preserve">DIANE: Noah, Diane. I read the approval letter. Twice. It’s clean.</w:t>
+      </w:r>
+    </w:p>
+    <w:p>
+      <w:pPr>
+        <w:pStyle w:val="BodyText"/>
+      </w:pPr>
+      <w:r>
+        <w:t xml:space="preserve">NOAH: Clean meaning good?</w:t>
+      </w:r>
+    </w:p>
+    <w:p>
+      <w:pPr>
+        <w:pStyle w:val="BodyText"/>
+      </w:pPr>
+      <w:r>
+        <w:t xml:space="preserve">DIANE: Clean meaning no surprises. Every condition is written clearly, the training language matches our policy, and there’s nothing hidden that could hurt us later. In my world, that’s the best possible word.</w:t>
+      </w:r>
+    </w:p>
+    <w:p>
+      <w:pPr>
+        <w:pStyle w:val="BodyText"/>
+      </w:pPr>
+      <w:r>
+        <w:t xml:space="preserve">ELENA: Rachel texted.</w:t>
       </w:r>
       <w:r>
         <w:t xml:space="preserve"> </w:t>
@@ -2019,7 +1311,7 @@
         <w:t xml:space="preserve">“</w:t>
       </w:r>
       <w:r>
-        <w:t xml:space="preserve">승인.</w:t>
+        <w:t xml:space="preserve">Told you. Fight the FDA. Win.</w:t>
       </w:r>
       <w:r>
         <w:t xml:space="preserve">”</w:t>
@@ -2028,358 +1320,23 @@
         <w:t xml:space="preserve"> </w:t>
       </w:r>
       <w:r>
-        <w:t xml:space="preserve">진짜야?</w:t>
-      </w:r>
-    </w:p>
-    <w:p>
-      <w:pPr>
-        <w:numPr>
-          <w:ilvl w:val="0"/>
-          <w:numId w:val="1004"/>
-        </w:numPr>
-      </w:pPr>
-      <w:r>
-        <w:t xml:space="preserve">NOAH: It’s true, Lil. Approved. Today.</w:t>
-      </w:r>
-      <w:r>
-        <w:t xml:space="preserve"> </w:t>
-      </w:r>
-      <w:r>
-        <w:t xml:space="preserve">노아: 진짜야, 릴. 승인. 오늘.</w:t>
-      </w:r>
-    </w:p>
-    <w:p>
-      <w:pPr>
-        <w:numPr>
-          <w:ilvl w:val="0"/>
-          <w:numId w:val="1004"/>
-        </w:numPr>
-      </w:pPr>
-      <w:r>
-        <w:t xml:space="preserve">LILY: Then I’m buying the tacos. For once.</w:t>
-      </w:r>
-      <w:r>
-        <w:t xml:space="preserve"> </w:t>
-      </w:r>
-      <w:r>
-        <w:t xml:space="preserve">릴리: 그럼 이번엔 내가 타코 살게. 처음으로.</w:t>
-      </w:r>
-    </w:p>
-    <w:p>
-      <w:pPr>
-        <w:numPr>
-          <w:ilvl w:val="0"/>
-          <w:numId w:val="1004"/>
-        </w:numPr>
-      </w:pPr>
-      <w:r>
-        <w:t xml:space="preserve">NOAH: Twenty-six dollars. From the first episode of this company.</w:t>
-      </w:r>
-      <w:r>
-        <w:t xml:space="preserve"> </w:t>
-      </w:r>
-      <w:r>
-        <w:t xml:space="preserve">노아: 26달러. 이 회사 첫 장면에서 빚진 거.</w:t>
-      </w:r>
-    </w:p>
-    <w:p>
-      <w:pPr>
-        <w:numPr>
-          <w:ilvl w:val="0"/>
-          <w:numId w:val="1004"/>
-        </w:numPr>
-      </w:pPr>
-      <w:r>
-        <w:t xml:space="preserve">LILY: Fine. With interest. Like Hannah’s bank.</w:t>
-      </w:r>
-      <w:r>
-        <w:t xml:space="preserve"> </w:t>
-      </w:r>
-      <w:r>
-        <w:t xml:space="preserve">릴리: 좋아. 이자까지. 해나네 은행처럼.</w:t>
-      </w:r>
-    </w:p>
-    <w:p>
-      <w:pPr>
-        <w:numPr>
-          <w:ilvl w:val="0"/>
-          <w:numId w:val="1004"/>
-        </w:numPr>
-      </w:pPr>
-      <w:r>
-        <w:t xml:space="preserve">CAROL: Noah? Lily told me. Is it real? On paper?</w:t>
-      </w:r>
-      <w:r>
-        <w:t xml:space="preserve"> </w:t>
-      </w:r>
-      <w:r>
-        <w:t xml:space="preserve">캐럴: 노아? 릴리한테 들었어. 진짜야? 서류로?</w:t>
-      </w:r>
-    </w:p>
-    <w:p>
-      <w:pPr>
-        <w:numPr>
-          <w:ilvl w:val="0"/>
-          <w:numId w:val="1004"/>
-        </w:numPr>
-      </w:pPr>
-      <w:r>
-        <w:t xml:space="preserve">NOAH: On paper, Mom. An official letter. From the government.</w:t>
-      </w:r>
-      <w:r>
-        <w:t xml:space="preserve"> </w:t>
-      </w:r>
-      <w:r>
-        <w:t xml:space="preserve">노아: 서류로요, 엄마. 공식 서한이요. 정부에서 온.</w:t>
-      </w:r>
-    </w:p>
-    <w:p>
-      <w:pPr>
-        <w:numPr>
-          <w:ilvl w:val="0"/>
-          <w:numId w:val="1004"/>
-        </w:numPr>
-      </w:pPr>
-      <w:r>
-        <w:t xml:space="preserve">CAROL: Your father would have framed this. Next to his bridge photos.</w:t>
-      </w:r>
-      <w:r>
-        <w:t xml:space="preserve"> </w:t>
-      </w:r>
-      <w:r>
-        <w:t xml:space="preserve">캐럴: 너희 아빠라면 이걸 액자에 넣었을 거야. 다리 사진들 옆에.</w:t>
-      </w:r>
-    </w:p>
-    <w:p>
-      <w:pPr>
-        <w:numPr>
-          <w:ilvl w:val="0"/>
-          <w:numId w:val="1004"/>
-        </w:numPr>
-      </w:pPr>
-      <w:r>
-        <w:t xml:space="preserve">NOAH: You built the bridge you could finish, Dad. That’s what I kept thinking about. We didn’t promise everything. We built something smaller and honest, and we finished it too.</w:t>
-      </w:r>
-      <w:r>
-        <w:t xml:space="preserve"> </w:t>
-      </w:r>
-      <w:r>
-        <w:t xml:space="preserve">노아: 아빠는 끝낼 수 있는 다리를 지었죠. 계속 그 생각을 했어요. 우린 전부를 약속하지 않았어요. 더 작고 정직한 걸 지었고, 우리도 끝까지 해냈어요.</w:t>
-      </w:r>
-    </w:p>
-    <w:p>
-      <w:pPr>
-        <w:numPr>
-          <w:ilvl w:val="0"/>
-          <w:numId w:val="1004"/>
-        </w:numPr>
-      </w:pPr>
-      <w:r>
-        <w:t xml:space="preserve">CAROL: Don’t make me cry at work. I’m at the library.</w:t>
-      </w:r>
-      <w:r>
-        <w:t xml:space="preserve"> </w:t>
-      </w:r>
-      <w:r>
-        <w:t xml:space="preserve">캐럴: 일하는 중에 울리지 마. 나 도서관이야.</w:t>
-      </w:r>
-    </w:p>
-    <w:p>
-      <w:pPr>
-        <w:numPr>
-          <w:ilvl w:val="0"/>
-          <w:numId w:val="1004"/>
-        </w:numPr>
-      </w:pPr>
-      <w:r>
-        <w:t xml:space="preserve">MARCUS: Kevin? Sandra? You’re both on. We got it. Approved.</w:t>
-      </w:r>
-      <w:r>
-        <w:t xml:space="preserve"> </w:t>
-      </w:r>
-      <w:r>
-        <w:t xml:space="preserve">마커스: 케빈? 산드라? 둘 다 들어왔네요. 받았어요. 승인.</w:t>
-      </w:r>
-    </w:p>
-    <w:p>
-      <w:pPr>
-        <w:numPr>
-          <w:ilvl w:val="0"/>
-          <w:numId w:val="1004"/>
-        </w:numPr>
-      </w:pPr>
-      <w:r>
-        <w:t xml:space="preserve">KEVIN: Congratulations! When do you need the first commercial batch?</w:t>
-      </w:r>
-      <w:r>
-        <w:t xml:space="preserve"> </w:t>
-      </w:r>
-      <w:r>
-        <w:t xml:space="preserve">케빈: 축하해요! 첫 상업 배치는 언제 필요해요?</w:t>
-      </w:r>
-    </w:p>
-    <w:p>
-      <w:pPr>
-        <w:numPr>
-          <w:ilvl w:val="0"/>
-          <w:numId w:val="1004"/>
-        </w:numPr>
-      </w:pPr>
-      <w:r>
-        <w:t xml:space="preserve">MARCUS: Kevin. Can I enjoy this for five minutes first?</w:t>
-      </w:r>
-      <w:r>
-        <w:t xml:space="preserve"> </w:t>
-      </w:r>
-      <w:r>
-        <w:t xml:space="preserve">마커스: 케빈. 5분만이라도 먼저 즐기면 안 돼요?</w:t>
-      </w:r>
-    </w:p>
-    <w:p>
-      <w:pPr>
-        <w:numPr>
-          <w:ilvl w:val="0"/>
-          <w:numId w:val="1004"/>
-        </w:numPr>
-      </w:pPr>
-      <w:r>
-        <w:t xml:space="preserve">SANDRA: Marcus. You owe me a dinner. In Florence.</w:t>
-      </w:r>
-      <w:r>
-        <w:t xml:space="preserve"> </w:t>
-      </w:r>
-      <w:r>
-        <w:t xml:space="preserve">산드라: 마커스. 저녁 빚졌죠. 피렌체에서.</w:t>
-      </w:r>
-    </w:p>
-    <w:p>
-      <w:pPr>
-        <w:numPr>
-          <w:ilvl w:val="0"/>
-          <w:numId w:val="1004"/>
-        </w:numPr>
-      </w:pPr>
-      <w:r>
-        <w:t xml:space="preserve">MARCUS: I remember. I keep my promises. In writing.</w:t>
-      </w:r>
-      <w:r>
-        <w:t xml:space="preserve"> </w:t>
-      </w:r>
-      <w:r>
-        <w:t xml:space="preserve">마커스: 기억해요. 약속은 지켜요. 서면으로.</w:t>
-      </w:r>
-    </w:p>
-    <w:p>
-      <w:pPr>
-        <w:numPr>
-          <w:ilvl w:val="0"/>
-          <w:numId w:val="1004"/>
-        </w:numPr>
-      </w:pPr>
-      <w:r>
-        <w:t xml:space="preserve">HANNAH: Noah, Hannah Greer. I heard the news. Congratulations.</w:t>
-      </w:r>
-      <w:r>
-        <w:t xml:space="preserve"> </w:t>
-      </w:r>
-      <w:r>
-        <w:t xml:space="preserve">해나: 노아, 해나 그리어예요. 소식 들었어요. 축하해요.</w:t>
-      </w:r>
-    </w:p>
-    <w:p>
-      <w:pPr>
-        <w:numPr>
-          <w:ilvl w:val="0"/>
-          <w:numId w:val="1004"/>
-        </w:numPr>
-      </w:pPr>
-      <w:r>
-        <w:t xml:space="preserve">NOAH: Thank you. Five months before your March deadline.</w:t>
-      </w:r>
-      <w:r>
-        <w:t xml:space="preserve"> </w:t>
-      </w:r>
-      <w:r>
-        <w:t xml:space="preserve">노아: 감사해요. 은행 3월 기한보다 5개월 빨라요.</w:t>
-      </w:r>
-    </w:p>
-    <w:p>
-      <w:pPr>
-        <w:numPr>
-          <w:ilvl w:val="0"/>
-          <w:numId w:val="1004"/>
-        </w:numPr>
-      </w:pPr>
-      <w:r>
-        <w:t xml:space="preserve">HANNAH: I noticed. The approval came well before the March deadline, so the covenant is satisfied and there’s no penalty. Honestly, very few companies beat these deadlines. Well done.</w:t>
-      </w:r>
-      <w:r>
-        <w:t xml:space="preserve"> </w:t>
-      </w:r>
-      <w:r>
-        <w:t xml:space="preserve">해나: 알아요. 승인이 3월 기한보다 훨씬 일찍 나와서 약정은 충족됐고 벌칙도 없어요. 솔직히 이런 기한을 앞당기는 회사는 거의 없어요. 잘했어요.</w:t>
-      </w:r>
-    </w:p>
-    <w:p>
-      <w:pPr>
-        <w:numPr>
-          <w:ilvl w:val="0"/>
-          <w:numId w:val="1004"/>
-        </w:numPr>
-      </w:pPr>
-      <w:r>
-        <w:t xml:space="preserve">DIANE: Noah, Diane. I read the approval letter. Twice. It’s clean.</w:t>
-      </w:r>
-      <w:r>
-        <w:t xml:space="preserve"> </w:t>
-      </w:r>
-      <w:r>
-        <w:t xml:space="preserve">다이앤: 노아, 다이앤이에요. 승인 서한 읽었어요. 두 번. 깔끔해요.</w:t>
-      </w:r>
-    </w:p>
-    <w:p>
-      <w:pPr>
-        <w:numPr>
-          <w:ilvl w:val="0"/>
-          <w:numId w:val="1004"/>
-        </w:numPr>
-      </w:pPr>
-      <w:r>
-        <w:t xml:space="preserve">NOAH: Clean meaning good?</w:t>
-      </w:r>
-      <w:r>
-        <w:t xml:space="preserve"> </w:t>
-      </w:r>
-      <w:r>
-        <w:t xml:space="preserve">노아: 깔끔하다는 건 좋다는 거죠?</w:t>
-      </w:r>
-    </w:p>
-    <w:p>
-      <w:pPr>
-        <w:numPr>
-          <w:ilvl w:val="0"/>
-          <w:numId w:val="1004"/>
-        </w:numPr>
-      </w:pPr>
-      <w:r>
-        <w:t xml:space="preserve">DIANE: Clean meaning no surprises. Every condition is written clearly, the training language matches our policy, and there’s nothing hidden that could hurt us later. In my world, that’s the best possible word.</w:t>
-      </w:r>
-      <w:r>
-        <w:t xml:space="preserve"> </w:t>
-      </w:r>
-      <w:r>
-        <w:t xml:space="preserve">다이앤: 깔끔하다는 건 놀랄 게 없다는 뜻이에요. 모든 조건이 명확하게 쓰여 있고, 교육 문구가 우리 정책과 일치하고, 나중에 우리를 해칠 만한 숨은 내용이 없어요. 내 세계에선 그게 최고의 단어죠.</w:t>
-      </w:r>
-    </w:p>
-    <w:p>
-      <w:pPr>
-        <w:numPr>
-          <w:ilvl w:val="0"/>
-          <w:numId w:val="1004"/>
-        </w:numPr>
-      </w:pPr>
-      <w:r>
-        <w:t xml:space="preserve">ELENA: Rachel texted.</w:t>
+        <w:t xml:space="preserve">With three exclamation marks.</w:t>
+      </w:r>
+    </w:p>
+    <w:p>
+      <w:pPr>
+        <w:pStyle w:val="BodyText"/>
+      </w:pPr>
+      <w:r>
+        <w:t xml:space="preserve">PRIYA: We didn’t fight them. We answered them.</w:t>
+      </w:r>
+    </w:p>
+    <w:p>
+      <w:pPr>
+        <w:pStyle w:val="BodyText"/>
+      </w:pPr>
+      <w:r>
+        <w:t xml:space="preserve">ELENA: I told her that. She said,</w:t>
       </w:r>
       <w:r>
         <w:t xml:space="preserve"> </w:t>
@@ -2388,22 +1345,18 @@
         <w:t xml:space="preserve">“</w:t>
       </w:r>
       <w:r>
-        <w:t xml:space="preserve">Told you. Fight the FDA. Win.</w:t>
+        <w:t xml:space="preserve">Same thing. Better manners.</w:t>
       </w:r>
       <w:r>
         <w:t xml:space="preserve">”</w:t>
       </w:r>
-      <w:r>
-        <w:t xml:space="preserve"> </w:t>
-      </w:r>
-      <w:r>
-        <w:t xml:space="preserve">With three exclamation marks.</w:t>
-      </w:r>
-      <w:r>
-        <w:t xml:space="preserve"> </w:t>
-      </w:r>
-      <w:r>
-        <w:t xml:space="preserve">엘레나: 레이첼이 문자 보냈어요.</w:t>
+    </w:p>
+    <w:p>
+      <w:pPr>
+        <w:pStyle w:val="BodyText"/>
+      </w:pPr>
+      <w:r>
+        <w:t xml:space="preserve">GRACE: Linda Hayes emailed too.</w:t>
       </w:r>
       <w:r>
         <w:t xml:space="preserve"> </w:t>
@@ -2412,115 +1365,7 @@
         <w:t xml:space="preserve">“</w:t>
       </w:r>
       <w:r>
-        <w:t xml:space="preserve">말했잖아. FDA랑 싸워서. 이겨.</w:t>
-      </w:r>
-      <w:r>
-        <w:t xml:space="preserve">”</w:t>
-      </w:r>
-      <w:r>
-        <w:t xml:space="preserve"> </w:t>
-      </w:r>
-      <w:r>
-        <w:t xml:space="preserve">느낌표 세 개.</w:t>
-      </w:r>
-    </w:p>
-    <w:p>
-      <w:pPr>
-        <w:numPr>
-          <w:ilvl w:val="0"/>
-          <w:numId w:val="1004"/>
-        </w:numPr>
-      </w:pPr>
-      <w:r>
-        <w:t xml:space="preserve">PRIYA: We didn’t fight them. We answered them.</w:t>
-      </w:r>
-      <w:r>
-        <w:t xml:space="preserve"> </w:t>
-      </w:r>
-      <w:r>
-        <w:t xml:space="preserve">프리야: 싸운 게 아니라 답한 거죠.</w:t>
-      </w:r>
-    </w:p>
-    <w:p>
-      <w:pPr>
-        <w:numPr>
-          <w:ilvl w:val="0"/>
-          <w:numId w:val="1004"/>
-        </w:numPr>
-      </w:pPr>
-      <w:r>
-        <w:t xml:space="preserve">ELENA: I told her that. She said,</w:t>
-      </w:r>
-      <w:r>
-        <w:t xml:space="preserve"> </w:t>
-      </w:r>
-      <w:r>
-        <w:t xml:space="preserve">“</w:t>
-      </w:r>
-      <w:r>
-        <w:t xml:space="preserve">Same thing. Better manners.</w:t>
-      </w:r>
-      <w:r>
-        <w:t xml:space="preserve">”</w:t>
-      </w:r>
-      <w:r>
-        <w:t xml:space="preserve"> </w:t>
-      </w:r>
-      <w:r>
-        <w:t xml:space="preserve">엘레나: 그렇게 말했어요.</w:t>
-      </w:r>
-      <w:r>
-        <w:t xml:space="preserve"> </w:t>
-      </w:r>
-      <w:r>
-        <w:t xml:space="preserve">“</w:t>
-      </w:r>
-      <w:r>
-        <w:t xml:space="preserve">같은 거야. 매너만 더 좋을 뿐.</w:t>
-      </w:r>
-      <w:r>
-        <w:t xml:space="preserve">”</w:t>
-      </w:r>
-      <w:r>
-        <w:t xml:space="preserve">이래요.</w:t>
-      </w:r>
-    </w:p>
-    <w:p>
-      <w:pPr>
-        <w:numPr>
-          <w:ilvl w:val="0"/>
-          <w:numId w:val="1004"/>
-        </w:numPr>
-      </w:pPr>
-      <w:r>
-        <w:t xml:space="preserve">GRACE: Linda Hayes emailed too.</w:t>
-      </w:r>
-      <w:r>
-        <w:t xml:space="preserve"> </w:t>
-      </w:r>
-      <w:r>
-        <w:t xml:space="preserve">“</w:t>
-      </w:r>
-      <w:r>
         <w:t xml:space="preserve">Can I tell my husband now? He was right.</w:t>
-      </w:r>
-      <w:r>
-        <w:t xml:space="preserve">”</w:t>
-      </w:r>
-      <w:r>
-        <w:t xml:space="preserve"> </w:t>
-      </w:r>
-      <w:r>
-        <w:t xml:space="preserve">그레이스: 린다 헤이스도 이메일 보냈어요.</w:t>
-      </w:r>
-      <w:r>
-        <w:t xml:space="preserve"> </w:t>
-      </w:r>
-      <w:r>
-        <w:t xml:space="preserve">“</w:t>
-      </w:r>
-      <w:r>
-        <w:t xml:space="preserve">이제 남편한테 말해도 돼요? 남편 말이 맞았네요.</w:t>
       </w:r>
       <w:r>
         <w:t xml:space="preserve">”</w:t>
@@ -2538,10 +1383,7 @@
     </w:p>
     <w:p>
       <w:pPr>
-        <w:numPr>
-          <w:ilvl w:val="0"/>
-          <w:numId w:val="1005"/>
-        </w:numPr>
+        <w:pStyle w:val="FirstParagraph"/>
       </w:pPr>
       <w:r>
         <w:t xml:space="preserve">LEO: Everyone, grab a glass! Ana made the cake again. It says</w:t>
@@ -2558,264 +1400,117 @@
       <w:r>
         <w:t xml:space="preserve">”</w:t>
       </w:r>
-      <w:r>
-        <w:t xml:space="preserve"> </w:t>
-      </w:r>
-      <w:r>
-        <w:t xml:space="preserve">레오: 다들 잔 드세요! 애나가 또 케이크 만들었어요.</w:t>
-      </w:r>
-      <w:r>
-        <w:t xml:space="preserve"> </w:t>
-      </w:r>
-      <w:r>
-        <w:t xml:space="preserve">“</w:t>
-      </w:r>
-      <w:r>
-        <w:t xml:space="preserve">승인</w:t>
-      </w:r>
-      <w:r>
-        <w:t xml:space="preserve">”</w:t>
-      </w:r>
-      <w:r>
-        <w:t xml:space="preserve">이라고 쓰여 있어요.</w:t>
-      </w:r>
-    </w:p>
-    <w:p>
-      <w:pPr>
-        <w:numPr>
-          <w:ilvl w:val="0"/>
-          <w:numId w:val="1005"/>
-        </w:numPr>
+    </w:p>
+    <w:p>
+      <w:pPr>
+        <w:pStyle w:val="BodyText"/>
       </w:pPr>
       <w:r>
         <w:t xml:space="preserve">MARCUS: Speech! CEO! Speech!</w:t>
       </w:r>
-      <w:r>
-        <w:t xml:space="preserve"> </w:t>
-      </w:r>
-      <w:r>
-        <w:t xml:space="preserve">마커스: 연설! CEO! 연설!</w:t>
-      </w:r>
-    </w:p>
-    <w:p>
-      <w:pPr>
-        <w:numPr>
-          <w:ilvl w:val="0"/>
-          <w:numId w:val="1005"/>
-        </w:numPr>
+    </w:p>
+    <w:p>
+      <w:pPr>
+        <w:pStyle w:val="BodyText"/>
       </w:pPr>
       <w:r>
         <w:t xml:space="preserve">NOAH: Okay. Short. Four years ago, a napkin in an emergency room. Today, a label with every word checked. Boring and true. Here’s the thing. Boring and true is exactly what we wanted.</w:t>
       </w:r>
-      <w:r>
-        <w:t xml:space="preserve"> </w:t>
-      </w:r>
-      <w:r>
-        <w:t xml:space="preserve">노아: 좋아요. 짧게. 4년 전엔 응급실의 냅킨 한 장. 오늘은 단어 하나하나 확인된 라벨. 지루하고 진실한. 중요한 건 이거예요. 지루하고 진실한 것, 그게 바로 우리가 원했던 거예요.</w:t>
-      </w:r>
-    </w:p>
-    <w:p>
-      <w:pPr>
-        <w:numPr>
-          <w:ilvl w:val="0"/>
-          <w:numId w:val="1005"/>
-        </w:numPr>
+    </w:p>
+    <w:p>
+      <w:pPr>
+        <w:pStyle w:val="BodyText"/>
       </w:pPr>
       <w:r>
         <w:t xml:space="preserve">NOAH: Thank you. Every single one of you. Now… we have to sell it.</w:t>
       </w:r>
-      <w:r>
-        <w:t xml:space="preserve"> </w:t>
-      </w:r>
-      <w:r>
-        <w:t xml:space="preserve">노아: 고마워요. 한 사람 한 사람 모두. 이제… 팔아야 해요.</w:t>
-      </w:r>
-    </w:p>
-    <w:p>
-      <w:pPr>
-        <w:numPr>
-          <w:ilvl w:val="0"/>
-          <w:numId w:val="1005"/>
-        </w:numPr>
+    </w:p>
+    <w:p>
+      <w:pPr>
+        <w:pStyle w:val="BodyText"/>
       </w:pPr>
       <w:r>
         <w:t xml:space="preserve">PRIYA: There it is. The marketing voice.</w:t>
       </w:r>
-      <w:r>
-        <w:t xml:space="preserve"> </w:t>
-      </w:r>
-      <w:r>
-        <w:t xml:space="preserve">프리야: 나왔다. 마케팅 목소리.</w:t>
-      </w:r>
-    </w:p>
-    <w:p>
-      <w:pPr>
-        <w:numPr>
-          <w:ilvl w:val="0"/>
-          <w:numId w:val="1005"/>
-        </w:numPr>
+    </w:p>
+    <w:p>
+      <w:pPr>
+        <w:pStyle w:val="BodyText"/>
       </w:pPr>
       <w:r>
         <w:t xml:space="preserve">ZOE: Actually, that’s my job now. Hi, everyone. Sorry I’m early.</w:t>
       </w:r>
-      <w:r>
-        <w:t xml:space="preserve"> </w:t>
-      </w:r>
-      <w:r>
-        <w:t xml:space="preserve">조이: 사실 그건 이제 제 일이에요. 안녕하세요, 여러분. 일찍 와서 죄송해요.</w:t>
-      </w:r>
-    </w:p>
-    <w:p>
-      <w:pPr>
-        <w:numPr>
-          <w:ilvl w:val="0"/>
-          <w:numId w:val="1005"/>
-        </w:numPr>
+    </w:p>
+    <w:p>
+      <w:pPr>
+        <w:pStyle w:val="BodyText"/>
       </w:pPr>
       <w:r>
         <w:t xml:space="preserve">NOAH: Everyone, this is Zoe Whitman. Our new VP of Marketing. She starts Monday.</w:t>
       </w:r>
-      <w:r>
-        <w:t xml:space="preserve"> </w:t>
-      </w:r>
-      <w:r>
-        <w:t xml:space="preserve">노아: 여러분, 이쪽은 조이 휘트먼이에요. 새 마케팅 VP예요. 월요일부터 출근해요.</w:t>
-      </w:r>
-    </w:p>
-    <w:p>
-      <w:pPr>
-        <w:numPr>
-          <w:ilvl w:val="0"/>
-          <w:numId w:val="1005"/>
-        </w:numPr>
+    </w:p>
+    <w:p>
+      <w:pPr>
+        <w:pStyle w:val="BodyText"/>
       </w:pPr>
       <w:r>
         <w:t xml:space="preserve">ELENA: You’re early by four days.</w:t>
       </w:r>
-      <w:r>
-        <w:t xml:space="preserve"> </w:t>
-      </w:r>
-      <w:r>
-        <w:t xml:space="preserve">엘레나: 나흘이나 일찍 왔네요.</w:t>
-      </w:r>
-    </w:p>
-    <w:p>
-      <w:pPr>
-        <w:numPr>
-          <w:ilvl w:val="0"/>
-          <w:numId w:val="1005"/>
-        </w:numPr>
+    </w:p>
+    <w:p>
+      <w:pPr>
+        <w:pStyle w:val="BodyText"/>
       </w:pPr>
       <w:r>
         <w:t xml:space="preserve">ZOE: I heard the news on my drive. I couldn’t stay away.</w:t>
       </w:r>
-      <w:r>
-        <w:t xml:space="preserve"> </w:t>
-      </w:r>
-      <w:r>
-        <w:t xml:space="preserve">조이: 운전하다가 소식 들었어요. 도저히 안 올 수가 없었어요.</w:t>
-      </w:r>
-    </w:p>
-    <w:p>
-      <w:pPr>
-        <w:numPr>
-          <w:ilvl w:val="0"/>
-          <w:numId w:val="1005"/>
-        </w:numPr>
+    </w:p>
+    <w:p>
+      <w:pPr>
+        <w:pStyle w:val="BodyText"/>
       </w:pPr>
       <w:r>
         <w:t xml:space="preserve">GRACE: Welcome! Have some cake. It’s approved.</w:t>
       </w:r>
-      <w:r>
-        <w:t xml:space="preserve"> </w:t>
-      </w:r>
-      <w:r>
-        <w:t xml:space="preserve">그레이스: 환영해요! 케이크 드세요. 승인된 케이크예요.</w:t>
-      </w:r>
-    </w:p>
-    <w:p>
-      <w:pPr>
-        <w:numPr>
-          <w:ilvl w:val="0"/>
-          <w:numId w:val="1005"/>
-        </w:numPr>
+    </w:p>
+    <w:p>
+      <w:pPr>
+        <w:pStyle w:val="BodyText"/>
       </w:pPr>
       <w:r>
         <w:t xml:space="preserve">ZOE: Thank you. I read your label on the way. All of it.</w:t>
       </w:r>
-      <w:r>
-        <w:t xml:space="preserve"> </w:t>
-      </w:r>
-      <w:r>
-        <w:t xml:space="preserve">조이: 고마워요. 오는 길에 라벨 읽었어요. 전부 다.</w:t>
-      </w:r>
-    </w:p>
-    <w:p>
-      <w:pPr>
-        <w:numPr>
-          <w:ilvl w:val="0"/>
-          <w:numId w:val="1005"/>
-        </w:numPr>
+    </w:p>
+    <w:p>
+      <w:pPr>
+        <w:pStyle w:val="BodyText"/>
       </w:pPr>
       <w:r>
         <w:t xml:space="preserve">ELENA: And?</w:t>
       </w:r>
-      <w:r>
-        <w:t xml:space="preserve"> </w:t>
-      </w:r>
-      <w:r>
-        <w:t xml:space="preserve">엘레나: 그래서요?</w:t>
-      </w:r>
-    </w:p>
-    <w:p>
-      <w:pPr>
-        <w:numPr>
-          <w:ilvl w:val="0"/>
-          <w:numId w:val="1005"/>
-        </w:numPr>
+    </w:p>
+    <w:p>
+      <w:pPr>
+        <w:pStyle w:val="BodyText"/>
       </w:pPr>
       <w:r>
         <w:t xml:space="preserve">ZOE: It’s beautifully boring. Honest. Precise. Every sentence protected. I’ve worked with labels that were full of promises, and they all caused trouble later. Yours gives me something real to build on.</w:t>
       </w:r>
-      <w:r>
-        <w:t xml:space="preserve"> </w:t>
-      </w:r>
-      <w:r>
-        <w:t xml:space="preserve">조이: 아름답게 지루해요. 정직하고, 정확하고, 문장마다 보호돼 있어요. 약속으로 가득한 라벨들을 다뤄 봤는데, 다 나중에 문제가 됐어요. 이 라벨은 제가 쌓아 올릴 진짜 토대를 줘요.</w:t>
-      </w:r>
-    </w:p>
-    <w:p>
-      <w:pPr>
-        <w:numPr>
-          <w:ilvl w:val="0"/>
-          <w:numId w:val="1005"/>
-        </w:numPr>
+    </w:p>
+    <w:p>
+      <w:pPr>
+        <w:pStyle w:val="BodyText"/>
       </w:pPr>
       <w:r>
         <w:t xml:space="preserve">PRIYA: Is that a compliment?</w:t>
       </w:r>
-      <w:r>
-        <w:t xml:space="preserve"> </w:t>
-      </w:r>
-      <w:r>
-        <w:t xml:space="preserve">프리야: 그거 칭찬이에요?</w:t>
-      </w:r>
-    </w:p>
-    <w:p>
-      <w:pPr>
-        <w:numPr>
-          <w:ilvl w:val="0"/>
-          <w:numId w:val="1005"/>
-        </w:numPr>
+    </w:p>
+    <w:p>
+      <w:pPr>
+        <w:pStyle w:val="BodyText"/>
       </w:pPr>
       <w:r>
         <w:t xml:space="preserve">ZOE: The biggest one. Now let’s make it exciting. Within the label.</w:t>
-      </w:r>
-      <w:r>
-        <w:t xml:space="preserve"> </w:t>
-      </w:r>
-      <w:r>
-        <w:t xml:space="preserve">조이: 최고의 칭찬이에요. 이제 흥미롭게 만들어 봐요. 라벨 안에서.</w:t>
       </w:r>
     </w:p>
     <w:p>
@@ -2956,7 +1651,7 @@
               <w:jc w:val="left"/>
             </w:pPr>
             <w:r>
-              <w:t xml:space="preserve">05턴. 공식 문서 협상의 무게.</w:t>
+              <w:t xml:space="preserve">도입. 공식 문서 협상의 무게.</w:t>
             </w:r>
           </w:p>
         </w:tc>
@@ -3006,7 +1701,7 @@
               <w:jc w:val="left"/>
             </w:pPr>
             <w:r>
-              <w:t xml:space="preserve">22턴. 숫자를 유리하게 다듬는 것도 과장이 될 수 있다.</w:t>
+              <w:t xml:space="preserve">장면1. 숫자를 유리하게 다듬는 것도 과장이 될 수 있다.</w:t>
             </w:r>
           </w:p>
         </w:tc>
@@ -3056,7 +1751,7 @@
               <w:jc w:val="left"/>
             </w:pPr>
             <w:r>
-              <w:t xml:space="preserve">25~27턴. 제품이 증명하지 못한 부분을 밝히는 문장.</w:t>
+              <w:t xml:space="preserve">장면1. 제품이 증명하지 못한 부분을 밝히는 문장.</w:t>
             </w:r>
           </w:p>
         </w:tc>
@@ -3106,7 +1801,7 @@
               <w:jc w:val="left"/>
             </w:pPr>
             <w:r>
-              <w:t xml:space="preserve">33턴. 정확히 그만큼만 말하라는 표현.</w:t>
+              <w:t xml:space="preserve">장면1. 정확히 그만큼만 말하라는 표현.</w:t>
             </w:r>
           </w:p>
         </w:tc>
@@ -3156,7 +1851,7 @@
               <w:jc w:val="left"/>
             </w:pPr>
             <w:r>
-              <w:t xml:space="preserve">36턴. 문구 협상에서 미래 가능성을 열어 두는 논리.</w:t>
+              <w:t xml:space="preserve">장면1. 문구 협상에서 미래 가능성을 열어 두는 논리.</w:t>
             </w:r>
           </w:p>
         </w:tc>
@@ -3206,7 +1901,7 @@
               <w:jc w:val="left"/>
             </w:pPr>
             <w:r>
-              <w:t xml:space="preserve">41턴. 계약·라벨 협상의 원칙.</w:t>
+              <w:t xml:space="preserve">장면1. 계약·라벨 협상의 원칙.</w:t>
             </w:r>
           </w:p>
         </w:tc>
@@ -3256,7 +1951,7 @@
               <w:jc w:val="left"/>
             </w:pPr>
             <w:r>
-              <w:t xml:space="preserve">67턴. 결정·승인을 발표할 때.</w:t>
+              <w:t xml:space="preserve">장면2. 결정·승인을 발표할 때.</w:t>
             </w:r>
           </w:p>
         </w:tc>
@@ -3306,7 +2001,7 @@
               <w:jc w:val="left"/>
             </w:pPr>
             <w:r>
-              <w:t xml:space="preserve">79턴. 제품을 어디에 써도 되는지 공식적으로 정한 범위.</w:t>
+              <w:t xml:space="preserve">장면2. 제품을 어디에 써도 되는지 공식적으로 정한 범위.</w:t>
             </w:r>
           </w:p>
         </w:tc>
@@ -3356,7 +2051,7 @@
               <w:jc w:val="left"/>
             </w:pPr>
             <w:r>
-              <w:t xml:space="preserve">79턴. 의료 마케팅의 핵심 규칙(off-label promotion 금지).</w:t>
+              <w:t xml:space="preserve">장면2. 의료 마케팅의 핵심 규칙(off-label promotion 금지).</w:t>
             </w:r>
           </w:p>
         </w:tc>
@@ -3406,7 +2101,7 @@
               <w:jc w:val="left"/>
             </w:pPr>
             <w:r>
-              <w:t xml:space="preserve">120턴. 규제를 지키면서 마케팅하는 원칙.</w:t>
+              <w:t xml:space="preserve">마무리. 규제를 지키면서 마케팅하는 원칙.</w:t>
             </w:r>
           </w:p>
         </w:tc>
@@ -3744,7 +2439,7 @@
           <w:bCs/>
           <w:b/>
         </w:rPr>
-        <w:t xml:space="preserve">22턴 PARK:</w:t>
+        <w:t xml:space="preserve">PARK (장면1):</w:t>
       </w:r>
       <w:r>
         <w:t xml:space="preserve"> </w:t>
@@ -4048,9 +2743,1261 @@
         <w:t xml:space="preserve">로 바꾸자는 동료에게 같은 구조로 30단어 안팎으로 거절해 보기.</w:t>
       </w:r>
     </w:p>
+    <w:p>
+      <w:r>
+        <w:pict>
+          <v:rect style="width:0;height:1.5pt" o:hralign="center" o:hrstd="t" o:hr="t"/>
+        </w:pict>
+      </w:r>
+    </w:p>
     <w:bookmarkEnd w:id="30"/>
     <w:bookmarkEnd w:id="31"/>
+    <w:bookmarkStart w:id="37" w:name="한국어-번역"/>
+    <w:p>
+      <w:pPr>
+        <w:pStyle w:val="Heading2"/>
+      </w:pPr>
+      <w:r>
+        <w:t xml:space="preserve">한국어 번역</w:t>
+      </w:r>
+    </w:p>
+    <w:bookmarkStart w:id="32" w:name="도입-라벨링-화상-회의-오전-10시-1"/>
+    <w:p>
+      <w:pPr>
+        <w:pStyle w:val="Heading3"/>
+      </w:pPr>
+      <w:r>
+        <w:t xml:space="preserve">도입 — 라벨링 화상 회의, 오전 10시</w:t>
+      </w:r>
+    </w:p>
+    <w:p>
+      <w:pPr>
+        <w:pStyle w:val="FirstParagraph"/>
+      </w:pPr>
+      <w:r>
+        <w:t xml:space="preserve">그레이스: 파크 박사가 2분 뒤에 들어와요. 최종 라벨링 논의.</w:t>
+      </w:r>
+    </w:p>
+    <w:p>
+      <w:pPr>
+        <w:pStyle w:val="BodyText"/>
+      </w:pPr>
+      <w:r>
+        <w:t xml:space="preserve">노아: 이거 좋은 소식이에요? 라벨링 통화가?</w:t>
+      </w:r>
+    </w:p>
+    <w:p>
+      <w:pPr>
+        <w:pStyle w:val="BodyText"/>
+      </w:pPr>
+      <w:r>
+        <w:t xml:space="preserve">엘레나: 아주 좋은 소식이에요. 승인이 가까울 때만 라벨을 협상하거든요.</w:t>
+      </w:r>
+    </w:p>
+    <w:p>
+      <w:pPr>
+        <w:pStyle w:val="BodyText"/>
+      </w:pPr>
+      <w:r>
+        <w:t xml:space="preserve">마커스: 그러니까 가까워졌다는 거네.</w:t>
+      </w:r>
+    </w:p>
+    <w:p>
+      <w:pPr>
+        <w:pStyle w:val="BodyText"/>
+      </w:pPr>
+      <w:r>
+        <w:t xml:space="preserve">엘레나: 가까워요. 끝난 건 아니고요. 라벨의 모든 단어가 몇 년 동안 중요해요. 한번 인쇄되면 의사들이 읽고, 변호사들이 인용하고, 우리는 거기 쓰인 것만 홍보할 수 있거든요.</w:t>
+      </w:r>
+    </w:p>
+    <w:p>
+      <w:pPr>
+        <w:pStyle w:val="BodyText"/>
+      </w:pPr>
+      <w:r>
+        <w:t xml:space="preserve">프리야: 뭘 바꾸고 싶어 해요?</w:t>
+      </w:r>
+    </w:p>
+    <w:p>
+      <w:pPr>
+        <w:pStyle w:val="BodyText"/>
+      </w:pPr>
+      <w:r>
+        <w:t xml:space="preserve">그레이스: 용해 문장이요. 그리고 추가하고 싶은 새 문장 하나.</w:t>
+      </w:r>
+    </w:p>
+    <w:p>
+      <w:pPr>
+        <w:pStyle w:val="BodyText"/>
+      </w:pPr>
+      <w:r>
+        <w:t xml:space="preserve">노아: 추가요? 무슨 문장이요?</w:t>
+      </w:r>
+    </w:p>
+    <w:p>
+      <w:pPr>
+        <w:pStyle w:val="BodyText"/>
+      </w:pPr>
+      <w:r>
+        <w:t xml:space="preserve">그레이스: 곧 알게 돼요. 기억해요, 노아. 오늘은 말해도 돼요. 조심스럽게.</w:t>
+      </w:r>
+    </w:p>
+    <w:p>
+      <w:pPr>
+        <w:pStyle w:val="BodyText"/>
+      </w:pPr>
+      <w:r>
+        <w:t xml:space="preserve">노아: 동상은 은퇴. 신중한 CEO가 시작합니다.</w:t>
+      </w:r>
+    </w:p>
+    <w:p>
+      <w:pPr>
+        <w:pStyle w:val="BodyText"/>
+      </w:pPr>
+      <w:r>
+        <w:t xml:space="preserve">레오: 저 여기 있어도 돼요? 전 품질 담당인데.</w:t>
+      </w:r>
+    </w:p>
+    <w:p>
+      <w:pPr>
+        <w:pStyle w:val="BodyText"/>
+      </w:pPr>
+      <w:r>
+        <w:t xml:space="preserve">엘레나: 네. 라벨엔 보관과 유통기한이 들어가요. 당신 숫자예요.</w:t>
+      </w:r>
+    </w:p>
+    <w:p>
+      <w:pPr>
+        <w:pStyle w:val="BodyText"/>
+      </w:pPr>
+      <w:r>
+        <w:t xml:space="preserve">레오: 18개월, 상온. 안정성 데이터를 네 번 확인했어요. 라벨의 그 숫자가 틀리면, 우리 주사기를 보관하는 모든 클리닉이 실수에 기대고 있는 거니까요.</w:t>
+      </w:r>
+    </w:p>
+    <w:p>
+      <w:pPr>
+        <w:pStyle w:val="BodyText"/>
+      </w:pPr>
+      <w:r>
+        <w:t xml:space="preserve">마커스: 겨우 네 번?</w:t>
+      </w:r>
+    </w:p>
+    <w:p>
+      <w:pPr>
+        <w:pStyle w:val="BodyText"/>
+      </w:pPr>
+      <w:r>
+        <w:t xml:space="preserve">레오: 어젯밤 꿈까지 치면 다섯 번이요.</w:t>
+      </w:r>
+    </w:p>
     <w:bookmarkEnd w:id="32"/>
+    <w:bookmarkStart w:id="33" w:name="장면1-라벨-문구-협상-1"/>
+    <w:p>
+      <w:pPr>
+        <w:pStyle w:val="Heading3"/>
+      </w:pPr>
+      <w:r>
+        <w:t xml:space="preserve">장면1 — 라벨 문구 협상</w:t>
+      </w:r>
+    </w:p>
+    <w:p>
+      <w:pPr>
+        <w:pStyle w:val="FirstParagraph"/>
+      </w:pPr>
+      <w:r>
+        <w:t xml:space="preserve">파크: 안녕하세요, Veyra. 결정이 가까워졌습니다. 라벨링부터 하죠.</w:t>
+      </w:r>
+    </w:p>
+    <w:p>
+      <w:pPr>
+        <w:pStyle w:val="BodyText"/>
+      </w:pPr>
+      <w:r>
+        <w:t xml:space="preserve">엘레나: 감사합니다, 파크 박사님. 제안하신 수정안 받았습니다.</w:t>
+      </w:r>
+    </w:p>
+    <w:p>
+      <w:pPr>
+        <w:pStyle w:val="BodyText"/>
+      </w:pPr>
+      <w:r>
+        <w:t xml:space="preserve">파크: 용해 주장입니다. 이 문구를 제안합니다.</w:t>
+      </w:r>
+    </w:p>
+    <w:p>
+      <w:pPr>
+        <w:pStyle w:val="BodyText"/>
+      </w:pPr>
+      <w:r>
+        <w:t xml:space="preserve">파크:</w:t>
+      </w:r>
+      <w:r>
+        <w:t xml:space="preserve"> </w:t>
+      </w:r>
+      <w:r>
+        <w:t xml:space="preserve">“</w:t>
+      </w:r>
+      <w:r>
+        <w:t xml:space="preserve">40명 대상 임상 연구에서 Veyra 필은 눈가림 사진 평가 기준으로 히알루로니다아제에 의해 비교 제품보다 2.8배 빨리 용해되었다.</w:t>
+      </w:r>
+      <w:r>
+        <w:t xml:space="preserve">”</w:t>
+      </w:r>
+    </w:p>
+    <w:p>
+      <w:pPr>
+        <w:pStyle w:val="BodyText"/>
+      </w:pPr>
+      <w:r>
+        <w:t xml:space="preserve">프리야: 정확해요. 모든 부분이요.</w:t>
+      </w:r>
+    </w:p>
+    <w:p>
+      <w:pPr>
+        <w:pStyle w:val="BodyText"/>
+      </w:pPr>
+      <w:r>
+        <w:t xml:space="preserve">노아:</w:t>
+      </w:r>
+      <w:r>
+        <w:t xml:space="preserve"> </w:t>
+      </w:r>
+      <w:r>
+        <w:t xml:space="preserve">“</w:t>
+      </w:r>
+      <w:r>
+        <w:t xml:space="preserve">약 세 배 빠르게</w:t>
+      </w:r>
+      <w:r>
+        <w:t xml:space="preserve">”</w:t>
+      </w:r>
+      <w:r>
+        <w:t xml:space="preserve">라고 할 수 있을까요? 의사들이 기억하기 쉬워서요.</w:t>
+      </w:r>
+    </w:p>
+    <w:p>
+      <w:pPr>
+        <w:pStyle w:val="BodyText"/>
+      </w:pPr>
+      <w:r>
+        <w:t xml:space="preserve">파크: 안 됩니다. 2.8이 측정된 숫자이고, 그게 여러분 연구가 보여 준 겁니다. 3으로 반올림하면 더 이상 측정값이 아니에요. 반올림하는 건 주장입니다.</w:t>
+      </w:r>
+    </w:p>
+    <w:p>
+      <w:pPr>
+        <w:pStyle w:val="BodyText"/>
+      </w:pPr>
+      <w:r>
+        <w:t xml:space="preserve">노아: 이해했습니다. 2.8로 하죠.</w:t>
+      </w:r>
+    </w:p>
+    <w:p>
+      <w:pPr>
+        <w:pStyle w:val="BodyText"/>
+      </w:pPr>
+      <w:r>
+        <w:t xml:space="preserve">엘레나: 그 문구를 받아들이겠습니다.</w:t>
+      </w:r>
+      <w:r>
+        <w:t xml:space="preserve"> </w:t>
+      </w:r>
+      <w:r>
+        <w:t xml:space="preserve">“</w:t>
+      </w:r>
+      <w:r>
+        <w:t xml:space="preserve">40명</w:t>
+      </w:r>
+      <w:r>
+        <w:t xml:space="preserve">”</w:t>
+      </w:r>
+      <w:r>
+        <w:t xml:space="preserve">과</w:t>
+      </w:r>
+      <w:r>
+        <w:t xml:space="preserve"> </w:t>
+      </w:r>
+      <w:r>
+        <w:t xml:space="preserve">“</w:t>
+      </w:r>
+      <w:r>
+        <w:t xml:space="preserve">눈가림</w:t>
+      </w:r>
+      <w:r>
+        <w:t xml:space="preserve">”</w:t>
+      </w:r>
+      <w:r>
+        <w:t xml:space="preserve">까지 포함해서요.</w:t>
+      </w:r>
+    </w:p>
+    <w:p>
+      <w:pPr>
+        <w:pStyle w:val="BodyText"/>
+      </w:pPr>
+      <w:r>
+        <w:t xml:space="preserve">파크: 감사합니다. 이제 새 문장입니다. 한계 문구를 추가하고 싶습니다.</w:t>
+      </w:r>
+    </w:p>
+    <w:p>
+      <w:pPr>
+        <w:pStyle w:val="BodyText"/>
+      </w:pPr>
+      <w:r>
+        <w:t xml:space="preserve">마커스: 한계 문구요?</w:t>
+      </w:r>
+    </w:p>
+    <w:p>
+      <w:pPr>
+        <w:pStyle w:val="BodyText"/>
+      </w:pPr>
+      <w:r>
+        <w:t xml:space="preserve">파크:</w:t>
+      </w:r>
+      <w:r>
+        <w:t xml:space="preserve"> </w:t>
+      </w:r>
+      <w:r>
+        <w:t xml:space="preserve">“</w:t>
+      </w:r>
+      <w:r>
+        <w:t xml:space="preserve">더 빠른 용해의 임상적 이익은 확립되지 않았다.</w:t>
+      </w:r>
+      <w:r>
+        <w:t xml:space="preserve">”</w:t>
+      </w:r>
+    </w:p>
+    <w:p>
+      <w:pPr>
+        <w:pStyle w:val="BodyText"/>
+      </w:pPr>
+      <w:r>
+        <w:t xml:space="preserve">노아: 그 문장은… 우리 메시지를 지워 버리는데요.</w:t>
+      </w:r>
+    </w:p>
+    <w:p>
+      <w:pPr>
+        <w:pStyle w:val="BodyText"/>
+      </w:pPr>
+      <w:r>
+        <w:t xml:space="preserve">엘레나: 노아. 조심해요.</w:t>
+      </w:r>
+    </w:p>
+    <w:p>
+      <w:pPr>
+        <w:pStyle w:val="BodyText"/>
+      </w:pPr>
+      <w:r>
+        <w:t xml:space="preserve">노아: 죄송합니다. 파크 박사님, 그 문장의 이유를 설명해 주시겠습니까? 의사들이 그걸 ’빠른 건 중요하지 않다’로 읽을 수 있어서 여쭙는 겁니다. 어떤 점을 우려하시는지 이해하고 싶습니다.</w:t>
+      </w:r>
+    </w:p>
+    <w:p>
+      <w:pPr>
+        <w:pStyle w:val="BodyText"/>
+      </w:pPr>
+      <w:r>
+        <w:t xml:space="preserve">파크: 여러분 팀이 패널에서 직접 말했어요. 속도를 측정했지, 결과를 측정한 건 아니라고요.</w:t>
+      </w:r>
+    </w:p>
+    <w:p>
+      <w:pPr>
+        <w:pStyle w:val="BodyText"/>
+      </w:pPr>
+      <w:r>
+        <w:t xml:space="preserve">프리야: 맞는 말씀이에요. 우리가 말했어요. 여러 번.</w:t>
+      </w:r>
+    </w:p>
+    <w:p>
+      <w:pPr>
+        <w:pStyle w:val="BodyText"/>
+      </w:pPr>
+      <w:r>
+        <w:t xml:space="preserve">파크: 라벨은 여러분 팀이 말한 걸 말해야 합니다. 그 이상도 이하도 아니고요.</w:t>
+      </w:r>
+    </w:p>
+    <w:p>
+      <w:pPr>
+        <w:pStyle w:val="BodyText"/>
+      </w:pPr>
+      <w:r>
+        <w:t xml:space="preserve">엘레나: 하나 수정을 제안해도 될까요?</w:t>
+      </w:r>
+      <w:r>
+        <w:t xml:space="preserve"> </w:t>
+      </w:r>
+      <w:r>
+        <w:t xml:space="preserve">“</w:t>
+      </w:r>
+      <w:r>
+        <w:t xml:space="preserve">임상 연구에서 확립되지 않았다.</w:t>
+      </w:r>
+      <w:r>
+        <w:t xml:space="preserve">”</w:t>
+      </w:r>
+    </w:p>
+    <w:p>
+      <w:pPr>
+        <w:pStyle w:val="BodyText"/>
+      </w:pPr>
+      <w:r>
+        <w:t xml:space="preserve">파크: 차이가 뭡니까?</w:t>
+      </w:r>
+    </w:p>
+    <w:p>
+      <w:pPr>
+        <w:pStyle w:val="BodyText"/>
+      </w:pPr>
+      <w:r>
+        <w:t xml:space="preserve">엘레나: 무엇을 연구했는지를 말해 주고, 향후 연구의 여지를 남겨 둡니다.</w:t>
+      </w:r>
+    </w:p>
+    <w:p>
+      <w:pPr>
+        <w:pStyle w:val="BodyText"/>
+      </w:pPr>
+      <w:r>
+        <w:t xml:space="preserve">파크: 팀과 상의해 보겠습니다. 잠시만요.</w:t>
+      </w:r>
+    </w:p>
+    <w:p>
+      <w:pPr>
+        <w:pStyle w:val="BodyText"/>
+      </w:pPr>
+      <w:r>
+        <w:t xml:space="preserve">노아: 엘레나, 그 문장이 매출에 타격을 줄까요?</w:t>
+      </w:r>
+    </w:p>
+    <w:p>
+      <w:pPr>
+        <w:pStyle w:val="BodyText"/>
+      </w:pPr>
+      <w:r>
+        <w:t xml:space="preserve">엘레나: 오히려 도움이 될지도 몰라요. 의사들은 한계를 인정하는 라벨을 믿어요. 우리가 아무것도 숨기지 않는다는 뜻이니까요. 레이첼이 그랬어요. 정직한 한계 문구가 우리의 진짜 숫자를 더 믿을 만하게 만들어 줘요.</w:t>
+      </w:r>
+    </w:p>
+    <w:p>
+      <w:pPr>
+        <w:pStyle w:val="BodyText"/>
+      </w:pPr>
+      <w:r>
+        <w:t xml:space="preserve">그레이스: 그리고 우리를 보호해 줘요. 아무도 우리가 과장했다고 못 하죠.</w:t>
+      </w:r>
+    </w:p>
+    <w:p>
+      <w:pPr>
+        <w:pStyle w:val="BodyText"/>
+      </w:pPr>
+      <w:r>
+        <w:t xml:space="preserve">마커스: MAC 조항처럼. 명확한 규칙이 모호한 위험보다 낫지.</w:t>
+      </w:r>
+    </w:p>
+    <w:p>
+      <w:pPr>
+        <w:pStyle w:val="BodyText"/>
+      </w:pPr>
+      <w:r>
+        <w:t xml:space="preserve">파크: 수정안을 받아들이겠습니다.</w:t>
+      </w:r>
+      <w:r>
+        <w:t xml:space="preserve"> </w:t>
+      </w:r>
+      <w:r>
+        <w:t xml:space="preserve">“</w:t>
+      </w:r>
+      <w:r>
+        <w:t xml:space="preserve">임상 연구에서 확립되지 않았다.</w:t>
+      </w:r>
+      <w:r>
+        <w:t xml:space="preserve">”</w:t>
+      </w:r>
+    </w:p>
+    <w:p>
+      <w:pPr>
+        <w:pStyle w:val="BodyText"/>
+      </w:pPr>
+      <w:r>
+        <w:t xml:space="preserve">엘레나: 감사합니다.</w:t>
+      </w:r>
+    </w:p>
+    <w:p>
+      <w:pPr>
+        <w:pStyle w:val="BodyText"/>
+      </w:pPr>
+      <w:r>
+        <w:t xml:space="preserve">파크: 하나 더요. 패널이 교육을 권고했습니다. 라벨에 넣고 싶습니다.</w:t>
+      </w:r>
+    </w:p>
+    <w:p>
+      <w:pPr>
+        <w:pStyle w:val="BodyText"/>
+      </w:pPr>
+      <w:r>
+        <w:t xml:space="preserve">엘레나: 환영합니다. 저희 정책은 교육받은 시술자에게만 판매하는 겁니다.</w:t>
+      </w:r>
+    </w:p>
+    <w:p>
+      <w:pPr>
+        <w:pStyle w:val="BodyText"/>
+      </w:pPr>
+      <w:r>
+        <w:t xml:space="preserve">파크: 그럼 이렇게 추가하겠습니다.</w:t>
+      </w:r>
+      <w:r>
+        <w:t xml:space="preserve"> </w:t>
+      </w:r>
+      <w:r>
+        <w:t xml:space="preserve">“</w:t>
+      </w:r>
+      <w:r>
+        <w:t xml:space="preserve">시술자는 사용 전 제조사의 교육을 이수해야 한다.</w:t>
+      </w:r>
+      <w:r>
+        <w:t xml:space="preserve">”</w:t>
+      </w:r>
+    </w:p>
+    <w:p>
+      <w:pPr>
+        <w:pStyle w:val="BodyText"/>
+      </w:pPr>
+      <w:r>
+        <w:t xml:space="preserve">노아: 그건 사실… 우리한테 좋네요. 교육을 공식화해 주니까요.</w:t>
+      </w:r>
+    </w:p>
+    <w:p>
+      <w:pPr>
+        <w:pStyle w:val="BodyText"/>
+      </w:pPr>
+      <w:r>
+        <w:t xml:space="preserve">파크: 환자에게 좋은 겁니다. 그래서 들어가는 거고요.</w:t>
+      </w:r>
+    </w:p>
+    <w:p>
+      <w:pPr>
+        <w:pStyle w:val="BodyText"/>
+      </w:pPr>
+      <w:r>
+        <w:t xml:space="preserve">노아: 물론이죠. 감사합니다, 파크 박사님.</w:t>
+      </w:r>
+    </w:p>
+    <w:p>
+      <w:pPr>
+        <w:pStyle w:val="BodyText"/>
+      </w:pPr>
+      <w:r>
+        <w:t xml:space="preserve">파크: 2주 안에 결정 서한을 기다리십시오. 좋은 하루 보내세요.</w:t>
+      </w:r>
+    </w:p>
+    <w:bookmarkEnd w:id="33"/>
+    <w:bookmarkStart w:id="34" w:name="장면2-기다림-그리고-서한-1"/>
+    <w:p>
+      <w:pPr>
+        <w:pStyle w:val="Heading3"/>
+      </w:pPr>
+      <w:r>
+        <w:t xml:space="preserve">장면2 — 기다림, 그리고 서한</w:t>
+      </w:r>
+    </w:p>
+    <w:p>
+      <w:pPr>
+        <w:pStyle w:val="FirstParagraph"/>
+      </w:pPr>
+      <w:r>
+        <w:t xml:space="preserve">마커스: 2주. 창고 청소나 해야겠어. 두 번.</w:t>
+      </w:r>
+    </w:p>
+    <w:p>
+      <w:pPr>
+        <w:pStyle w:val="BodyText"/>
+      </w:pPr>
+      <w:r>
+        <w:t xml:space="preserve">프리야: 난 입술 배합을 시작할 거야. 조용히. 내 머릿속 보류 목록에서.</w:t>
+      </w:r>
+    </w:p>
+    <w:p>
+      <w:pPr>
+        <w:pStyle w:val="BodyText"/>
+      </w:pPr>
+      <w:r>
+        <w:t xml:space="preserve">그레이스: 전 시판 후 연구를 계획할게요. 반드시 요구할 거예요.</w:t>
+      </w:r>
+    </w:p>
+    <w:p>
+      <w:pPr>
+        <w:pStyle w:val="BodyText"/>
+      </w:pPr>
+      <w:r>
+        <w:t xml:space="preserve">노아: 시판 후 연구요? 아직 승인도 안 났는데요.</w:t>
+      </w:r>
+    </w:p>
+    <w:p>
+      <w:pPr>
+        <w:pStyle w:val="BodyText"/>
+      </w:pPr>
+      <w:r>
+        <w:t xml:space="preserve">그레이스: 승인엔 보통 조건이 붙어요. 가장 흔한 게 출시 후 연구예요. 아마 5년쯤. 제품이 널리 쓰이기 시작한 뒤 어떻게 작동하는지 FDA가 계속 지켜볼 수 있도록요.</w:t>
+      </w:r>
+    </w:p>
+    <w:p>
+      <w:pPr>
+        <w:pStyle w:val="BodyText"/>
+      </w:pPr>
+      <w:r>
+        <w:t xml:space="preserve">엘레나: 실제 환자를 추적하는 거예요. 실제 부작용, 실제 시술자. 완벽한 임상 밖에서.</w:t>
+      </w:r>
+    </w:p>
+    <w:p>
+      <w:pPr>
+        <w:pStyle w:val="BodyText"/>
+      </w:pPr>
+      <w:r>
+        <w:t xml:space="preserve">레오: 현실 세계. 지저분한 일들이 일어나는 곳.</w:t>
+      </w:r>
+    </w:p>
+    <w:p>
+      <w:pPr>
+        <w:pStyle w:val="BodyText"/>
+      </w:pPr>
+      <w:r>
+        <w:t xml:space="preserve">노아: 좋아요. 그레이스, 계획해 줘요. 나머진 2주 동안 숨 쉬려고 노력해 봐요.</w:t>
+      </w:r>
+    </w:p>
+    <w:p>
+      <w:pPr>
+        <w:pStyle w:val="BodyText"/>
+      </w:pPr>
+      <w:r>
+        <w:t xml:space="preserve">그레이스: 노아. 화요일이에요. 오후 3시. 이메일 확인해요. 지금.</w:t>
+      </w:r>
+    </w:p>
+    <w:p>
+      <w:pPr>
+        <w:pStyle w:val="BodyText"/>
+      </w:pPr>
+      <w:r>
+        <w:t xml:space="preserve">노아: 뭐요? 겨우 5일 지났는데요.</w:t>
+      </w:r>
+    </w:p>
+    <w:p>
+      <w:pPr>
+        <w:pStyle w:val="BodyText"/>
+      </w:pPr>
+      <w:r>
+        <w:t xml:space="preserve">그레이스:</w:t>
+      </w:r>
+      <w:r>
+        <w:t xml:space="preserve"> </w:t>
+      </w:r>
+      <w:r>
+        <w:t xml:space="preserve">“</w:t>
+      </w:r>
+      <w:r>
+        <w:t xml:space="preserve">2주 안에</w:t>
+      </w:r>
+      <w:r>
+        <w:t xml:space="preserve">”</w:t>
+      </w:r>
+      <w:r>
+        <w:t xml:space="preserve">엔 5일도 포함돼요. 열어 봐요.</w:t>
+      </w:r>
+    </w:p>
+    <w:p>
+      <w:pPr>
+        <w:pStyle w:val="BodyText"/>
+      </w:pPr>
+      <w:r>
+        <w:t xml:space="preserve">노아: 엘레나. 읽어 줘요. 손이 떨려요.</w:t>
+      </w:r>
+    </w:p>
+    <w:p>
+      <w:pPr>
+        <w:pStyle w:val="BodyText"/>
+      </w:pPr>
+      <w:r>
+        <w:t xml:space="preserve">엘레나:</w:t>
+      </w:r>
+      <w:r>
+        <w:t xml:space="preserve"> </w:t>
+      </w:r>
+      <w:r>
+        <w:t xml:space="preserve">“</w:t>
+      </w:r>
+      <w:r>
+        <w:t xml:space="preserve">귀사의 시판 전 승인 신청에 대한 심사를 완료했습니다. 신청은 승인되었습니다.</w:t>
+      </w:r>
+      <w:r>
+        <w:t xml:space="preserve">”</w:t>
+      </w:r>
+    </w:p>
+    <w:p>
+      <w:pPr>
+        <w:pStyle w:val="BodyText"/>
+      </w:pPr>
+      <w:r>
+        <w:t xml:space="preserve">프리야: 승인.</w:t>
+      </w:r>
+    </w:p>
+    <w:p>
+      <w:pPr>
+        <w:pStyle w:val="BodyText"/>
+      </w:pPr>
+      <w:r>
+        <w:t xml:space="preserve">마커스: 승인이라고?</w:t>
+      </w:r>
+    </w:p>
+    <w:p>
+      <w:pPr>
+        <w:pStyle w:val="BodyText"/>
+      </w:pPr>
+      <w:r>
+        <w:t xml:space="preserve">레오: 공식적인 거예요?</w:t>
+      </w:r>
+    </w:p>
+    <w:p>
+      <w:pPr>
+        <w:pStyle w:val="BodyText"/>
+      </w:pPr>
+      <w:r>
+        <w:t xml:space="preserve">엘레나: 공식이에요. Veyra 필은 FDA 승인 제품이에요.</w:t>
+      </w:r>
+    </w:p>
+    <w:p>
+      <w:pPr>
+        <w:pStyle w:val="BodyText"/>
+      </w:pPr>
+      <w:r>
+        <w:t xml:space="preserve">그레이스: 조건부로요. 5년 시판 후 연구. 그리고 교육 문구.</w:t>
+      </w:r>
+    </w:p>
+    <w:p>
+      <w:pPr>
+        <w:pStyle w:val="BodyText"/>
+      </w:pPr>
+      <w:r>
+        <w:t xml:space="preserve">노아: 승인. 조건부. 받아들일게요. 영원히 받아들일게요.</w:t>
+      </w:r>
+    </w:p>
+    <w:p>
+      <w:pPr>
+        <w:pStyle w:val="BodyText"/>
+      </w:pPr>
+      <w:r>
+        <w:t xml:space="preserve">마커스: 모두! 회의실로! 지금!</w:t>
+      </w:r>
+    </w:p>
+    <w:p>
+      <w:pPr>
+        <w:pStyle w:val="BodyText"/>
+      </w:pPr>
+      <w:r>
+        <w:t xml:space="preserve">프리야: 노아. 냅킨 있어?</w:t>
+      </w:r>
+    </w:p>
+    <w:p>
+      <w:pPr>
+        <w:pStyle w:val="BodyText"/>
+      </w:pPr>
+      <w:r>
+        <w:t xml:space="preserve">노아: 항상. 왜?</w:t>
+      </w:r>
+    </w:p>
+    <w:p>
+      <w:pPr>
+        <w:pStyle w:val="BodyText"/>
+      </w:pPr>
+      <w:r>
+        <w:t xml:space="preserve">프리야: 날짜를 써. 오늘. 냅킨에. 일레인 액자용으로.</w:t>
+      </w:r>
+    </w:p>
+    <w:p>
+      <w:pPr>
+        <w:pStyle w:val="BodyText"/>
+      </w:pPr>
+      <w:r>
+        <w:t xml:space="preserve">노아: 10월 28일. 승인. 응급실 이후 4년.</w:t>
+      </w:r>
+    </w:p>
+    <w:p>
+      <w:pPr>
+        <w:pStyle w:val="BodyText"/>
+      </w:pPr>
+      <w:r>
+        <w:t xml:space="preserve">엘레나: 4년. 그날 밤 난 7년이라고 했죠. 내가 틀렸어요. 기쁘게도.</w:t>
+      </w:r>
+    </w:p>
+    <w:p>
+      <w:pPr>
+        <w:pStyle w:val="BodyText"/>
+      </w:pPr>
+      <w:r>
+        <w:t xml:space="preserve">레오: 그리고 적응증은요? 정확히 뭐에 쓰라고 팔 수 있어요?</w:t>
+      </w:r>
+    </w:p>
+    <w:p>
+      <w:pPr>
+        <w:pStyle w:val="BodyText"/>
+      </w:pPr>
+      <w:r>
+        <w:t xml:space="preserve">엘레나: 중등도에서 중증의 팔자주름. 22세 이상 성인. 그게 다예요.</w:t>
+      </w:r>
+    </w:p>
+    <w:p>
+      <w:pPr>
+        <w:pStyle w:val="BodyText"/>
+      </w:pPr>
+      <w:r>
+        <w:t xml:space="preserve">노아: 팔자주름만. 입술도, 볼도 아니고.</w:t>
+      </w:r>
+      <w:r>
+        <w:t xml:space="preserve"> </w:t>
+      </w:r>
+      <w:r>
+        <w:t xml:space="preserve">“</w:t>
+      </w:r>
+      <w:r>
+        <w:t xml:space="preserve">전부</w:t>
+      </w:r>
+      <w:r>
+        <w:t xml:space="preserve">”</w:t>
+      </w:r>
+      <w:r>
+        <w:t xml:space="preserve">가 아니라.</w:t>
+      </w:r>
+    </w:p>
+    <w:p>
+      <w:pPr>
+        <w:pStyle w:val="BodyText"/>
+      </w:pPr>
+      <w:r>
+        <w:t xml:space="preserve">엘레나: 그게 사용 적응증이에요. 라벨에 없으면 홍보할 수 없어요. 의사들이 물어봐도요. 그건 적응증 외 홍보가 되고, 처벌이 아주 무거워요.</w:t>
+      </w:r>
+    </w:p>
+    <w:p>
+      <w:pPr>
+        <w:pStyle w:val="BodyText"/>
+      </w:pPr>
+      <w:r>
+        <w:t xml:space="preserve">마커스: 그럼 라벨이 우리 지도네. 지도 안에서만 움직이는 거야.</w:t>
+      </w:r>
+    </w:p>
+    <w:bookmarkEnd w:id="34"/>
+    <w:bookmarkStart w:id="35" w:name="절정전환-감사의-전화들-1"/>
+    <w:p>
+      <w:pPr>
+        <w:pStyle w:val="Heading3"/>
+      </w:pPr>
+      <w:r>
+        <w:t xml:space="preserve">절정·전환 — 감사의 전화들</w:t>
+      </w:r>
+    </w:p>
+    <w:p>
+      <w:pPr>
+        <w:pStyle w:val="FirstParagraph"/>
+      </w:pPr>
+      <w:r>
+        <w:t xml:space="preserve">릴리: 오빠? 그레이스가 한 단어 보냈어.</w:t>
+      </w:r>
+      <w:r>
+        <w:t xml:space="preserve"> </w:t>
+      </w:r>
+      <w:r>
+        <w:t xml:space="preserve">“</w:t>
+      </w:r>
+      <w:r>
+        <w:t xml:space="preserve">승인.</w:t>
+      </w:r>
+      <w:r>
+        <w:t xml:space="preserve">”</w:t>
+      </w:r>
+      <w:r>
+        <w:t xml:space="preserve"> </w:t>
+      </w:r>
+      <w:r>
+        <w:t xml:space="preserve">진짜야?</w:t>
+      </w:r>
+    </w:p>
+    <w:p>
+      <w:pPr>
+        <w:pStyle w:val="BodyText"/>
+      </w:pPr>
+      <w:r>
+        <w:t xml:space="preserve">노아: 진짜야, 릴. 승인. 오늘.</w:t>
+      </w:r>
+    </w:p>
+    <w:p>
+      <w:pPr>
+        <w:pStyle w:val="BodyText"/>
+      </w:pPr>
+      <w:r>
+        <w:t xml:space="preserve">릴리: 그럼 이번엔 내가 타코 살게. 처음으로.</w:t>
+      </w:r>
+    </w:p>
+    <w:p>
+      <w:pPr>
+        <w:pStyle w:val="BodyText"/>
+      </w:pPr>
+      <w:r>
+        <w:t xml:space="preserve">노아: 26달러. 이 회사 첫 장면에서 빚진 거.</w:t>
+      </w:r>
+    </w:p>
+    <w:p>
+      <w:pPr>
+        <w:pStyle w:val="BodyText"/>
+      </w:pPr>
+      <w:r>
+        <w:t xml:space="preserve">릴리: 좋아. 이자까지. 해나네 은행처럼.</w:t>
+      </w:r>
+    </w:p>
+    <w:p>
+      <w:pPr>
+        <w:pStyle w:val="BodyText"/>
+      </w:pPr>
+      <w:r>
+        <w:t xml:space="preserve">캐럴: 노아? 릴리한테 들었어. 진짜야? 서류로?</w:t>
+      </w:r>
+    </w:p>
+    <w:p>
+      <w:pPr>
+        <w:pStyle w:val="BodyText"/>
+      </w:pPr>
+      <w:r>
+        <w:t xml:space="preserve">노아: 서류로요, 엄마. 공식 서한이요. 정부에서 온.</w:t>
+      </w:r>
+    </w:p>
+    <w:p>
+      <w:pPr>
+        <w:pStyle w:val="BodyText"/>
+      </w:pPr>
+      <w:r>
+        <w:t xml:space="preserve">캐럴: 너희 아빠라면 이걸 액자에 넣었을 거야. 다리 사진들 옆에.</w:t>
+      </w:r>
+    </w:p>
+    <w:p>
+      <w:pPr>
+        <w:pStyle w:val="BodyText"/>
+      </w:pPr>
+      <w:r>
+        <w:t xml:space="preserve">노아: 아빠는 끝낼 수 있는 다리를 지었죠. 계속 그 생각을 했어요. 우린 전부를 약속하지 않았어요. 더 작고 정직한 걸 지었고, 우리도 끝까지 해냈어요.</w:t>
+      </w:r>
+    </w:p>
+    <w:p>
+      <w:pPr>
+        <w:pStyle w:val="BodyText"/>
+      </w:pPr>
+      <w:r>
+        <w:t xml:space="preserve">캐럴: 일하는 중에 울리지 마. 나 도서관이야.</w:t>
+      </w:r>
+    </w:p>
+    <w:p>
+      <w:pPr>
+        <w:pStyle w:val="BodyText"/>
+      </w:pPr>
+      <w:r>
+        <w:t xml:space="preserve">마커스: 케빈? 산드라? 둘 다 들어왔네요. 받았어요. 승인.</w:t>
+      </w:r>
+    </w:p>
+    <w:p>
+      <w:pPr>
+        <w:pStyle w:val="BodyText"/>
+      </w:pPr>
+      <w:r>
+        <w:t xml:space="preserve">케빈: 축하해요! 첫 상업 배치는 언제 필요해요?</w:t>
+      </w:r>
+    </w:p>
+    <w:p>
+      <w:pPr>
+        <w:pStyle w:val="BodyText"/>
+      </w:pPr>
+      <w:r>
+        <w:t xml:space="preserve">마커스: 케빈. 5분만이라도 먼저 즐기면 안 돼요?</w:t>
+      </w:r>
+    </w:p>
+    <w:p>
+      <w:pPr>
+        <w:pStyle w:val="BodyText"/>
+      </w:pPr>
+      <w:r>
+        <w:t xml:space="preserve">산드라: 마커스. 저녁 빚졌죠. 피렌체에서.</w:t>
+      </w:r>
+    </w:p>
+    <w:p>
+      <w:pPr>
+        <w:pStyle w:val="BodyText"/>
+      </w:pPr>
+      <w:r>
+        <w:t xml:space="preserve">마커스: 기억해요. 약속은 지켜요. 서면으로.</w:t>
+      </w:r>
+    </w:p>
+    <w:p>
+      <w:pPr>
+        <w:pStyle w:val="BodyText"/>
+      </w:pPr>
+      <w:r>
+        <w:t xml:space="preserve">해나: 노아, 해나 그리어예요. 소식 들었어요. 축하해요.</w:t>
+      </w:r>
+    </w:p>
+    <w:p>
+      <w:pPr>
+        <w:pStyle w:val="BodyText"/>
+      </w:pPr>
+      <w:r>
+        <w:t xml:space="preserve">노아: 감사해요. 은행 3월 기한보다 5개월 빨라요.</w:t>
+      </w:r>
+    </w:p>
+    <w:p>
+      <w:pPr>
+        <w:pStyle w:val="BodyText"/>
+      </w:pPr>
+      <w:r>
+        <w:t xml:space="preserve">해나: 알아요. 승인이 3월 기한보다 훨씬 일찍 나와서 약정은 충족됐고 벌칙도 없어요. 솔직히 이런 기한을 앞당기는 회사는 거의 없어요. 잘했어요.</w:t>
+      </w:r>
+    </w:p>
+    <w:p>
+      <w:pPr>
+        <w:pStyle w:val="BodyText"/>
+      </w:pPr>
+      <w:r>
+        <w:t xml:space="preserve">다이앤: 노아, 다이앤이에요. 승인 서한 읽었어요. 두 번. 깔끔해요.</w:t>
+      </w:r>
+    </w:p>
+    <w:p>
+      <w:pPr>
+        <w:pStyle w:val="BodyText"/>
+      </w:pPr>
+      <w:r>
+        <w:t xml:space="preserve">노아: 깔끔하다는 건 좋다는 거죠?</w:t>
+      </w:r>
+    </w:p>
+    <w:p>
+      <w:pPr>
+        <w:pStyle w:val="BodyText"/>
+      </w:pPr>
+      <w:r>
+        <w:t xml:space="preserve">다이앤: 깔끔하다는 건 놀랄 게 없다는 뜻이에요. 모든 조건이 명확하게 쓰여 있고, 교육 문구가 우리 정책과 일치하고, 나중에 우리를 해칠 만한 숨은 내용이 없어요. 내 세계에선 그게 최고의 단어죠.</w:t>
+      </w:r>
+    </w:p>
+    <w:p>
+      <w:pPr>
+        <w:pStyle w:val="BodyText"/>
+      </w:pPr>
+      <w:r>
+        <w:t xml:space="preserve">엘레나: 레이첼이 문자 보냈어요.</w:t>
+      </w:r>
+      <w:r>
+        <w:t xml:space="preserve"> </w:t>
+      </w:r>
+      <w:r>
+        <w:t xml:space="preserve">“</w:t>
+      </w:r>
+      <w:r>
+        <w:t xml:space="preserve">말했잖아. FDA랑 싸워서. 이겨.</w:t>
+      </w:r>
+      <w:r>
+        <w:t xml:space="preserve">”</w:t>
+      </w:r>
+      <w:r>
+        <w:t xml:space="preserve"> </w:t>
+      </w:r>
+      <w:r>
+        <w:t xml:space="preserve">느낌표 세 개.</w:t>
+      </w:r>
+    </w:p>
+    <w:p>
+      <w:pPr>
+        <w:pStyle w:val="BodyText"/>
+      </w:pPr>
+      <w:r>
+        <w:t xml:space="preserve">프리야: 싸운 게 아니라 답한 거죠.</w:t>
+      </w:r>
+    </w:p>
+    <w:p>
+      <w:pPr>
+        <w:pStyle w:val="BodyText"/>
+      </w:pPr>
+      <w:r>
+        <w:t xml:space="preserve">엘레나: 그렇게 말했어요.</w:t>
+      </w:r>
+      <w:r>
+        <w:t xml:space="preserve"> </w:t>
+      </w:r>
+      <w:r>
+        <w:t xml:space="preserve">“</w:t>
+      </w:r>
+      <w:r>
+        <w:t xml:space="preserve">같은 거야. 매너만 더 좋을 뿐.</w:t>
+      </w:r>
+      <w:r>
+        <w:t xml:space="preserve">”</w:t>
+      </w:r>
+      <w:r>
+        <w:t xml:space="preserve">이래요.</w:t>
+      </w:r>
+    </w:p>
+    <w:p>
+      <w:pPr>
+        <w:pStyle w:val="BodyText"/>
+      </w:pPr>
+      <w:r>
+        <w:t xml:space="preserve">그레이스: 린다 헤이스도 이메일 보냈어요.</w:t>
+      </w:r>
+      <w:r>
+        <w:t xml:space="preserve"> </w:t>
+      </w:r>
+      <w:r>
+        <w:t xml:space="preserve">“</w:t>
+      </w:r>
+      <w:r>
+        <w:t xml:space="preserve">이제 남편한테 말해도 돼요? 남편 말이 맞았네요.</w:t>
+      </w:r>
+      <w:r>
+        <w:t xml:space="preserve">”</w:t>
+      </w:r>
+    </w:p>
+    <w:bookmarkEnd w:id="35"/>
+    <w:bookmarkStart w:id="36" w:name="마무리-오후-6시-파티와-새-얼굴-1"/>
+    <w:p>
+      <w:pPr>
+        <w:pStyle w:val="Heading3"/>
+      </w:pPr>
+      <w:r>
+        <w:t xml:space="preserve">마무리 — 오후 6시, 파티와 새 얼굴</w:t>
+      </w:r>
+    </w:p>
+    <w:p>
+      <w:pPr>
+        <w:pStyle w:val="FirstParagraph"/>
+      </w:pPr>
+      <w:r>
+        <w:t xml:space="preserve">레오: 다들 잔 드세요! 애나가 또 케이크 만들었어요.</w:t>
+      </w:r>
+      <w:r>
+        <w:t xml:space="preserve"> </w:t>
+      </w:r>
+      <w:r>
+        <w:t xml:space="preserve">“</w:t>
+      </w:r>
+      <w:r>
+        <w:t xml:space="preserve">승인</w:t>
+      </w:r>
+      <w:r>
+        <w:t xml:space="preserve">”</w:t>
+      </w:r>
+      <w:r>
+        <w:t xml:space="preserve">이라고 쓰여 있어요.</w:t>
+      </w:r>
+    </w:p>
+    <w:p>
+      <w:pPr>
+        <w:pStyle w:val="BodyText"/>
+      </w:pPr>
+      <w:r>
+        <w:t xml:space="preserve">마커스: 연설! CEO! 연설!</w:t>
+      </w:r>
+    </w:p>
+    <w:p>
+      <w:pPr>
+        <w:pStyle w:val="BodyText"/>
+      </w:pPr>
+      <w:r>
+        <w:t xml:space="preserve">노아: 좋아요. 짧게. 4년 전엔 응급실의 냅킨 한 장. 오늘은 단어 하나하나 확인된 라벨. 지루하고 진실한. 중요한 건 이거예요. 지루하고 진실한 것, 그게 바로 우리가 원했던 거예요.</w:t>
+      </w:r>
+    </w:p>
+    <w:p>
+      <w:pPr>
+        <w:pStyle w:val="BodyText"/>
+      </w:pPr>
+      <w:r>
+        <w:t xml:space="preserve">노아: 고마워요. 한 사람 한 사람 모두. 이제… 팔아야 해요.</w:t>
+      </w:r>
+    </w:p>
+    <w:p>
+      <w:pPr>
+        <w:pStyle w:val="BodyText"/>
+      </w:pPr>
+      <w:r>
+        <w:t xml:space="preserve">프리야: 나왔다. 마케팅 목소리.</w:t>
+      </w:r>
+    </w:p>
+    <w:p>
+      <w:pPr>
+        <w:pStyle w:val="BodyText"/>
+      </w:pPr>
+      <w:r>
+        <w:t xml:space="preserve">조이: 사실 그건 이제 제 일이에요. 안녕하세요, 여러분. 일찍 와서 죄송해요.</w:t>
+      </w:r>
+    </w:p>
+    <w:p>
+      <w:pPr>
+        <w:pStyle w:val="BodyText"/>
+      </w:pPr>
+      <w:r>
+        <w:t xml:space="preserve">노아: 여러분, 이쪽은 조이 휘트먼이에요. 새 마케팅 VP예요. 월요일부터 출근해요.</w:t>
+      </w:r>
+    </w:p>
+    <w:p>
+      <w:pPr>
+        <w:pStyle w:val="BodyText"/>
+      </w:pPr>
+      <w:r>
+        <w:t xml:space="preserve">엘레나: 나흘이나 일찍 왔네요.</w:t>
+      </w:r>
+    </w:p>
+    <w:p>
+      <w:pPr>
+        <w:pStyle w:val="BodyText"/>
+      </w:pPr>
+      <w:r>
+        <w:t xml:space="preserve">조이: 운전하다가 소식 들었어요. 도저히 안 올 수가 없었어요.</w:t>
+      </w:r>
+    </w:p>
+    <w:p>
+      <w:pPr>
+        <w:pStyle w:val="BodyText"/>
+      </w:pPr>
+      <w:r>
+        <w:t xml:space="preserve">그레이스: 환영해요! 케이크 드세요. 승인된 케이크예요.</w:t>
+      </w:r>
+    </w:p>
+    <w:p>
+      <w:pPr>
+        <w:pStyle w:val="BodyText"/>
+      </w:pPr>
+      <w:r>
+        <w:t xml:space="preserve">조이: 고마워요. 오는 길에 라벨 읽었어요. 전부 다.</w:t>
+      </w:r>
+    </w:p>
+    <w:p>
+      <w:pPr>
+        <w:pStyle w:val="BodyText"/>
+      </w:pPr>
+      <w:r>
+        <w:t xml:space="preserve">엘레나: 그래서요?</w:t>
+      </w:r>
+    </w:p>
+    <w:p>
+      <w:pPr>
+        <w:pStyle w:val="BodyText"/>
+      </w:pPr>
+      <w:r>
+        <w:t xml:space="preserve">조이: 아름답게 지루해요. 정직하고, 정확하고, 문장마다 보호돼 있어요. 약속으로 가득한 라벨들을 다뤄 봤는데, 다 나중에 문제가 됐어요. 이 라벨은 제가 쌓아 올릴 진짜 토대를 줘요.</w:t>
+      </w:r>
+    </w:p>
+    <w:p>
+      <w:pPr>
+        <w:pStyle w:val="BodyText"/>
+      </w:pPr>
+      <w:r>
+        <w:t xml:space="preserve">프리야: 그거 칭찬이에요?</w:t>
+      </w:r>
+    </w:p>
+    <w:p>
+      <w:pPr>
+        <w:pStyle w:val="BodyText"/>
+      </w:pPr>
+      <w:r>
+        <w:t xml:space="preserve">조이: 최고의 칭찬이에요. 이제 흥미롭게 만들어 봐요. 라벨 안에서.</w:t>
+      </w:r>
+    </w:p>
+    <w:bookmarkEnd w:id="36"/>
+    <w:bookmarkEnd w:id="37"/>
+    <w:bookmarkEnd w:id="38"/>
     <w:sectPr/>
   </w:body>
 </w:document>
@@ -4157,583 +4104,8 @@
       </w:pPr>
     </w:lvl>
   </w:abstractNum>
-  <w:abstractNum w:abstractNumId="99411">
-    <w:nsid w:val="A99411"/>
-    <w:multiLevelType w:val="multilevel"/>
-    <w:lvl w:ilvl="0">
-      <w:start w:val="1"/>
-      <w:numFmt w:val="decimal"/>
-      <w:lvlText w:val="%1."/>
-      <w:lvlJc w:val="left"/>
-      <w:pPr>
-        <w:ind w:left="720" w:hanging="480"/>
-      </w:pPr>
-    </w:lvl>
-    <w:lvl w:ilvl="1">
-      <w:start w:val="1"/>
-      <w:numFmt w:val="decimal"/>
-      <w:lvlText w:val="%2."/>
-      <w:lvlJc w:val="left"/>
-      <w:pPr>
-        <w:ind w:left="1440" w:hanging="480"/>
-      </w:pPr>
-    </w:lvl>
-    <w:lvl w:ilvl="2">
-      <w:start w:val="1"/>
-      <w:numFmt w:val="decimal"/>
-      <w:lvlText w:val="%3."/>
-      <w:lvlJc w:val="left"/>
-      <w:pPr>
-        <w:ind w:left="2160" w:hanging="480"/>
-      </w:pPr>
-    </w:lvl>
-    <w:lvl w:ilvl="3">
-      <w:start w:val="1"/>
-      <w:numFmt w:val="decimal"/>
-      <w:lvlText w:val="%4."/>
-      <w:lvlJc w:val="left"/>
-      <w:pPr>
-        <w:ind w:left="2880" w:hanging="480"/>
-      </w:pPr>
-    </w:lvl>
-    <w:lvl w:ilvl="4">
-      <w:start w:val="1"/>
-      <w:numFmt w:val="decimal"/>
-      <w:lvlText w:val="%5."/>
-      <w:lvlJc w:val="left"/>
-      <w:pPr>
-        <w:ind w:left="3600" w:hanging="480"/>
-      </w:pPr>
-    </w:lvl>
-    <w:lvl w:ilvl="5">
-      <w:start w:val="1"/>
-      <w:numFmt w:val="decimal"/>
-      <w:lvlText w:val="%6."/>
-      <w:lvlJc w:val="left"/>
-      <w:pPr>
-        <w:ind w:left="4320" w:hanging="480"/>
-      </w:pPr>
-    </w:lvl>
-    <w:lvl w:ilvl="6">
-      <w:start w:val="1"/>
-      <w:numFmt w:val="decimal"/>
-      <w:lvlText w:val="%7."/>
-      <w:lvlJc w:val="left"/>
-      <w:pPr>
-        <w:ind w:left="5040" w:hanging="480"/>
-      </w:pPr>
-    </w:lvl>
-    <w:lvl w:ilvl="7">
-      <w:start w:val="1"/>
-      <w:numFmt w:val="decimal"/>
-      <w:lvlText w:val="%8."/>
-      <w:lvlJc w:val="left"/>
-      <w:pPr>
-        <w:ind w:left="5760" w:hanging="480"/>
-      </w:pPr>
-    </w:lvl>
-    <w:lvl w:ilvl="8">
-      <w:start w:val="1"/>
-      <w:numFmt w:val="decimal"/>
-      <w:lvlText w:val="%9."/>
-      <w:lvlJc w:val="left"/>
-      <w:pPr>
-        <w:ind w:left="6480" w:hanging="480"/>
-      </w:pPr>
-    </w:lvl>
-  </w:abstractNum>
-  <w:abstractNum w:abstractNumId="994116">
-    <w:nsid w:val="A994116"/>
-    <w:multiLevelType w:val="multilevel"/>
-    <w:lvl w:ilvl="0">
-      <w:start w:val="16"/>
-      <w:numFmt w:val="decimal"/>
-      <w:lvlText w:val="%1."/>
-      <w:lvlJc w:val="left"/>
-      <w:pPr>
-        <w:ind w:left="720" w:hanging="480"/>
-      </w:pPr>
-    </w:lvl>
-    <w:lvl w:ilvl="1">
-      <w:start w:val="16"/>
-      <w:numFmt w:val="decimal"/>
-      <w:lvlText w:val="%2."/>
-      <w:lvlJc w:val="left"/>
-      <w:pPr>
-        <w:ind w:left="1440" w:hanging="480"/>
-      </w:pPr>
-    </w:lvl>
-    <w:lvl w:ilvl="2">
-      <w:start w:val="16"/>
-      <w:numFmt w:val="decimal"/>
-      <w:lvlText w:val="%3."/>
-      <w:lvlJc w:val="left"/>
-      <w:pPr>
-        <w:ind w:left="2160" w:hanging="480"/>
-      </w:pPr>
-    </w:lvl>
-    <w:lvl w:ilvl="3">
-      <w:start w:val="16"/>
-      <w:numFmt w:val="decimal"/>
-      <w:lvlText w:val="%4."/>
-      <w:lvlJc w:val="left"/>
-      <w:pPr>
-        <w:ind w:left="2880" w:hanging="480"/>
-      </w:pPr>
-    </w:lvl>
-    <w:lvl w:ilvl="4">
-      <w:start w:val="16"/>
-      <w:numFmt w:val="decimal"/>
-      <w:lvlText w:val="%5."/>
-      <w:lvlJc w:val="left"/>
-      <w:pPr>
-        <w:ind w:left="3600" w:hanging="480"/>
-      </w:pPr>
-    </w:lvl>
-    <w:lvl w:ilvl="5">
-      <w:start w:val="16"/>
-      <w:numFmt w:val="decimal"/>
-      <w:lvlText w:val="%6."/>
-      <w:lvlJc w:val="left"/>
-      <w:pPr>
-        <w:ind w:left="4320" w:hanging="480"/>
-      </w:pPr>
-    </w:lvl>
-    <w:lvl w:ilvl="6">
-      <w:start w:val="16"/>
-      <w:numFmt w:val="decimal"/>
-      <w:lvlText w:val="%7."/>
-      <w:lvlJc w:val="left"/>
-      <w:pPr>
-        <w:ind w:left="5040" w:hanging="480"/>
-      </w:pPr>
-    </w:lvl>
-    <w:lvl w:ilvl="7">
-      <w:start w:val="16"/>
-      <w:numFmt w:val="decimal"/>
-      <w:lvlText w:val="%8."/>
-      <w:lvlJc w:val="left"/>
-      <w:pPr>
-        <w:ind w:left="5760" w:hanging="480"/>
-      </w:pPr>
-    </w:lvl>
-    <w:lvl w:ilvl="8">
-      <w:start w:val="16"/>
-      <w:numFmt w:val="decimal"/>
-      <w:lvlText w:val="%9."/>
-      <w:lvlJc w:val="left"/>
-      <w:pPr>
-        <w:ind w:left="6480" w:hanging="480"/>
-      </w:pPr>
-    </w:lvl>
-  </w:abstractNum>
-  <w:abstractNum w:abstractNumId="994151">
-    <w:nsid w:val="A994151"/>
-    <w:multiLevelType w:val="multilevel"/>
-    <w:lvl w:ilvl="0">
-      <w:start w:val="51"/>
-      <w:numFmt w:val="decimal"/>
-      <w:lvlText w:val="%1."/>
-      <w:lvlJc w:val="left"/>
-      <w:pPr>
-        <w:ind w:left="720" w:hanging="480"/>
-      </w:pPr>
-    </w:lvl>
-    <w:lvl w:ilvl="1">
-      <w:start w:val="51"/>
-      <w:numFmt w:val="decimal"/>
-      <w:lvlText w:val="%2."/>
-      <w:lvlJc w:val="left"/>
-      <w:pPr>
-        <w:ind w:left="1440" w:hanging="480"/>
-      </w:pPr>
-    </w:lvl>
-    <w:lvl w:ilvl="2">
-      <w:start w:val="51"/>
-      <w:numFmt w:val="decimal"/>
-      <w:lvlText w:val="%3."/>
-      <w:lvlJc w:val="left"/>
-      <w:pPr>
-        <w:ind w:left="2160" w:hanging="480"/>
-      </w:pPr>
-    </w:lvl>
-    <w:lvl w:ilvl="3">
-      <w:start w:val="51"/>
-      <w:numFmt w:val="decimal"/>
-      <w:lvlText w:val="%4."/>
-      <w:lvlJc w:val="left"/>
-      <w:pPr>
-        <w:ind w:left="2880" w:hanging="480"/>
-      </w:pPr>
-    </w:lvl>
-    <w:lvl w:ilvl="4">
-      <w:start w:val="51"/>
-      <w:numFmt w:val="decimal"/>
-      <w:lvlText w:val="%5."/>
-      <w:lvlJc w:val="left"/>
-      <w:pPr>
-        <w:ind w:left="3600" w:hanging="480"/>
-      </w:pPr>
-    </w:lvl>
-    <w:lvl w:ilvl="5">
-      <w:start w:val="51"/>
-      <w:numFmt w:val="decimal"/>
-      <w:lvlText w:val="%6."/>
-      <w:lvlJc w:val="left"/>
-      <w:pPr>
-        <w:ind w:left="4320" w:hanging="480"/>
-      </w:pPr>
-    </w:lvl>
-    <w:lvl w:ilvl="6">
-      <w:start w:val="51"/>
-      <w:numFmt w:val="decimal"/>
-      <w:lvlText w:val="%7."/>
-      <w:lvlJc w:val="left"/>
-      <w:pPr>
-        <w:ind w:left="5040" w:hanging="480"/>
-      </w:pPr>
-    </w:lvl>
-    <w:lvl w:ilvl="7">
-      <w:start w:val="51"/>
-      <w:numFmt w:val="decimal"/>
-      <w:lvlText w:val="%8."/>
-      <w:lvlJc w:val="left"/>
-      <w:pPr>
-        <w:ind w:left="5760" w:hanging="480"/>
-      </w:pPr>
-    </w:lvl>
-    <w:lvl w:ilvl="8">
-      <w:start w:val="51"/>
-      <w:numFmt w:val="decimal"/>
-      <w:lvlText w:val="%9."/>
-      <w:lvlJc w:val="left"/>
-      <w:pPr>
-        <w:ind w:left="6480" w:hanging="480"/>
-      </w:pPr>
-    </w:lvl>
-  </w:abstractNum>
-  <w:abstractNum w:abstractNumId="994181">
-    <w:nsid w:val="A994181"/>
-    <w:multiLevelType w:val="multilevel"/>
-    <w:lvl w:ilvl="0">
-      <w:start w:val="81"/>
-      <w:numFmt w:val="decimal"/>
-      <w:lvlText w:val="%1."/>
-      <w:lvlJc w:val="left"/>
-      <w:pPr>
-        <w:ind w:left="720" w:hanging="480"/>
-      </w:pPr>
-    </w:lvl>
-    <w:lvl w:ilvl="1">
-      <w:start w:val="81"/>
-      <w:numFmt w:val="decimal"/>
-      <w:lvlText w:val="%2."/>
-      <w:lvlJc w:val="left"/>
-      <w:pPr>
-        <w:ind w:left="1440" w:hanging="480"/>
-      </w:pPr>
-    </w:lvl>
-    <w:lvl w:ilvl="2">
-      <w:start w:val="81"/>
-      <w:numFmt w:val="decimal"/>
-      <w:lvlText w:val="%3."/>
-      <w:lvlJc w:val="left"/>
-      <w:pPr>
-        <w:ind w:left="2160" w:hanging="480"/>
-      </w:pPr>
-    </w:lvl>
-    <w:lvl w:ilvl="3">
-      <w:start w:val="81"/>
-      <w:numFmt w:val="decimal"/>
-      <w:lvlText w:val="%4."/>
-      <w:lvlJc w:val="left"/>
-      <w:pPr>
-        <w:ind w:left="2880" w:hanging="480"/>
-      </w:pPr>
-    </w:lvl>
-    <w:lvl w:ilvl="4">
-      <w:start w:val="81"/>
-      <w:numFmt w:val="decimal"/>
-      <w:lvlText w:val="%5."/>
-      <w:lvlJc w:val="left"/>
-      <w:pPr>
-        <w:ind w:left="3600" w:hanging="480"/>
-      </w:pPr>
-    </w:lvl>
-    <w:lvl w:ilvl="5">
-      <w:start w:val="81"/>
-      <w:numFmt w:val="decimal"/>
-      <w:lvlText w:val="%6."/>
-      <w:lvlJc w:val="left"/>
-      <w:pPr>
-        <w:ind w:left="4320" w:hanging="480"/>
-      </w:pPr>
-    </w:lvl>
-    <w:lvl w:ilvl="6">
-      <w:start w:val="81"/>
-      <w:numFmt w:val="decimal"/>
-      <w:lvlText w:val="%7."/>
-      <w:lvlJc w:val="left"/>
-      <w:pPr>
-        <w:ind w:left="5040" w:hanging="480"/>
-      </w:pPr>
-    </w:lvl>
-    <w:lvl w:ilvl="7">
-      <w:start w:val="81"/>
-      <w:numFmt w:val="decimal"/>
-      <w:lvlText w:val="%8."/>
-      <w:lvlJc w:val="left"/>
-      <w:pPr>
-        <w:ind w:left="5760" w:hanging="480"/>
-      </w:pPr>
-    </w:lvl>
-    <w:lvl w:ilvl="8">
-      <w:start w:val="81"/>
-      <w:numFmt w:val="decimal"/>
-      <w:lvlText w:val="%9."/>
-      <w:lvlJc w:val="left"/>
-      <w:pPr>
-        <w:ind w:left="6480" w:hanging="480"/>
-      </w:pPr>
-    </w:lvl>
-  </w:abstractNum>
-  <w:abstractNum w:abstractNumId="9941106">
-    <w:nsid w:val="A9941106"/>
-    <w:multiLevelType w:val="multilevel"/>
-    <w:lvl w:ilvl="0">
-      <w:start w:val="106"/>
-      <w:numFmt w:val="decimal"/>
-      <w:lvlText w:val="%1."/>
-      <w:lvlJc w:val="left"/>
-      <w:pPr>
-        <w:ind w:left="720" w:hanging="480"/>
-      </w:pPr>
-    </w:lvl>
-    <w:lvl w:ilvl="1">
-      <w:start w:val="106"/>
-      <w:numFmt w:val="decimal"/>
-      <w:lvlText w:val="%2."/>
-      <w:lvlJc w:val="left"/>
-      <w:pPr>
-        <w:ind w:left="1440" w:hanging="480"/>
-      </w:pPr>
-    </w:lvl>
-    <w:lvl w:ilvl="2">
-      <w:start w:val="106"/>
-      <w:numFmt w:val="decimal"/>
-      <w:lvlText w:val="%3."/>
-      <w:lvlJc w:val="left"/>
-      <w:pPr>
-        <w:ind w:left="2160" w:hanging="480"/>
-      </w:pPr>
-    </w:lvl>
-    <w:lvl w:ilvl="3">
-      <w:start w:val="106"/>
-      <w:numFmt w:val="decimal"/>
-      <w:lvlText w:val="%4."/>
-      <w:lvlJc w:val="left"/>
-      <w:pPr>
-        <w:ind w:left="2880" w:hanging="480"/>
-      </w:pPr>
-    </w:lvl>
-    <w:lvl w:ilvl="4">
-      <w:start w:val="106"/>
-      <w:numFmt w:val="decimal"/>
-      <w:lvlText w:val="%5."/>
-      <w:lvlJc w:val="left"/>
-      <w:pPr>
-        <w:ind w:left="3600" w:hanging="480"/>
-      </w:pPr>
-    </w:lvl>
-    <w:lvl w:ilvl="5">
-      <w:start w:val="106"/>
-      <w:numFmt w:val="decimal"/>
-      <w:lvlText w:val="%6."/>
-      <w:lvlJc w:val="left"/>
-      <w:pPr>
-        <w:ind w:left="4320" w:hanging="480"/>
-      </w:pPr>
-    </w:lvl>
-    <w:lvl w:ilvl="6">
-      <w:start w:val="106"/>
-      <w:numFmt w:val="decimal"/>
-      <w:lvlText w:val="%7."/>
-      <w:lvlJc w:val="left"/>
-      <w:pPr>
-        <w:ind w:left="5040" w:hanging="480"/>
-      </w:pPr>
-    </w:lvl>
-    <w:lvl w:ilvl="7">
-      <w:start w:val="106"/>
-      <w:numFmt w:val="decimal"/>
-      <w:lvlText w:val="%8."/>
-      <w:lvlJc w:val="left"/>
-      <w:pPr>
-        <w:ind w:left="5760" w:hanging="480"/>
-      </w:pPr>
-    </w:lvl>
-    <w:lvl w:ilvl="8">
-      <w:start w:val="106"/>
-      <w:numFmt w:val="decimal"/>
-      <w:lvlText w:val="%9."/>
-      <w:lvlJc w:val="left"/>
-      <w:pPr>
-        <w:ind w:left="6480" w:hanging="480"/>
-      </w:pPr>
-    </w:lvl>
-  </w:abstractNum>
   <w:num w:numId="1000">
     <w:abstractNumId w:val="990"/>
-  </w:num>
-  <w:num w:numId="1001">
-    <w:abstractNumId w:val="99411"/>
-    <w:lvlOverride w:ilvl="0">
-      <w:startOverride w:val="1"/>
-    </w:lvlOverride>
-    <w:lvlOverride w:ilvl="1">
-      <w:startOverride w:val="1"/>
-    </w:lvlOverride>
-    <w:lvlOverride w:ilvl="2">
-      <w:startOverride w:val="1"/>
-    </w:lvlOverride>
-    <w:lvlOverride w:ilvl="3">
-      <w:startOverride w:val="1"/>
-    </w:lvlOverride>
-    <w:lvlOverride w:ilvl="4">
-      <w:startOverride w:val="1"/>
-    </w:lvlOverride>
-    <w:lvlOverride w:ilvl="5">
-      <w:startOverride w:val="1"/>
-    </w:lvlOverride>
-    <w:lvlOverride w:ilvl="6">
-      <w:startOverride w:val="1"/>
-    </w:lvlOverride>
-    <w:lvlOverride w:ilvl="7">
-      <w:startOverride w:val="1"/>
-    </w:lvlOverride>
-    <w:lvlOverride w:ilvl="8">
-      <w:startOverride w:val="1"/>
-    </w:lvlOverride>
-  </w:num>
-  <w:num w:numId="1002">
-    <w:abstractNumId w:val="994116"/>
-    <w:lvlOverride w:ilvl="0">
-      <w:startOverride w:val="16"/>
-    </w:lvlOverride>
-    <w:lvlOverride w:ilvl="1">
-      <w:startOverride w:val="16"/>
-    </w:lvlOverride>
-    <w:lvlOverride w:ilvl="2">
-      <w:startOverride w:val="16"/>
-    </w:lvlOverride>
-    <w:lvlOverride w:ilvl="3">
-      <w:startOverride w:val="16"/>
-    </w:lvlOverride>
-    <w:lvlOverride w:ilvl="4">
-      <w:startOverride w:val="16"/>
-    </w:lvlOverride>
-    <w:lvlOverride w:ilvl="5">
-      <w:startOverride w:val="16"/>
-    </w:lvlOverride>
-    <w:lvlOverride w:ilvl="6">
-      <w:startOverride w:val="16"/>
-    </w:lvlOverride>
-    <w:lvlOverride w:ilvl="7">
-      <w:startOverride w:val="16"/>
-    </w:lvlOverride>
-    <w:lvlOverride w:ilvl="8">
-      <w:startOverride w:val="16"/>
-    </w:lvlOverride>
-  </w:num>
-  <w:num w:numId="1003">
-    <w:abstractNumId w:val="994151"/>
-    <w:lvlOverride w:ilvl="0">
-      <w:startOverride w:val="51"/>
-    </w:lvlOverride>
-    <w:lvlOverride w:ilvl="1">
-      <w:startOverride w:val="51"/>
-    </w:lvlOverride>
-    <w:lvlOverride w:ilvl="2">
-      <w:startOverride w:val="51"/>
-    </w:lvlOverride>
-    <w:lvlOverride w:ilvl="3">
-      <w:startOverride w:val="51"/>
-    </w:lvlOverride>
-    <w:lvlOverride w:ilvl="4">
-      <w:startOverride w:val="51"/>
-    </w:lvlOverride>
-    <w:lvlOverride w:ilvl="5">
-      <w:startOverride w:val="51"/>
-    </w:lvlOverride>
-    <w:lvlOverride w:ilvl="6">
-      <w:startOverride w:val="51"/>
-    </w:lvlOverride>
-    <w:lvlOverride w:ilvl="7">
-      <w:startOverride w:val="51"/>
-    </w:lvlOverride>
-    <w:lvlOverride w:ilvl="8">
-      <w:startOverride w:val="51"/>
-    </w:lvlOverride>
-  </w:num>
-  <w:num w:numId="1004">
-    <w:abstractNumId w:val="994181"/>
-    <w:lvlOverride w:ilvl="0">
-      <w:startOverride w:val="81"/>
-    </w:lvlOverride>
-    <w:lvlOverride w:ilvl="1">
-      <w:startOverride w:val="81"/>
-    </w:lvlOverride>
-    <w:lvlOverride w:ilvl="2">
-      <w:startOverride w:val="81"/>
-    </w:lvlOverride>
-    <w:lvlOverride w:ilvl="3">
-      <w:startOverride w:val="81"/>
-    </w:lvlOverride>
-    <w:lvlOverride w:ilvl="4">
-      <w:startOverride w:val="81"/>
-    </w:lvlOverride>
-    <w:lvlOverride w:ilvl="5">
-      <w:startOverride w:val="81"/>
-    </w:lvlOverride>
-    <w:lvlOverride w:ilvl="6">
-      <w:startOverride w:val="81"/>
-    </w:lvlOverride>
-    <w:lvlOverride w:ilvl="7">
-      <w:startOverride w:val="81"/>
-    </w:lvlOverride>
-    <w:lvlOverride w:ilvl="8">
-      <w:startOverride w:val="81"/>
-    </w:lvlOverride>
-  </w:num>
-  <w:num w:numId="1005">
-    <w:abstractNumId w:val="9941106"/>
-    <w:lvlOverride w:ilvl="0">
-      <w:startOverride w:val="106"/>
-    </w:lvlOverride>
-    <w:lvlOverride w:ilvl="1">
-      <w:startOverride w:val="106"/>
-    </w:lvlOverride>
-    <w:lvlOverride w:ilvl="2">
-      <w:startOverride w:val="106"/>
-    </w:lvlOverride>
-    <w:lvlOverride w:ilvl="3">
-      <w:startOverride w:val="106"/>
-    </w:lvlOverride>
-    <w:lvlOverride w:ilvl="4">
-      <w:startOverride w:val="106"/>
-    </w:lvlOverride>
-    <w:lvlOverride w:ilvl="5">
-      <w:startOverride w:val="106"/>
-    </w:lvlOverride>
-    <w:lvlOverride w:ilvl="6">
-      <w:startOverride w:val="106"/>
-    </w:lvlOverride>
-    <w:lvlOverride w:ilvl="7">
-      <w:startOverride w:val="106"/>
-    </w:lvlOverride>
-    <w:lvlOverride w:ilvl="8">
-      <w:startOverride w:val="106"/>
-    </w:lvlOverride>
   </w:num>
 </w:numbering>
 </file>
